--- a/朵朵/6年级/记录/英语/错题集/Word/L003-英语错题订正本.docx
+++ b/朵朵/6年级/记录/英语/错题集/Word/L003-英语错题订正本.docx
@@ -4,1298 +4,4751 @@
   <w:body>
     <w:p>
       <w:pPr>
-        <w:spacing w:after="80"/>
+        <w:keepNext/>
+        <w:keepLines/>
+        <w:widowControl/>
+        <w:spacing w:before="0" w:after="40" w:line="264" w:lineRule="auto"/>
         <w:jc w:val="center"/>
       </w:pPr>
       <w:r>
         <w:rPr>
-          <w:rFonts w:ascii="等线" w:hAnsi="等线"/>
+          <w:rFonts w:ascii="Times New Roman" w:hAnsi="Times New Roman" w:eastAsia="宋体"/>
           <w:b/>
-          <w:sz w:val="32"/>
-        </w:rPr>
-        <w:t>朵朵英语错题订正本｜L003</w:t>
+          <w:color w:val="000000"/>
+          <w:sz w:val="26"/>
+          <w:u w:val="none"/>
+        </w:rPr>
+        <w:t>六年级第一学期英语练习 L003</w:t>
       </w:r>
     </w:p>
     <w:p>
       <w:pPr>
-        <w:spacing w:after="80"/>
-      </w:pPr>
-      <w:r>
-        <w:rPr>
-          <w:rFonts w:ascii="等线" w:hAnsi="等线"/>
-          <w:sz w:val="21"/>
-        </w:rPr>
-        <w:t>记录对象：朵朵</w:t>
+        <w:keepNext/>
+        <w:keepLines/>
+        <w:widowControl/>
+        <w:spacing w:before="0" w:after="100" w:line="264" w:lineRule="auto"/>
+        <w:jc w:val="center"/>
+      </w:pPr>
+      <w:r>
+        <w:rPr>
+          <w:rFonts w:ascii="Times New Roman" w:hAnsi="Times New Roman" w:eastAsia="宋体"/>
+          <w:b w:val="0"/>
+          <w:color w:val="000000"/>
+          <w:sz w:val="22"/>
+          <w:u w:val="none"/>
+        </w:rPr>
+        <w:t>错题订正与复习</w:t>
       </w:r>
     </w:p>
     <w:p>
       <w:pPr>
-        <w:spacing w:after="80"/>
-      </w:pPr>
-      <w:r>
-        <w:rPr>
-          <w:rFonts w:ascii="等线" w:hAnsi="等线"/>
-          <w:sz w:val="21"/>
-        </w:rPr>
-        <w:t>使用说明：每题保留原题和原作答，请在“订正”和“心得”处完成书写。</w:t>
+        <w:keepNext/>
+        <w:keepLines/>
+        <w:widowControl/>
+        <w:spacing w:before="100" w:after="40" w:line="264" w:lineRule="auto"/>
+      </w:pPr>
+      <w:r>
+        <w:rPr>
+          <w:rFonts w:ascii="Times New Roman" w:hAnsi="Times New Roman" w:eastAsia="宋体"/>
+          <w:b/>
+          <w:color w:val="000000"/>
+          <w:sz w:val="24"/>
+          <w:u w:val="none"/>
+        </w:rPr>
+        <w:t>基础练习</w:t>
       </w:r>
     </w:p>
     <w:p>
       <w:pPr>
-        <w:spacing w:after="80"/>
-      </w:pPr>
+        <w:keepNext/>
+        <w:keepLines/>
+        <w:widowControl/>
+        <w:spacing w:before="80" w:after="80" w:line="264" w:lineRule="auto"/>
+      </w:pPr>
+      <w:r>
+        <w:rPr>
+          <w:rFonts w:ascii="Times New Roman" w:hAnsi="Times New Roman" w:eastAsia="宋体"/>
+          <w:b/>
+          <w:color w:val="000000"/>
+          <w:sz w:val="22"/>
+          <w:u w:val="none"/>
+        </w:rPr>
+        <w:t>一、读一读，根据句意填空完成句子。</w:t>
+      </w:r>
     </w:p>
     <w:p>
       <w:pPr>
         <w:keepNext/>
-        <w:spacing w:after="80"/>
-      </w:pPr>
-      <w:r>
-        <w:rPr>
-          <w:rFonts w:ascii="等线" w:hAnsi="等线"/>
+        <w:keepLines/>
+        <w:widowControl/>
+        <w:spacing w:before="0" w:after="60" w:line="264" w:lineRule="auto"/>
+      </w:pPr>
+      <w:r>
+        <w:rPr>
+          <w:rFonts w:ascii="Times New Roman" w:hAnsi="Times New Roman" w:eastAsia="宋体"/>
           <w:b/>
-          <w:sz w:val="24"/>
-        </w:rPr>
-        <w:t>第1题</w:t>
+          <w:color w:val="000000"/>
+          <w:sz w:val="21"/>
+          <w:u w:val="none"/>
+        </w:rPr>
+        <w:t>Read and write.</w:t>
       </w:r>
     </w:p>
     <w:p>
       <w:pPr>
         <w:keepNext/>
-        <w:spacing w:after="80"/>
-      </w:pPr>
-      <w:r>
-        <w:rPr>
-          <w:rFonts w:ascii="等线" w:hAnsi="等线"/>
+        <w:keepLines/>
+        <w:widowControl/>
+        <w:spacing w:before="0" w:after="40" w:line="264" w:lineRule="auto"/>
+      </w:pPr>
+      <w:r>
+        <w:rPr>
+          <w:rFonts w:ascii="Times New Roman" w:hAnsi="Times New Roman" w:eastAsia="宋体"/>
+          <w:b/>
+          <w:color w:val="000000"/>
           <w:sz w:val="21"/>
-        </w:rPr>
-        <w:t>2. Are you ＿＿＿＿＿＿ on Sunday? Shall we have a picnic in the park?</w:t>
+          <w:u w:val="none"/>
+        </w:rPr>
+        <w:t>2.</w:t>
+      </w:r>
+      <w:r>
+        <w:rPr>
+          <w:rFonts w:ascii="Times New Roman" w:hAnsi="Times New Roman" w:eastAsia="宋体"/>
+          <w:b w:val="0"/>
+          <w:color w:val="000000"/>
+          <w:sz w:val="21"/>
+          <w:u w:val="none"/>
+        </w:rPr>
+        <w:t xml:space="preserve"> Are you ________ on Sunday? Shall we have a picnic in the park?</w:t>
       </w:r>
     </w:p>
     <w:p>
       <w:pPr>
-        <w:spacing w:after="80"/>
-      </w:pPr>
-      <w:r>
-        <w:rPr>
-          <w:rFonts w:ascii="等线" w:hAnsi="等线"/>
-          <w:sz w:val="21"/>
-        </w:rPr>
-        <w:t>朵朵原答案：full</w:t>
+        <w:keepNext/>
+        <w:keepLines/>
+        <w:widowControl/>
+        <w:spacing w:before="0" w:after="20" w:line="264" w:lineRule="auto"/>
+      </w:pPr>
+      <w:r>
+        <w:rPr>
+          <w:rFonts w:ascii="Times New Roman" w:hAnsi="Times New Roman" w:eastAsia="宋体"/>
+          <w:b/>
+          <w:color w:val="000000"/>
+          <w:sz w:val="20"/>
+          <w:u w:val="none"/>
+        </w:rPr>
+        <w:t>朵朵原答案：</w:t>
+      </w:r>
+      <w:r>
+        <w:rPr>
+          <w:rFonts w:ascii="Times New Roman" w:hAnsi="Times New Roman" w:eastAsia="宋体"/>
+          <w:b w:val="0"/>
+          <w:color w:val="000000"/>
+          <w:sz w:val="20"/>
+          <w:u w:val="none"/>
+        </w:rPr>
+        <w:t xml:space="preserve"> full</w:t>
       </w:r>
     </w:p>
     <w:p>
       <w:pPr>
-        <w:spacing w:after="80"/>
-      </w:pPr>
-      <w:r>
-        <w:rPr>
-          <w:rFonts w:ascii="等线" w:hAnsi="等线"/>
-          <w:sz w:val="21"/>
-        </w:rPr>
-        <w:t>订正：____________________________________________________________</w:t>
+        <w:keepNext/>
+        <w:keepLines/>
+        <w:widowControl/>
+        <w:tabs>
+          <w:tab w:pos="7200" w:val="left"/>
+        </w:tabs>
+        <w:spacing w:before="0" w:after="20" w:line="380" w:lineRule="exact"/>
+      </w:pPr>
+      <w:r>
+        <w:rPr>
+          <w:rFonts w:ascii="Times New Roman" w:hAnsi="Times New Roman" w:eastAsia="宋体"/>
+          <w:b w:val="0"/>
+          <w:color w:val="000000"/>
+          <w:sz w:val="20"/>
+          <w:u w:val="none"/>
+        </w:rPr>
+        <w:t>订正：</w:t>
+      </w:r>
+      <w:r>
+        <w:rPr>
+          <w:rFonts w:ascii="Times New Roman" w:hAnsi="Times New Roman" w:eastAsia="宋体"/>
+          <w:b w:val="0"/>
+          <w:color w:val="000000"/>
+          <w:sz w:val="20"/>
+          <w:u w:val="single"/>
+        </w:rPr>
+        <w:tab/>
       </w:r>
     </w:p>
     <w:p>
       <w:pPr>
-        <w:spacing w:after="80"/>
-      </w:pPr>
-      <w:r>
-        <w:rPr>
-          <w:rFonts w:ascii="等线" w:hAnsi="等线"/>
-          <w:sz w:val="21"/>
-        </w:rPr>
-        <w:t>心得：____________________________________________________________</w:t>
+        <w:keepNext w:val="0"/>
+        <w:keepLines/>
+        <w:widowControl/>
+        <w:tabs>
+          <w:tab w:pos="7200" w:val="left"/>
+        </w:tabs>
+        <w:spacing w:before="0" w:after="80" w:line="380" w:lineRule="exact"/>
+      </w:pPr>
+      <w:r>
+        <w:rPr>
+          <w:rFonts w:ascii="Times New Roman" w:hAnsi="Times New Roman" w:eastAsia="宋体"/>
+          <w:b w:val="0"/>
+          <w:color w:val="000000"/>
+          <w:sz w:val="20"/>
+          <w:u w:val="none"/>
+        </w:rPr>
+        <w:t>心得：</w:t>
+      </w:r>
+      <w:r>
+        <w:rPr>
+          <w:rFonts w:ascii="Times New Roman" w:hAnsi="Times New Roman" w:eastAsia="宋体"/>
+          <w:b w:val="0"/>
+          <w:color w:val="000000"/>
+          <w:sz w:val="20"/>
+          <w:u w:val="single"/>
+        </w:rPr>
+        <w:tab/>
       </w:r>
     </w:p>
     <w:p>
       <w:pPr>
-        <w:spacing w:after="80"/>
-      </w:pPr>
-      <w:r>
-        <w:rPr>
-          <w:rFonts w:ascii="等线" w:hAnsi="等线"/>
+        <w:keepNext/>
+        <w:keepLines/>
+        <w:widowControl/>
+        <w:spacing w:before="0" w:after="40" w:line="264" w:lineRule="auto"/>
+      </w:pPr>
+      <w:r>
+        <w:rPr>
+          <w:rFonts w:ascii="Times New Roman" w:hAnsi="Times New Roman" w:eastAsia="宋体"/>
+          <w:b/>
+          <w:color w:val="000000"/>
           <w:sz w:val="21"/>
-        </w:rPr>
-        <w:t>____________________________________________________________</w:t>
+          <w:u w:val="none"/>
+        </w:rPr>
+        <w:t>3.</w:t>
+      </w:r>
+      <w:r>
+        <w:rPr>
+          <w:rFonts w:ascii="Times New Roman" w:hAnsi="Times New Roman" w:eastAsia="宋体"/>
+          <w:b w:val="0"/>
+          <w:color w:val="000000"/>
+          <w:sz w:val="21"/>
+          <w:u w:val="none"/>
+        </w:rPr>
+        <w:t xml:space="preserve"> We must ________ for the green light to go.</w:t>
       </w:r>
     </w:p>
     <w:p>
       <w:pPr>
-        <w:spacing w:after="80"/>
-      </w:pPr>
+        <w:keepNext/>
+        <w:keepLines/>
+        <w:widowControl/>
+        <w:spacing w:before="0" w:after="20" w:line="264" w:lineRule="auto"/>
+      </w:pPr>
+      <w:r>
+        <w:rPr>
+          <w:rFonts w:ascii="Times New Roman" w:hAnsi="Times New Roman" w:eastAsia="宋体"/>
+          <w:b/>
+          <w:color w:val="000000"/>
+          <w:sz w:val="20"/>
+          <w:u w:val="none"/>
+        </w:rPr>
+        <w:t>朵朵原答案：</w:t>
+      </w:r>
+      <w:r>
+        <w:rPr>
+          <w:rFonts w:ascii="Times New Roman" w:hAnsi="Times New Roman" w:eastAsia="宋体"/>
+          <w:b w:val="0"/>
+          <w:color w:val="000000"/>
+          <w:sz w:val="20"/>
+          <w:u w:val="none"/>
+        </w:rPr>
+        <w:t xml:space="preserve"> work</w:t>
+      </w:r>
     </w:p>
     <w:p>
       <w:pPr>
         <w:keepNext/>
-        <w:spacing w:after="80"/>
-      </w:pPr>
-      <w:r>
-        <w:rPr>
-          <w:rFonts w:ascii="等线" w:hAnsi="等线"/>
-          <w:b/>
-          <w:sz w:val="24"/>
-        </w:rPr>
-        <w:t>第2题</w:t>
+        <w:keepLines/>
+        <w:widowControl/>
+        <w:tabs>
+          <w:tab w:pos="7200" w:val="left"/>
+        </w:tabs>
+        <w:spacing w:before="0" w:after="20" w:line="380" w:lineRule="exact"/>
+      </w:pPr>
+      <w:r>
+        <w:rPr>
+          <w:rFonts w:ascii="Times New Roman" w:hAnsi="Times New Roman" w:eastAsia="宋体"/>
+          <w:b w:val="0"/>
+          <w:color w:val="000000"/>
+          <w:sz w:val="20"/>
+          <w:u w:val="none"/>
+        </w:rPr>
+        <w:t>订正：</w:t>
+      </w:r>
+      <w:r>
+        <w:rPr>
+          <w:rFonts w:ascii="Times New Roman" w:hAnsi="Times New Roman" w:eastAsia="宋体"/>
+          <w:b w:val="0"/>
+          <w:color w:val="000000"/>
+          <w:sz w:val="20"/>
+          <w:u w:val="single"/>
+        </w:rPr>
+        <w:tab/>
       </w:r>
     </w:p>
     <w:p>
       <w:pPr>
-        <w:keepNext/>
-        <w:spacing w:after="80"/>
-      </w:pPr>
-      <w:r>
-        <w:rPr>
-          <w:rFonts w:ascii="等线" w:hAnsi="等线"/>
-          <w:sz w:val="21"/>
-        </w:rPr>
-        <w:t>3. We must ＿＿＿＿＿＿ for the green light to go.</w:t>
+        <w:keepNext w:val="0"/>
+        <w:keepLines/>
+        <w:widowControl/>
+        <w:tabs>
+          <w:tab w:pos="7200" w:val="left"/>
+        </w:tabs>
+        <w:spacing w:before="0" w:after="80" w:line="380" w:lineRule="exact"/>
+      </w:pPr>
+      <w:r>
+        <w:rPr>
+          <w:rFonts w:ascii="Times New Roman" w:hAnsi="Times New Roman" w:eastAsia="宋体"/>
+          <w:b w:val="0"/>
+          <w:color w:val="000000"/>
+          <w:sz w:val="20"/>
+          <w:u w:val="none"/>
+        </w:rPr>
+        <w:t>心得：</w:t>
+      </w:r>
+      <w:r>
+        <w:rPr>
+          <w:rFonts w:ascii="Times New Roman" w:hAnsi="Times New Roman" w:eastAsia="宋体"/>
+          <w:b w:val="0"/>
+          <w:color w:val="000000"/>
+          <w:sz w:val="20"/>
+          <w:u w:val="single"/>
+        </w:rPr>
+        <w:tab/>
       </w:r>
     </w:p>
     <w:p>
       <w:pPr>
-        <w:spacing w:after="80"/>
-      </w:pPr>
-      <w:r>
-        <w:rPr>
-          <w:rFonts w:ascii="等线" w:hAnsi="等线"/>
-          <w:sz w:val="21"/>
-        </w:rPr>
-        <w:t>朵朵原答案：work</w:t>
+        <w:keepNext/>
+        <w:keepLines/>
+        <w:widowControl/>
+        <w:spacing w:before="80" w:after="80" w:line="264" w:lineRule="auto"/>
+      </w:pPr>
+      <w:r>
+        <w:rPr>
+          <w:rFonts w:ascii="Times New Roman" w:hAnsi="Times New Roman" w:eastAsia="宋体"/>
+          <w:b/>
+          <w:color w:val="000000"/>
+          <w:sz w:val="22"/>
+          <w:u w:val="none"/>
+        </w:rPr>
+        <w:t>二、选出最恰当的答案。</w:t>
       </w:r>
     </w:p>
     <w:p>
       <w:pPr>
-        <w:spacing w:after="80"/>
-      </w:pPr>
-      <w:r>
-        <w:rPr>
-          <w:rFonts w:ascii="等线" w:hAnsi="等线"/>
+        <w:keepNext/>
+        <w:keepLines/>
+        <w:widowControl/>
+        <w:spacing w:before="0" w:after="60" w:line="264" w:lineRule="auto"/>
+      </w:pPr>
+      <w:r>
+        <w:rPr>
+          <w:rFonts w:ascii="Times New Roman" w:hAnsi="Times New Roman" w:eastAsia="宋体"/>
+          <w:b/>
+          <w:color w:val="000000"/>
           <w:sz w:val="21"/>
-        </w:rPr>
-        <w:t>订正：____________________________________________________________</w:t>
+          <w:u w:val="none"/>
+        </w:rPr>
+        <w:t>Choose the best answers.</w:t>
       </w:r>
     </w:p>
     <w:p>
       <w:pPr>
-        <w:spacing w:after="80"/>
-      </w:pPr>
-      <w:r>
-        <w:rPr>
-          <w:rFonts w:ascii="等线" w:hAnsi="等线"/>
+        <w:keepNext/>
+        <w:keepLines/>
+        <w:widowControl/>
+        <w:spacing w:before="0" w:after="40" w:line="264" w:lineRule="auto"/>
+      </w:pPr>
+      <w:r>
+        <w:rPr>
+          <w:rFonts w:ascii="Times New Roman" w:hAnsi="Times New Roman" w:eastAsia="宋体"/>
+          <w:b/>
+          <w:color w:val="000000"/>
           <w:sz w:val="21"/>
-        </w:rPr>
-        <w:t>心得：____________________________________________________________</w:t>
+          <w:u w:val="none"/>
+        </w:rPr>
+        <w:t>5.</w:t>
+      </w:r>
+      <w:r>
+        <w:rPr>
+          <w:rFonts w:ascii="Times New Roman" w:hAnsi="Times New Roman" w:eastAsia="宋体"/>
+          <w:b w:val="0"/>
+          <w:color w:val="000000"/>
+          <w:sz w:val="21"/>
+          <w:u w:val="none"/>
+        </w:rPr>
+        <w:t>（　）Tony enjoys ________ country music in his free time.</w:t>
       </w:r>
     </w:p>
     <w:p>
       <w:pPr>
-        <w:spacing w:after="80"/>
-      </w:pPr>
-      <w:r>
-        <w:rPr>
-          <w:rFonts w:ascii="等线" w:hAnsi="等线"/>
+        <w:keepNext/>
+        <w:keepLines/>
+        <w:widowControl/>
+        <w:tabs>
+          <w:tab w:pos="1814" w:val="left"/>
+          <w:tab w:pos="3628" w:val="left"/>
+          <w:tab w:pos="5443" w:val="left"/>
+        </w:tabs>
+        <w:spacing w:before="0" w:after="20" w:line="264" w:lineRule="auto"/>
+      </w:pPr>
+      <w:r>
+        <w:rPr>
+          <w:rFonts w:ascii="Times New Roman" w:hAnsi="Times New Roman" w:eastAsia="宋体"/>
+          <w:b w:val="0"/>
+          <w:color w:val="000000"/>
           <w:sz w:val="21"/>
-        </w:rPr>
-        <w:t>____________________________________________________________</w:t>
+          <w:u w:val="none"/>
+        </w:rPr>
+        <w:t>A. hearing</w:t>
+        <w:tab/>
+        <w:t>B. listening</w:t>
+        <w:tab/>
+        <w:t>C. listening to</w:t>
+        <w:tab/>
+        <w:t>D. hearing to</w:t>
       </w:r>
     </w:p>
     <w:p>
       <w:pPr>
-        <w:spacing w:after="80"/>
-      </w:pPr>
+        <w:keepNext/>
+        <w:keepLines/>
+        <w:widowControl/>
+        <w:spacing w:before="0" w:after="20" w:line="264" w:lineRule="auto"/>
+      </w:pPr>
+      <w:r>
+        <w:rPr>
+          <w:rFonts w:ascii="Times New Roman" w:hAnsi="Times New Roman" w:eastAsia="宋体"/>
+          <w:b/>
+          <w:color w:val="000000"/>
+          <w:sz w:val="20"/>
+          <w:u w:val="none"/>
+        </w:rPr>
+        <w:t>朵朵原答案：</w:t>
+      </w:r>
+      <w:r>
+        <w:rPr>
+          <w:rFonts w:ascii="Times New Roman" w:hAnsi="Times New Roman" w:eastAsia="宋体"/>
+          <w:b w:val="0"/>
+          <w:color w:val="000000"/>
+          <w:sz w:val="20"/>
+          <w:u w:val="none"/>
+        </w:rPr>
+        <w:t xml:space="preserve"> A. hearing</w:t>
+      </w:r>
     </w:p>
     <w:p>
       <w:pPr>
         <w:keepNext/>
-        <w:spacing w:after="80"/>
-      </w:pPr>
-      <w:r>
-        <w:rPr>
-          <w:rFonts w:ascii="等线" w:hAnsi="等线"/>
-          <w:b/>
-          <w:sz w:val="24"/>
-        </w:rPr>
-        <w:t>第3题</w:t>
+        <w:keepLines/>
+        <w:widowControl/>
+        <w:tabs>
+          <w:tab w:pos="7200" w:val="left"/>
+        </w:tabs>
+        <w:spacing w:before="0" w:after="20" w:line="380" w:lineRule="exact"/>
+      </w:pPr>
+      <w:r>
+        <w:rPr>
+          <w:rFonts w:ascii="Times New Roman" w:hAnsi="Times New Roman" w:eastAsia="宋体"/>
+          <w:b w:val="0"/>
+          <w:color w:val="000000"/>
+          <w:sz w:val="20"/>
+          <w:u w:val="none"/>
+        </w:rPr>
+        <w:t>订正：</w:t>
+      </w:r>
+      <w:r>
+        <w:rPr>
+          <w:rFonts w:ascii="Times New Roman" w:hAnsi="Times New Roman" w:eastAsia="宋体"/>
+          <w:b w:val="0"/>
+          <w:color w:val="000000"/>
+          <w:sz w:val="20"/>
+          <w:u w:val="single"/>
+        </w:rPr>
+        <w:tab/>
       </w:r>
     </w:p>
     <w:p>
       <w:pPr>
-        <w:keepNext/>
-        <w:spacing w:after="80"/>
-      </w:pPr>
-      <w:r>
-        <w:rPr>
-          <w:rFonts w:ascii="等线" w:hAnsi="等线"/>
-          <w:sz w:val="21"/>
-        </w:rPr>
-        <w:t>5.（　）Tony enjoys ＿＿＿＿＿＿ country music in his free time.</w:t>
-        <w:br/>
-        <w:t>A. hearing</w:t>
-        <w:br/>
-        <w:t>B. listening</w:t>
-        <w:br/>
-        <w:t>C. listening to</w:t>
-        <w:br/>
-        <w:t>D. hearing to</w:t>
+        <w:keepNext w:val="0"/>
+        <w:keepLines/>
+        <w:widowControl/>
+        <w:tabs>
+          <w:tab w:pos="7200" w:val="left"/>
+        </w:tabs>
+        <w:spacing w:before="0" w:after="80" w:line="380" w:lineRule="exact"/>
+      </w:pPr>
+      <w:r>
+        <w:rPr>
+          <w:rFonts w:ascii="Times New Roman" w:hAnsi="Times New Roman" w:eastAsia="宋体"/>
+          <w:b w:val="0"/>
+          <w:color w:val="000000"/>
+          <w:sz w:val="20"/>
+          <w:u w:val="none"/>
+        </w:rPr>
+        <w:t>心得：</w:t>
+      </w:r>
+      <w:r>
+        <w:rPr>
+          <w:rFonts w:ascii="Times New Roman" w:hAnsi="Times New Roman" w:eastAsia="宋体"/>
+          <w:b w:val="0"/>
+          <w:color w:val="000000"/>
+          <w:sz w:val="20"/>
+          <w:u w:val="single"/>
+        </w:rPr>
+        <w:tab/>
       </w:r>
     </w:p>
     <w:p>
       <w:pPr>
-        <w:spacing w:after="80"/>
-      </w:pPr>
-      <w:r>
-        <w:rPr>
-          <w:rFonts w:ascii="等线" w:hAnsi="等线"/>
+        <w:keepNext/>
+        <w:keepLines/>
+        <w:widowControl/>
+        <w:spacing w:before="0" w:after="40" w:line="264" w:lineRule="auto"/>
+      </w:pPr>
+      <w:r>
+        <w:rPr>
+          <w:rFonts w:ascii="Times New Roman" w:hAnsi="Times New Roman" w:eastAsia="宋体"/>
+          <w:b/>
+          <w:color w:val="000000"/>
           <w:sz w:val="21"/>
-        </w:rPr>
-        <w:t>朵朵原答案：A. hearing</w:t>
+          <w:u w:val="none"/>
+        </w:rPr>
+        <w:t>6.</w:t>
+      </w:r>
+      <w:r>
+        <w:rPr>
+          <w:rFonts w:ascii="Times New Roman" w:hAnsi="Times New Roman" w:eastAsia="宋体"/>
+          <w:b w:val="0"/>
+          <w:color w:val="000000"/>
+          <w:sz w:val="21"/>
+          <w:u w:val="none"/>
+        </w:rPr>
+        <w:t>（　）We ________ a lot of ________ in the park two hours ago.</w:t>
       </w:r>
     </w:p>
     <w:p>
       <w:pPr>
-        <w:spacing w:after="80"/>
-      </w:pPr>
-      <w:r>
-        <w:rPr>
-          <w:rFonts w:ascii="等线" w:hAnsi="等线"/>
+        <w:keepNext/>
+        <w:keepLines/>
+        <w:widowControl/>
+        <w:tabs>
+          <w:tab w:pos="1814" w:val="left"/>
+          <w:tab w:pos="3628" w:val="left"/>
+          <w:tab w:pos="5443" w:val="left"/>
+        </w:tabs>
+        <w:spacing w:before="0" w:after="20" w:line="264" w:lineRule="auto"/>
+      </w:pPr>
+      <w:r>
+        <w:rPr>
+          <w:rFonts w:ascii="Times New Roman" w:hAnsi="Times New Roman" w:eastAsia="宋体"/>
+          <w:b w:val="0"/>
+          <w:color w:val="000000"/>
           <w:sz w:val="21"/>
-        </w:rPr>
-        <w:t>订正：____________________________________________________________</w:t>
+          <w:u w:val="none"/>
+        </w:rPr>
+        <w:t>A. take, photos</w:t>
+        <w:tab/>
+        <w:t>B. take, photo</w:t>
+        <w:tab/>
+        <w:t>C. took, photos</w:t>
+        <w:tab/>
+        <w:t>D. took, photo</w:t>
       </w:r>
     </w:p>
     <w:p>
       <w:pPr>
-        <w:spacing w:after="80"/>
-      </w:pPr>
-      <w:r>
-        <w:rPr>
-          <w:rFonts w:ascii="等线" w:hAnsi="等线"/>
-          <w:sz w:val="21"/>
-        </w:rPr>
-        <w:t>心得：____________________________________________________________</w:t>
+        <w:keepNext/>
+        <w:keepLines/>
+        <w:widowControl/>
+        <w:spacing w:before="0" w:after="20" w:line="264" w:lineRule="auto"/>
+      </w:pPr>
+      <w:r>
+        <w:rPr>
+          <w:rFonts w:ascii="Times New Roman" w:hAnsi="Times New Roman" w:eastAsia="宋体"/>
+          <w:b/>
+          <w:color w:val="000000"/>
+          <w:sz w:val="20"/>
+          <w:u w:val="none"/>
+        </w:rPr>
+        <w:t>朵朵原答案：</w:t>
+      </w:r>
+      <w:r>
+        <w:rPr>
+          <w:rFonts w:ascii="Times New Roman" w:hAnsi="Times New Roman" w:eastAsia="宋体"/>
+          <w:b w:val="0"/>
+          <w:color w:val="000000"/>
+          <w:sz w:val="20"/>
+          <w:u w:val="none"/>
+        </w:rPr>
+        <w:t xml:space="preserve"> 原答案被红笔覆盖，无法辨清</w:t>
       </w:r>
     </w:p>
     <w:p>
       <w:pPr>
-        <w:spacing w:after="80"/>
-      </w:pPr>
-      <w:r>
-        <w:rPr>
-          <w:rFonts w:ascii="等线" w:hAnsi="等线"/>
-          <w:sz w:val="21"/>
-        </w:rPr>
-        <w:t>____________________________________________________________</w:t>
+        <w:keepNext/>
+        <w:keepLines/>
+        <w:widowControl/>
+        <w:tabs>
+          <w:tab w:pos="7200" w:val="left"/>
+        </w:tabs>
+        <w:spacing w:before="0" w:after="20" w:line="380" w:lineRule="exact"/>
+      </w:pPr>
+      <w:r>
+        <w:rPr>
+          <w:rFonts w:ascii="Times New Roman" w:hAnsi="Times New Roman" w:eastAsia="宋体"/>
+          <w:b w:val="0"/>
+          <w:color w:val="000000"/>
+          <w:sz w:val="20"/>
+          <w:u w:val="none"/>
+        </w:rPr>
+        <w:t>订正：</w:t>
+      </w:r>
+      <w:r>
+        <w:rPr>
+          <w:rFonts w:ascii="Times New Roman" w:hAnsi="Times New Roman" w:eastAsia="宋体"/>
+          <w:b w:val="0"/>
+          <w:color w:val="000000"/>
+          <w:sz w:val="20"/>
+          <w:u w:val="single"/>
+        </w:rPr>
+        <w:tab/>
       </w:r>
     </w:p>
     <w:p>
       <w:pPr>
-        <w:spacing w:after="80"/>
-      </w:pPr>
+        <w:keepNext w:val="0"/>
+        <w:keepLines/>
+        <w:widowControl/>
+        <w:tabs>
+          <w:tab w:pos="7200" w:val="left"/>
+        </w:tabs>
+        <w:spacing w:before="0" w:after="80" w:line="380" w:lineRule="exact"/>
+      </w:pPr>
+      <w:r>
+        <w:rPr>
+          <w:rFonts w:ascii="Times New Roman" w:hAnsi="Times New Roman" w:eastAsia="宋体"/>
+          <w:b w:val="0"/>
+          <w:color w:val="000000"/>
+          <w:sz w:val="20"/>
+          <w:u w:val="none"/>
+        </w:rPr>
+        <w:t>心得：</w:t>
+      </w:r>
+      <w:r>
+        <w:rPr>
+          <w:rFonts w:ascii="Times New Roman" w:hAnsi="Times New Roman" w:eastAsia="宋体"/>
+          <w:b w:val="0"/>
+          <w:color w:val="000000"/>
+          <w:sz w:val="20"/>
+          <w:u w:val="single"/>
+        </w:rPr>
+        <w:tab/>
+      </w:r>
     </w:p>
     <w:p>
       <w:pPr>
         <w:keepNext/>
-        <w:spacing w:after="80"/>
-      </w:pPr>
-      <w:r>
-        <w:rPr>
-          <w:rFonts w:ascii="等线" w:hAnsi="等线"/>
+        <w:keepLines/>
+        <w:widowControl/>
+        <w:spacing w:before="80" w:after="80" w:line="264" w:lineRule="auto"/>
+      </w:pPr>
+      <w:r>
+        <w:rPr>
+          <w:rFonts w:ascii="Times New Roman" w:hAnsi="Times New Roman" w:eastAsia="宋体"/>
           <w:b/>
-          <w:sz w:val="24"/>
-        </w:rPr>
-        <w:t>第4题</w:t>
+          <w:color w:val="000000"/>
+          <w:sz w:val="22"/>
+          <w:u w:val="none"/>
+        </w:rPr>
+        <w:t>四、时态填空。</w:t>
       </w:r>
     </w:p>
     <w:p>
       <w:pPr>
         <w:keepNext/>
-        <w:spacing w:after="80"/>
-      </w:pPr>
-      <w:r>
-        <w:rPr>
-          <w:rFonts w:ascii="等线" w:hAnsi="等线"/>
+        <w:keepLines/>
+        <w:widowControl/>
+        <w:spacing w:before="0" w:after="60" w:line="264" w:lineRule="auto"/>
+      </w:pPr>
+      <w:r>
+        <w:rPr>
+          <w:rFonts w:ascii="Times New Roman" w:hAnsi="Times New Roman" w:eastAsia="宋体"/>
+          <w:b/>
+          <w:color w:val="000000"/>
           <w:sz w:val="21"/>
-        </w:rPr>
-        <w:t>6.（　）We ＿＿＿＿＿＿ a lot of ＿＿＿＿＿＿ in the park two hours ago.</w:t>
-        <w:br/>
-        <w:t>A. take, photos</w:t>
-        <w:br/>
-        <w:t>B. take, photo</w:t>
-        <w:br/>
-        <w:t>C. took, photos</w:t>
-        <w:br/>
-        <w:t>D. took, photo</w:t>
+          <w:u w:val="none"/>
+        </w:rPr>
+        <w:t>Fill in the blanks with proper forms of the verbs.</w:t>
       </w:r>
     </w:p>
     <w:p>
       <w:pPr>
-        <w:spacing w:after="80"/>
-      </w:pPr>
-      <w:r>
-        <w:rPr>
-          <w:rFonts w:ascii="等线" w:hAnsi="等线"/>
+        <w:keepNext/>
+        <w:keepLines/>
+        <w:widowControl/>
+        <w:spacing w:before="0" w:after="40" w:line="264" w:lineRule="auto"/>
+      </w:pPr>
+      <w:r>
+        <w:rPr>
+          <w:rFonts w:ascii="Times New Roman" w:hAnsi="Times New Roman" w:eastAsia="宋体"/>
+          <w:b/>
+          <w:color w:val="000000"/>
           <w:sz w:val="21"/>
-        </w:rPr>
-        <w:t>朵朵原答案：原答案被红笔覆盖，无法辨清</w:t>
+          <w:u w:val="none"/>
+        </w:rPr>
+        <w:t>5.</w:t>
+      </w:r>
+      <w:r>
+        <w:rPr>
+          <w:rFonts w:ascii="Times New Roman" w:hAnsi="Times New Roman" w:eastAsia="宋体"/>
+          <w:b w:val="0"/>
+          <w:color w:val="000000"/>
+          <w:sz w:val="21"/>
+          <w:u w:val="none"/>
+        </w:rPr>
+        <w:t xml:space="preserve"> Jane ________ (not be) in Shanghai yesterday. She ________ (come) back tomorrow.</w:t>
       </w:r>
     </w:p>
     <w:p>
       <w:pPr>
-        <w:spacing w:after="80"/>
-      </w:pPr>
-      <w:r>
-        <w:rPr>
-          <w:rFonts w:ascii="等线" w:hAnsi="等线"/>
-          <w:sz w:val="21"/>
-        </w:rPr>
-        <w:t>订正：____________________________________________________________</w:t>
+        <w:keepNext/>
+        <w:keepLines/>
+        <w:widowControl/>
+        <w:spacing w:before="0" w:after="20" w:line="264" w:lineRule="auto"/>
+      </w:pPr>
+      <w:r>
+        <w:rPr>
+          <w:rFonts w:ascii="Times New Roman" w:hAnsi="Times New Roman" w:eastAsia="宋体"/>
+          <w:b/>
+          <w:color w:val="000000"/>
+          <w:sz w:val="20"/>
+          <w:u w:val="none"/>
+        </w:rPr>
+        <w:t>朵朵原答案：</w:t>
+      </w:r>
+      <w:r>
+        <w:rPr>
+          <w:rFonts w:ascii="Times New Roman" w:hAnsi="Times New Roman" w:eastAsia="宋体"/>
+          <w:b w:val="0"/>
+          <w:color w:val="000000"/>
+          <w:sz w:val="20"/>
+          <w:u w:val="none"/>
+        </w:rPr>
+        <w:t xml:space="preserve"> isn't（第一空）</w:t>
       </w:r>
     </w:p>
     <w:p>
       <w:pPr>
-        <w:spacing w:after="80"/>
-      </w:pPr>
-      <w:r>
-        <w:rPr>
-          <w:rFonts w:ascii="等线" w:hAnsi="等线"/>
-          <w:sz w:val="21"/>
-        </w:rPr>
-        <w:t>心得：____________________________________________________________</w:t>
+        <w:keepNext/>
+        <w:keepLines/>
+        <w:widowControl/>
+        <w:tabs>
+          <w:tab w:pos="7200" w:val="left"/>
+        </w:tabs>
+        <w:spacing w:before="0" w:after="20" w:line="380" w:lineRule="exact"/>
+      </w:pPr>
+      <w:r>
+        <w:rPr>
+          <w:rFonts w:ascii="Times New Roman" w:hAnsi="Times New Roman" w:eastAsia="宋体"/>
+          <w:b w:val="0"/>
+          <w:color w:val="000000"/>
+          <w:sz w:val="20"/>
+          <w:u w:val="none"/>
+        </w:rPr>
+        <w:t>订正：</w:t>
+      </w:r>
+      <w:r>
+        <w:rPr>
+          <w:rFonts w:ascii="Times New Roman" w:hAnsi="Times New Roman" w:eastAsia="宋体"/>
+          <w:b w:val="0"/>
+          <w:color w:val="000000"/>
+          <w:sz w:val="20"/>
+          <w:u w:val="single"/>
+        </w:rPr>
+        <w:tab/>
       </w:r>
     </w:p>
     <w:p>
       <w:pPr>
-        <w:spacing w:after="80"/>
-      </w:pPr>
-      <w:r>
-        <w:rPr>
-          <w:rFonts w:ascii="等线" w:hAnsi="等线"/>
-          <w:sz w:val="21"/>
-        </w:rPr>
-        <w:t>____________________________________________________________</w:t>
+        <w:keepNext w:val="0"/>
+        <w:keepLines/>
+        <w:widowControl/>
+        <w:tabs>
+          <w:tab w:pos="7200" w:val="left"/>
+        </w:tabs>
+        <w:spacing w:before="0" w:after="80" w:line="380" w:lineRule="exact"/>
+      </w:pPr>
+      <w:r>
+        <w:rPr>
+          <w:rFonts w:ascii="Times New Roman" w:hAnsi="Times New Roman" w:eastAsia="宋体"/>
+          <w:b w:val="0"/>
+          <w:color w:val="000000"/>
+          <w:sz w:val="20"/>
+          <w:u w:val="none"/>
+        </w:rPr>
+        <w:t>心得：</w:t>
+      </w:r>
+      <w:r>
+        <w:rPr>
+          <w:rFonts w:ascii="Times New Roman" w:hAnsi="Times New Roman" w:eastAsia="宋体"/>
+          <w:b w:val="0"/>
+          <w:color w:val="000000"/>
+          <w:sz w:val="20"/>
+          <w:u w:val="single"/>
+        </w:rPr>
+        <w:tab/>
       </w:r>
     </w:p>
     <w:p>
       <w:pPr>
-        <w:spacing w:after="80"/>
-      </w:pPr>
+        <w:keepNext/>
+        <w:keepLines/>
+        <w:widowControl/>
+        <w:spacing w:before="80" w:after="80" w:line="264" w:lineRule="auto"/>
+      </w:pPr>
+      <w:r>
+        <w:rPr>
+          <w:rFonts w:ascii="Times New Roman" w:hAnsi="Times New Roman" w:eastAsia="宋体"/>
+          <w:b/>
+          <w:color w:val="000000"/>
+          <w:sz w:val="22"/>
+          <w:u w:val="none"/>
+        </w:rPr>
+        <w:t>五、根据所给要求，改写下列句子。</w:t>
+      </w:r>
     </w:p>
     <w:p>
       <w:pPr>
         <w:keepNext/>
-        <w:spacing w:after="80"/>
-      </w:pPr>
-      <w:r>
-        <w:rPr>
-          <w:rFonts w:ascii="等线" w:hAnsi="等线"/>
+        <w:keepLines/>
+        <w:widowControl/>
+        <w:spacing w:before="0" w:after="60" w:line="264" w:lineRule="auto"/>
+      </w:pPr>
+      <w:r>
+        <w:rPr>
+          <w:rFonts w:ascii="Times New Roman" w:hAnsi="Times New Roman" w:eastAsia="宋体"/>
           <w:b/>
-          <w:sz w:val="24"/>
-        </w:rPr>
-        <w:t>第5题</w:t>
+          <w:color w:val="000000"/>
+          <w:sz w:val="21"/>
+          <w:u w:val="none"/>
+        </w:rPr>
+        <w:t>Rewrite the following sentences as required.</w:t>
       </w:r>
     </w:p>
     <w:p>
       <w:pPr>
         <w:keepNext/>
-        <w:spacing w:after="80"/>
-      </w:pPr>
-      <w:r>
-        <w:rPr>
-          <w:rFonts w:ascii="等线" w:hAnsi="等线"/>
+        <w:keepLines/>
+        <w:widowControl/>
+        <w:spacing w:before="0" w:after="40" w:line="264" w:lineRule="auto"/>
+      </w:pPr>
+      <w:r>
+        <w:rPr>
+          <w:rFonts w:ascii="Times New Roman" w:hAnsi="Times New Roman" w:eastAsia="宋体"/>
+          <w:b/>
+          <w:color w:val="000000"/>
           <w:sz w:val="21"/>
-        </w:rPr>
-        <w:t>5. Jane ＿＿＿＿＿＿ (not be) in Shanghai yesterday. She ＿＿＿＿＿＿ (come) back tomorrow.</w:t>
+          <w:u w:val="none"/>
+        </w:rPr>
+        <w:t>2.</w:t>
+      </w:r>
+      <w:r>
+        <w:rPr>
+          <w:rFonts w:ascii="Times New Roman" w:hAnsi="Times New Roman" w:eastAsia="宋体"/>
+          <w:b w:val="0"/>
+          <w:color w:val="000000"/>
+          <w:sz w:val="21"/>
+          <w:u w:val="none"/>
+        </w:rPr>
+        <w:t xml:space="preserve"> We will have a meeting next Wednesday.（改为否定句）</w:t>
       </w:r>
     </w:p>
     <w:p>
       <w:pPr>
-        <w:spacing w:after="80"/>
-      </w:pPr>
-      <w:r>
-        <w:rPr>
-          <w:rFonts w:ascii="等线" w:hAnsi="等线"/>
+        <w:keepNext/>
+        <w:keepLines/>
+        <w:widowControl/>
+        <w:spacing w:before="0" w:after="40" w:line="264" w:lineRule="auto"/>
+      </w:pPr>
+      <w:r>
+        <w:rPr>
+          <w:rFonts w:ascii="Times New Roman" w:hAnsi="Times New Roman" w:eastAsia="宋体"/>
+          <w:b w:val="0"/>
+          <w:color w:val="000000"/>
           <w:sz w:val="21"/>
-        </w:rPr>
-        <w:t>朵朵原答案：isn't（第一空）</w:t>
+          <w:u w:val="none"/>
+        </w:rPr>
+        <w:t>We ________ ________ a meeting next Wednesday.</w:t>
       </w:r>
     </w:p>
     <w:p>
       <w:pPr>
-        <w:spacing w:after="80"/>
-      </w:pPr>
-      <w:r>
-        <w:rPr>
-          <w:rFonts w:ascii="等线" w:hAnsi="等线"/>
-          <w:sz w:val="21"/>
-        </w:rPr>
-        <w:t>订正：____________________________________________________________</w:t>
+        <w:keepNext/>
+        <w:keepLines/>
+        <w:widowControl/>
+        <w:spacing w:before="0" w:after="20" w:line="264" w:lineRule="auto"/>
+      </w:pPr>
+      <w:r>
+        <w:rPr>
+          <w:rFonts w:ascii="Times New Roman" w:hAnsi="Times New Roman" w:eastAsia="宋体"/>
+          <w:b/>
+          <w:color w:val="000000"/>
+          <w:sz w:val="20"/>
+          <w:u w:val="none"/>
+        </w:rPr>
+        <w:t>朵朵原答案：</w:t>
+      </w:r>
+      <w:r>
+        <w:rPr>
+          <w:rFonts w:ascii="Times New Roman" w:hAnsi="Times New Roman" w:eastAsia="宋体"/>
+          <w:b w:val="0"/>
+          <w:color w:val="000000"/>
+          <w:sz w:val="20"/>
+          <w:u w:val="none"/>
+        </w:rPr>
+        <w:t xml:space="preserve"> don't have</w:t>
       </w:r>
     </w:p>
     <w:p>
       <w:pPr>
-        <w:spacing w:after="80"/>
-      </w:pPr>
-      <w:r>
-        <w:rPr>
-          <w:rFonts w:ascii="等线" w:hAnsi="等线"/>
-          <w:sz w:val="21"/>
-        </w:rPr>
-        <w:t>心得：____________________________________________________________</w:t>
+        <w:keepNext/>
+        <w:keepLines/>
+        <w:widowControl/>
+        <w:tabs>
+          <w:tab w:pos="7200" w:val="left"/>
+        </w:tabs>
+        <w:spacing w:before="0" w:after="20" w:line="380" w:lineRule="exact"/>
+      </w:pPr>
+      <w:r>
+        <w:rPr>
+          <w:rFonts w:ascii="Times New Roman" w:hAnsi="Times New Roman" w:eastAsia="宋体"/>
+          <w:b w:val="0"/>
+          <w:color w:val="000000"/>
+          <w:sz w:val="20"/>
+          <w:u w:val="none"/>
+        </w:rPr>
+        <w:t>订正：</w:t>
+      </w:r>
+      <w:r>
+        <w:rPr>
+          <w:rFonts w:ascii="Times New Roman" w:hAnsi="Times New Roman" w:eastAsia="宋体"/>
+          <w:b w:val="0"/>
+          <w:color w:val="000000"/>
+          <w:sz w:val="20"/>
+          <w:u w:val="single"/>
+        </w:rPr>
+        <w:tab/>
       </w:r>
     </w:p>
     <w:p>
       <w:pPr>
-        <w:spacing w:after="80"/>
-      </w:pPr>
-      <w:r>
-        <w:rPr>
-          <w:rFonts w:ascii="等线" w:hAnsi="等线"/>
-          <w:sz w:val="21"/>
-        </w:rPr>
-        <w:t>____________________________________________________________</w:t>
+        <w:keepNext/>
+        <w:keepLines/>
+        <w:widowControl/>
+        <w:tabs>
+          <w:tab w:pos="7200" w:val="left"/>
+        </w:tabs>
+        <w:spacing w:before="0" w:after="20" w:line="380" w:lineRule="exact"/>
+      </w:pPr>
+      <w:r>
+        <w:rPr>
+          <w:rFonts w:ascii="Times New Roman" w:hAnsi="Times New Roman" w:eastAsia="宋体"/>
+          <w:b w:val="0"/>
+          <w:color w:val="000000"/>
+          <w:sz w:val="20"/>
+          <w:u w:val="single"/>
+        </w:rPr>
+        <w:tab/>
       </w:r>
     </w:p>
     <w:p>
       <w:pPr>
-        <w:spacing w:after="80"/>
-      </w:pPr>
+        <w:keepNext w:val="0"/>
+        <w:keepLines/>
+        <w:widowControl/>
+        <w:tabs>
+          <w:tab w:pos="7200" w:val="left"/>
+        </w:tabs>
+        <w:spacing w:before="0" w:after="80" w:line="380" w:lineRule="exact"/>
+      </w:pPr>
+      <w:r>
+        <w:rPr>
+          <w:rFonts w:ascii="Times New Roman" w:hAnsi="Times New Roman" w:eastAsia="宋体"/>
+          <w:b w:val="0"/>
+          <w:color w:val="000000"/>
+          <w:sz w:val="20"/>
+          <w:u w:val="none"/>
+        </w:rPr>
+        <w:t>心得：</w:t>
+      </w:r>
+      <w:r>
+        <w:rPr>
+          <w:rFonts w:ascii="Times New Roman" w:hAnsi="Times New Roman" w:eastAsia="宋体"/>
+          <w:b w:val="0"/>
+          <w:color w:val="000000"/>
+          <w:sz w:val="20"/>
+          <w:u w:val="single"/>
+        </w:rPr>
+        <w:tab/>
+      </w:r>
     </w:p>
     <w:p>
       <w:pPr>
         <w:keepNext/>
-        <w:spacing w:after="80"/>
-      </w:pPr>
-      <w:r>
-        <w:rPr>
-          <w:rFonts w:ascii="等线" w:hAnsi="等线"/>
+        <w:keepLines/>
+        <w:widowControl/>
+        <w:spacing w:before="0" w:after="40" w:line="264" w:lineRule="auto"/>
+      </w:pPr>
+      <w:r>
+        <w:rPr>
+          <w:rFonts w:ascii="Times New Roman" w:hAnsi="Times New Roman" w:eastAsia="宋体"/>
           <w:b/>
-          <w:sz w:val="24"/>
-        </w:rPr>
-        <w:t>第6题</w:t>
+          <w:color w:val="000000"/>
+          <w:sz w:val="21"/>
+          <w:u w:val="none"/>
+        </w:rPr>
+        <w:t>7.</w:t>
+      </w:r>
+      <w:r>
+        <w:rPr>
+          <w:rFonts w:ascii="Times New Roman" w:hAnsi="Times New Roman" w:eastAsia="宋体"/>
+          <w:b w:val="0"/>
+          <w:color w:val="000000"/>
+          <w:sz w:val="21"/>
+          <w:u w:val="none"/>
+        </w:rPr>
+        <w:t xml:space="preserve"> I like </w:t>
+      </w:r>
+      <w:r>
+        <w:rPr>
+          <w:rFonts w:ascii="Times New Roman" w:hAnsi="Times New Roman" w:eastAsia="宋体"/>
+          <w:b w:val="0"/>
+          <w:color w:val="000000"/>
+          <w:sz w:val="21"/>
+          <w:u w:val="single"/>
+        </w:rPr>
+        <w:t>to have sports</w:t>
+      </w:r>
+      <w:r>
+        <w:rPr>
+          <w:rFonts w:ascii="Times New Roman" w:hAnsi="Times New Roman" w:eastAsia="宋体"/>
+          <w:b w:val="0"/>
+          <w:color w:val="000000"/>
+          <w:sz w:val="21"/>
+          <w:u w:val="none"/>
+        </w:rPr>
+        <w:t>.（对划线部分提问）</w:t>
       </w:r>
     </w:p>
     <w:p>
       <w:pPr>
         <w:keepNext/>
-        <w:spacing w:after="80"/>
-      </w:pPr>
-      <w:r>
-        <w:rPr>
-          <w:rFonts w:ascii="等线" w:hAnsi="等线"/>
-          <w:sz w:val="21"/>
-        </w:rPr>
-        <w:t>2. We will have a meeting next Wednesday.（改为否定句）</w:t>
-        <w:br/>
-        <w:t>We ＿＿＿＿＿＿ ＿＿＿＿＿＿ a meeting next Wednesday.</w:t>
+        <w:keepLines/>
+        <w:widowControl/>
+        <w:spacing w:before="0" w:after="20" w:line="264" w:lineRule="auto"/>
+      </w:pPr>
+      <w:r>
+        <w:rPr>
+          <w:rFonts w:ascii="Times New Roman" w:hAnsi="Times New Roman" w:eastAsia="宋体"/>
+          <w:b/>
+          <w:color w:val="000000"/>
+          <w:sz w:val="20"/>
+          <w:u w:val="none"/>
+        </w:rPr>
+        <w:t>朵朵原答案：</w:t>
+      </w:r>
+      <w:r>
+        <w:rPr>
+          <w:rFonts w:ascii="Times New Roman" w:hAnsi="Times New Roman" w:eastAsia="宋体"/>
+          <w:b w:val="0"/>
+          <w:color w:val="000000"/>
+          <w:sz w:val="20"/>
+          <w:u w:val="none"/>
+        </w:rPr>
+        <w:t xml:space="preserve"> What do you like?</w:t>
       </w:r>
     </w:p>
     <w:p>
       <w:pPr>
-        <w:spacing w:after="80"/>
-      </w:pPr>
-      <w:r>
-        <w:rPr>
-          <w:rFonts w:ascii="等线" w:hAnsi="等线"/>
-          <w:sz w:val="21"/>
-        </w:rPr>
-        <w:t>朵朵原答案：don't have</w:t>
+        <w:keepNext/>
+        <w:keepLines/>
+        <w:widowControl/>
+        <w:tabs>
+          <w:tab w:pos="7200" w:val="left"/>
+        </w:tabs>
+        <w:spacing w:before="0" w:after="20" w:line="380" w:lineRule="exact"/>
+      </w:pPr>
+      <w:r>
+        <w:rPr>
+          <w:rFonts w:ascii="Times New Roman" w:hAnsi="Times New Roman" w:eastAsia="宋体"/>
+          <w:b w:val="0"/>
+          <w:color w:val="000000"/>
+          <w:sz w:val="20"/>
+          <w:u w:val="none"/>
+        </w:rPr>
+        <w:t>订正：</w:t>
+      </w:r>
+      <w:r>
+        <w:rPr>
+          <w:rFonts w:ascii="Times New Roman" w:hAnsi="Times New Roman" w:eastAsia="宋体"/>
+          <w:b w:val="0"/>
+          <w:color w:val="000000"/>
+          <w:sz w:val="20"/>
+          <w:u w:val="single"/>
+        </w:rPr>
+        <w:tab/>
       </w:r>
     </w:p>
     <w:p>
       <w:pPr>
-        <w:spacing w:after="80"/>
-      </w:pPr>
-      <w:r>
-        <w:rPr>
-          <w:rFonts w:ascii="等线" w:hAnsi="等线"/>
-          <w:sz w:val="21"/>
-        </w:rPr>
-        <w:t>订正：____________________________________________________________</w:t>
+        <w:keepNext/>
+        <w:keepLines/>
+        <w:widowControl/>
+        <w:tabs>
+          <w:tab w:pos="7200" w:val="left"/>
+        </w:tabs>
+        <w:spacing w:before="0" w:after="20" w:line="380" w:lineRule="exact"/>
+      </w:pPr>
+      <w:r>
+        <w:rPr>
+          <w:rFonts w:ascii="Times New Roman" w:hAnsi="Times New Roman" w:eastAsia="宋体"/>
+          <w:b w:val="0"/>
+          <w:color w:val="000000"/>
+          <w:sz w:val="20"/>
+          <w:u w:val="single"/>
+        </w:rPr>
+        <w:tab/>
       </w:r>
     </w:p>
     <w:p>
       <w:pPr>
-        <w:spacing w:after="80"/>
-      </w:pPr>
-      <w:r>
-        <w:rPr>
-          <w:rFonts w:ascii="等线" w:hAnsi="等线"/>
-          <w:sz w:val="21"/>
-        </w:rPr>
-        <w:t>心得：____________________________________________________________</w:t>
+        <w:keepNext w:val="0"/>
+        <w:keepLines/>
+        <w:widowControl/>
+        <w:tabs>
+          <w:tab w:pos="7200" w:val="left"/>
+        </w:tabs>
+        <w:spacing w:before="0" w:after="80" w:line="380" w:lineRule="exact"/>
+      </w:pPr>
+      <w:r>
+        <w:rPr>
+          <w:rFonts w:ascii="Times New Roman" w:hAnsi="Times New Roman" w:eastAsia="宋体"/>
+          <w:b w:val="0"/>
+          <w:color w:val="000000"/>
+          <w:sz w:val="20"/>
+          <w:u w:val="none"/>
+        </w:rPr>
+        <w:t>心得：</w:t>
+      </w:r>
+      <w:r>
+        <w:rPr>
+          <w:rFonts w:ascii="Times New Roman" w:hAnsi="Times New Roman" w:eastAsia="宋体"/>
+          <w:b w:val="0"/>
+          <w:color w:val="000000"/>
+          <w:sz w:val="20"/>
+          <w:u w:val="single"/>
+        </w:rPr>
+        <w:tab/>
       </w:r>
     </w:p>
     <w:p>
       <w:pPr>
-        <w:spacing w:after="80"/>
-      </w:pPr>
-      <w:r>
-        <w:rPr>
-          <w:rFonts w:ascii="等线" w:hAnsi="等线"/>
+        <w:keepNext/>
+        <w:keepLines/>
+        <w:widowControl/>
+        <w:spacing w:before="0" w:after="40" w:line="264" w:lineRule="auto"/>
+      </w:pPr>
+      <w:r>
+        <w:rPr>
+          <w:rFonts w:ascii="Times New Roman" w:hAnsi="Times New Roman" w:eastAsia="宋体"/>
+          <w:b/>
+          <w:color w:val="000000"/>
           <w:sz w:val="21"/>
-        </w:rPr>
-        <w:t>____________________________________________________________</w:t>
+          <w:u w:val="none"/>
+        </w:rPr>
+        <w:t>8.</w:t>
+      </w:r>
+      <w:r>
+        <w:rPr>
+          <w:rFonts w:ascii="Times New Roman" w:hAnsi="Times New Roman" w:eastAsia="宋体"/>
+          <w:b w:val="0"/>
+          <w:color w:val="000000"/>
+          <w:sz w:val="21"/>
+          <w:u w:val="none"/>
+        </w:rPr>
+        <w:t xml:space="preserve"> He enjoys </w:t>
+      </w:r>
+      <w:r>
+        <w:rPr>
+          <w:rFonts w:ascii="Times New Roman" w:hAnsi="Times New Roman" w:eastAsia="宋体"/>
+          <w:b w:val="0"/>
+          <w:color w:val="000000"/>
+          <w:sz w:val="21"/>
+          <w:u w:val="single"/>
+        </w:rPr>
+        <w:t>watching TV</w:t>
+      </w:r>
+      <w:r>
+        <w:rPr>
+          <w:rFonts w:ascii="Times New Roman" w:hAnsi="Times New Roman" w:eastAsia="宋体"/>
+          <w:b w:val="0"/>
+          <w:color w:val="000000"/>
+          <w:sz w:val="21"/>
+          <w:u w:val="none"/>
+        </w:rPr>
+        <w:t>.（对划线部分提问）</w:t>
       </w:r>
     </w:p>
     <w:p>
       <w:pPr>
-        <w:spacing w:after="80"/>
-      </w:pPr>
+        <w:keepNext/>
+        <w:keepLines/>
+        <w:widowControl/>
+        <w:spacing w:before="0" w:after="20" w:line="264" w:lineRule="auto"/>
+      </w:pPr>
+      <w:r>
+        <w:rPr>
+          <w:rFonts w:ascii="Times New Roman" w:hAnsi="Times New Roman" w:eastAsia="宋体"/>
+          <w:b/>
+          <w:color w:val="000000"/>
+          <w:sz w:val="20"/>
+          <w:u w:val="none"/>
+        </w:rPr>
+        <w:t>朵朵原答案：</w:t>
+      </w:r>
+      <w:r>
+        <w:rPr>
+          <w:rFonts w:ascii="Times New Roman" w:hAnsi="Times New Roman" w:eastAsia="宋体"/>
+          <w:b w:val="0"/>
+          <w:color w:val="000000"/>
+          <w:sz w:val="20"/>
+          <w:u w:val="none"/>
+        </w:rPr>
+        <w:t xml:space="preserve"> How does he enjoy?</w:t>
+      </w:r>
     </w:p>
     <w:p>
       <w:pPr>
         <w:keepNext/>
-        <w:spacing w:after="80"/>
-      </w:pPr>
-      <w:r>
-        <w:rPr>
-          <w:rFonts w:ascii="等线" w:hAnsi="等线"/>
-          <w:b/>
-          <w:sz w:val="24"/>
-        </w:rPr>
-        <w:t>第7题</w:t>
+        <w:keepLines/>
+        <w:widowControl/>
+        <w:tabs>
+          <w:tab w:pos="7200" w:val="left"/>
+        </w:tabs>
+        <w:spacing w:before="0" w:after="20" w:line="380" w:lineRule="exact"/>
+      </w:pPr>
+      <w:r>
+        <w:rPr>
+          <w:rFonts w:ascii="Times New Roman" w:hAnsi="Times New Roman" w:eastAsia="宋体"/>
+          <w:b w:val="0"/>
+          <w:color w:val="000000"/>
+          <w:sz w:val="20"/>
+          <w:u w:val="none"/>
+        </w:rPr>
+        <w:t>订正：</w:t>
+      </w:r>
+      <w:r>
+        <w:rPr>
+          <w:rFonts w:ascii="Times New Roman" w:hAnsi="Times New Roman" w:eastAsia="宋体"/>
+          <w:b w:val="0"/>
+          <w:color w:val="000000"/>
+          <w:sz w:val="20"/>
+          <w:u w:val="single"/>
+        </w:rPr>
+        <w:tab/>
       </w:r>
     </w:p>
     <w:p>
       <w:pPr>
         <w:keepNext/>
-        <w:spacing w:after="80"/>
-      </w:pPr>
-      <w:r>
-        <w:rPr>
-          <w:rFonts w:ascii="等线" w:hAnsi="等线"/>
-          <w:sz w:val="21"/>
-        </w:rPr>
-        <w:t>7. I like t̲o̲ ̲h̲a̲v̲e̲ ̲s̲p̲o̲r̲t̲s̲.（对划线部分提问）</w:t>
-        <w:br/>
-        <w:t>＿＿＿＿＿＿＿＿＿＿＿＿＿＿＿＿＿＿＿＿＿＿＿＿</w:t>
+        <w:keepLines/>
+        <w:widowControl/>
+        <w:tabs>
+          <w:tab w:pos="7200" w:val="left"/>
+        </w:tabs>
+        <w:spacing w:before="0" w:after="20" w:line="380" w:lineRule="exact"/>
+      </w:pPr>
+      <w:r>
+        <w:rPr>
+          <w:rFonts w:ascii="Times New Roman" w:hAnsi="Times New Roman" w:eastAsia="宋体"/>
+          <w:b w:val="0"/>
+          <w:color w:val="000000"/>
+          <w:sz w:val="20"/>
+          <w:u w:val="single"/>
+        </w:rPr>
+        <w:tab/>
       </w:r>
     </w:p>
     <w:p>
       <w:pPr>
-        <w:spacing w:after="80"/>
-      </w:pPr>
-      <w:r>
-        <w:rPr>
-          <w:rFonts w:ascii="等线" w:hAnsi="等线"/>
-          <w:sz w:val="21"/>
-        </w:rPr>
-        <w:t>朵朵原答案：What do you like?</w:t>
+        <w:keepNext w:val="0"/>
+        <w:keepLines/>
+        <w:widowControl/>
+        <w:tabs>
+          <w:tab w:pos="7200" w:val="left"/>
+        </w:tabs>
+        <w:spacing w:before="0" w:after="80" w:line="380" w:lineRule="exact"/>
+      </w:pPr>
+      <w:r>
+        <w:rPr>
+          <w:rFonts w:ascii="Times New Roman" w:hAnsi="Times New Roman" w:eastAsia="宋体"/>
+          <w:b w:val="0"/>
+          <w:color w:val="000000"/>
+          <w:sz w:val="20"/>
+          <w:u w:val="none"/>
+        </w:rPr>
+        <w:t>心得：</w:t>
+      </w:r>
+      <w:r>
+        <w:rPr>
+          <w:rFonts w:ascii="Times New Roman" w:hAnsi="Times New Roman" w:eastAsia="宋体"/>
+          <w:b w:val="0"/>
+          <w:color w:val="000000"/>
+          <w:sz w:val="20"/>
+          <w:u w:val="single"/>
+        </w:rPr>
+        <w:tab/>
       </w:r>
     </w:p>
     <w:p>
       <w:pPr>
-        <w:spacing w:after="80"/>
-      </w:pPr>
-      <w:r>
-        <w:rPr>
-          <w:rFonts w:ascii="等线" w:hAnsi="等线"/>
+        <w:keepNext/>
+        <w:keepLines/>
+        <w:widowControl/>
+        <w:spacing w:before="0" w:after="40" w:line="264" w:lineRule="auto"/>
+      </w:pPr>
+      <w:r>
+        <w:rPr>
+          <w:rFonts w:ascii="Times New Roman" w:hAnsi="Times New Roman" w:eastAsia="宋体"/>
+          <w:b/>
+          <w:color w:val="000000"/>
           <w:sz w:val="21"/>
-        </w:rPr>
-        <w:t>订正：____________________________________________________________</w:t>
+          <w:u w:val="none"/>
+        </w:rPr>
+        <w:t>9.</w:t>
+      </w:r>
+      <w:r>
+        <w:rPr>
+          <w:rFonts w:ascii="Times New Roman" w:hAnsi="Times New Roman" w:eastAsia="宋体"/>
+          <w:b w:val="0"/>
+          <w:color w:val="000000"/>
+          <w:sz w:val="21"/>
+          <w:u w:val="none"/>
+        </w:rPr>
+        <w:t xml:space="preserve"> I usually </w:t>
+      </w:r>
+      <w:r>
+        <w:rPr>
+          <w:rFonts w:ascii="Times New Roman" w:hAnsi="Times New Roman" w:eastAsia="宋体"/>
+          <w:b w:val="0"/>
+          <w:color w:val="000000"/>
+          <w:sz w:val="21"/>
+          <w:u w:val="single"/>
+        </w:rPr>
+        <w:t>go shopping</w:t>
+      </w:r>
+      <w:r>
+        <w:rPr>
+          <w:rFonts w:ascii="Times New Roman" w:hAnsi="Times New Roman" w:eastAsia="宋体"/>
+          <w:b w:val="0"/>
+          <w:color w:val="000000"/>
+          <w:sz w:val="21"/>
+          <w:u w:val="none"/>
+        </w:rPr>
+        <w:t xml:space="preserve"> </w:t>
+      </w:r>
+      <w:r>
+        <w:rPr>
+          <w:rFonts w:ascii="Times New Roman" w:hAnsi="Times New Roman" w:eastAsia="宋体"/>
+          <w:b w:val="0"/>
+          <w:color w:val="000000"/>
+          <w:sz w:val="21"/>
+          <w:u w:val="single"/>
+        </w:rPr>
+        <w:t>with my mother</w:t>
+      </w:r>
+      <w:r>
+        <w:rPr>
+          <w:rFonts w:ascii="Times New Roman" w:hAnsi="Times New Roman" w:eastAsia="宋体"/>
+          <w:b w:val="0"/>
+          <w:color w:val="000000"/>
+          <w:sz w:val="21"/>
+          <w:u w:val="none"/>
+        </w:rPr>
+        <w:t>.（对划线部分提问）</w:t>
       </w:r>
     </w:p>
     <w:p>
       <w:pPr>
-        <w:spacing w:after="80"/>
-      </w:pPr>
-      <w:r>
-        <w:rPr>
-          <w:rFonts w:ascii="等线" w:hAnsi="等线"/>
+        <w:keepNext/>
+        <w:keepLines/>
+        <w:widowControl/>
+        <w:spacing w:before="0" w:after="40" w:line="264" w:lineRule="auto"/>
+      </w:pPr>
+      <w:r>
+        <w:rPr>
+          <w:rFonts w:ascii="Times New Roman" w:hAnsi="Times New Roman" w:eastAsia="宋体"/>
+          <w:b w:val="0"/>
+          <w:color w:val="000000"/>
           <w:sz w:val="21"/>
-        </w:rPr>
-        <w:t>心得：____________________________________________________________</w:t>
+          <w:u w:val="none"/>
+        </w:rPr>
+        <w:t>（1）________</w:t>
       </w:r>
     </w:p>
     <w:p>
       <w:pPr>
-        <w:spacing w:after="80"/>
-      </w:pPr>
-      <w:r>
-        <w:rPr>
-          <w:rFonts w:ascii="等线" w:hAnsi="等线"/>
+        <w:keepNext/>
+        <w:keepLines/>
+        <w:widowControl/>
+        <w:spacing w:before="0" w:after="40" w:line="264" w:lineRule="auto"/>
+      </w:pPr>
+      <w:r>
+        <w:rPr>
+          <w:rFonts w:ascii="Times New Roman" w:hAnsi="Times New Roman" w:eastAsia="宋体"/>
+          <w:b w:val="0"/>
+          <w:color w:val="000000"/>
           <w:sz w:val="21"/>
-        </w:rPr>
-        <w:t>____________________________________________________________</w:t>
+          <w:u w:val="none"/>
+        </w:rPr>
+        <w:t>（2）________</w:t>
       </w:r>
     </w:p>
     <w:p>
       <w:pPr>
-        <w:spacing w:after="80"/>
-      </w:pPr>
+        <w:keepNext/>
+        <w:keepLines/>
+        <w:widowControl/>
+        <w:spacing w:before="0" w:after="20" w:line="264" w:lineRule="auto"/>
+      </w:pPr>
+      <w:r>
+        <w:rPr>
+          <w:rFonts w:ascii="Times New Roman" w:hAnsi="Times New Roman" w:eastAsia="宋体"/>
+          <w:b/>
+          <w:color w:val="000000"/>
+          <w:sz w:val="20"/>
+          <w:u w:val="none"/>
+        </w:rPr>
+        <w:t>朵朵原答案：</w:t>
+      </w:r>
+      <w:r>
+        <w:rPr>
+          <w:rFonts w:ascii="Times New Roman" w:hAnsi="Times New Roman" w:eastAsia="宋体"/>
+          <w:b w:val="0"/>
+          <w:color w:val="000000"/>
+          <w:sz w:val="20"/>
+          <w:u w:val="none"/>
+        </w:rPr>
+        <w:t xml:space="preserve"> （1）What do you usually with your mother?；（2）Who with you usually go shopping?</w:t>
+      </w:r>
     </w:p>
     <w:p>
       <w:pPr>
         <w:keepNext/>
-        <w:spacing w:after="80"/>
-      </w:pPr>
-      <w:r>
-        <w:rPr>
-          <w:rFonts w:ascii="等线" w:hAnsi="等线"/>
-          <w:b/>
-          <w:sz w:val="24"/>
-        </w:rPr>
-        <w:t>第8题</w:t>
+        <w:keepLines/>
+        <w:widowControl/>
+        <w:tabs>
+          <w:tab w:pos="7200" w:val="left"/>
+        </w:tabs>
+        <w:spacing w:before="0" w:after="20" w:line="380" w:lineRule="exact"/>
+      </w:pPr>
+      <w:r>
+        <w:rPr>
+          <w:rFonts w:ascii="Times New Roman" w:hAnsi="Times New Roman" w:eastAsia="宋体"/>
+          <w:b w:val="0"/>
+          <w:color w:val="000000"/>
+          <w:sz w:val="20"/>
+          <w:u w:val="none"/>
+        </w:rPr>
+        <w:t>订正：</w:t>
+      </w:r>
+      <w:r>
+        <w:rPr>
+          <w:rFonts w:ascii="Times New Roman" w:hAnsi="Times New Roman" w:eastAsia="宋体"/>
+          <w:b w:val="0"/>
+          <w:color w:val="000000"/>
+          <w:sz w:val="20"/>
+          <w:u w:val="single"/>
+        </w:rPr>
+        <w:tab/>
       </w:r>
     </w:p>
     <w:p>
       <w:pPr>
         <w:keepNext/>
-        <w:spacing w:after="80"/>
-      </w:pPr>
-      <w:r>
-        <w:rPr>
-          <w:rFonts w:ascii="等线" w:hAnsi="等线"/>
-          <w:sz w:val="21"/>
-        </w:rPr>
-        <w:t>8. He enjoys w̲a̲t̲c̲h̲i̲n̲g̲ ̲T̲V̲.（对划线部分提问）</w:t>
-        <w:br/>
-        <w:t>＿＿＿＿＿＿＿＿＿＿＿＿＿＿＿＿＿＿＿＿＿＿＿＿</w:t>
+        <w:keepLines/>
+        <w:widowControl/>
+        <w:tabs>
+          <w:tab w:pos="7200" w:val="left"/>
+        </w:tabs>
+        <w:spacing w:before="0" w:after="20" w:line="380" w:lineRule="exact"/>
+      </w:pPr>
+      <w:r>
+        <w:rPr>
+          <w:rFonts w:ascii="Times New Roman" w:hAnsi="Times New Roman" w:eastAsia="宋体"/>
+          <w:b w:val="0"/>
+          <w:color w:val="000000"/>
+          <w:sz w:val="20"/>
+          <w:u w:val="single"/>
+        </w:rPr>
+        <w:tab/>
       </w:r>
     </w:p>
     <w:p>
       <w:pPr>
-        <w:spacing w:after="80"/>
-      </w:pPr>
-      <w:r>
-        <w:rPr>
-          <w:rFonts w:ascii="等线" w:hAnsi="等线"/>
-          <w:sz w:val="21"/>
-        </w:rPr>
-        <w:t>朵朵原答案：How does he enjoy?</w:t>
+        <w:keepNext w:val="0"/>
+        <w:keepLines/>
+        <w:widowControl/>
+        <w:tabs>
+          <w:tab w:pos="7200" w:val="left"/>
+        </w:tabs>
+        <w:spacing w:before="0" w:after="80" w:line="380" w:lineRule="exact"/>
+      </w:pPr>
+      <w:r>
+        <w:rPr>
+          <w:rFonts w:ascii="Times New Roman" w:hAnsi="Times New Roman" w:eastAsia="宋体"/>
+          <w:b w:val="0"/>
+          <w:color w:val="000000"/>
+          <w:sz w:val="20"/>
+          <w:u w:val="none"/>
+        </w:rPr>
+        <w:t>心得：</w:t>
+      </w:r>
+      <w:r>
+        <w:rPr>
+          <w:rFonts w:ascii="Times New Roman" w:hAnsi="Times New Roman" w:eastAsia="宋体"/>
+          <w:b w:val="0"/>
+          <w:color w:val="000000"/>
+          <w:sz w:val="20"/>
+          <w:u w:val="single"/>
+        </w:rPr>
+        <w:tab/>
       </w:r>
     </w:p>
     <w:p>
       <w:pPr>
-        <w:spacing w:after="80"/>
-      </w:pPr>
-      <w:r>
-        <w:rPr>
-          <w:rFonts w:ascii="等线" w:hAnsi="等线"/>
+        <w:keepNext/>
+        <w:keepLines/>
+        <w:widowControl/>
+        <w:spacing w:before="0" w:after="40" w:line="264" w:lineRule="auto"/>
+      </w:pPr>
+      <w:r>
+        <w:rPr>
+          <w:rFonts w:ascii="Times New Roman" w:hAnsi="Times New Roman" w:eastAsia="宋体"/>
+          <w:b/>
+          <w:color w:val="000000"/>
           <w:sz w:val="21"/>
-        </w:rPr>
-        <w:t>订正：____________________________________________________________</w:t>
+          <w:u w:val="none"/>
+        </w:rPr>
+        <w:t>10.</w:t>
+      </w:r>
+      <w:r>
+        <w:rPr>
+          <w:rFonts w:ascii="Times New Roman" w:hAnsi="Times New Roman" w:eastAsia="宋体"/>
+          <w:b w:val="0"/>
+          <w:color w:val="000000"/>
+          <w:sz w:val="21"/>
+          <w:u w:val="none"/>
+        </w:rPr>
+        <w:t xml:space="preserve"> We have </w:t>
+      </w:r>
+      <w:r>
+        <w:rPr>
+          <w:rFonts w:ascii="Times New Roman" w:hAnsi="Times New Roman" w:eastAsia="宋体"/>
+          <w:b w:val="0"/>
+          <w:color w:val="000000"/>
+          <w:sz w:val="21"/>
+          <w:u w:val="single"/>
+        </w:rPr>
+        <w:t>many</w:t>
+      </w:r>
+      <w:r>
+        <w:rPr>
+          <w:rFonts w:ascii="Times New Roman" w:hAnsi="Times New Roman" w:eastAsia="宋体"/>
+          <w:b w:val="0"/>
+          <w:color w:val="000000"/>
+          <w:sz w:val="21"/>
+          <w:u w:val="none"/>
+        </w:rPr>
+        <w:t xml:space="preserve"> rules on the road.（对划线部分提问）</w:t>
       </w:r>
     </w:p>
     <w:p>
       <w:pPr>
-        <w:spacing w:after="80"/>
-      </w:pPr>
-      <w:r>
-        <w:rPr>
-          <w:rFonts w:ascii="等线" w:hAnsi="等线"/>
-          <w:sz w:val="21"/>
-        </w:rPr>
-        <w:t>心得：____________________________________________________________</w:t>
+        <w:keepNext/>
+        <w:keepLines/>
+        <w:widowControl/>
+        <w:spacing w:before="0" w:after="20" w:line="264" w:lineRule="auto"/>
+      </w:pPr>
+      <w:r>
+        <w:rPr>
+          <w:rFonts w:ascii="Times New Roman" w:hAnsi="Times New Roman" w:eastAsia="宋体"/>
+          <w:b/>
+          <w:color w:val="000000"/>
+          <w:sz w:val="20"/>
+          <w:u w:val="none"/>
+        </w:rPr>
+        <w:t>朵朵原答案：</w:t>
+      </w:r>
+      <w:r>
+        <w:rPr>
+          <w:rFonts w:ascii="Times New Roman" w:hAnsi="Times New Roman" w:eastAsia="宋体"/>
+          <w:b w:val="0"/>
+          <w:color w:val="000000"/>
+          <w:sz w:val="20"/>
+          <w:u w:val="none"/>
+        </w:rPr>
+        <w:t xml:space="preserve"> Where does you many rules?</w:t>
       </w:r>
     </w:p>
     <w:p>
       <w:pPr>
-        <w:spacing w:after="80"/>
-      </w:pPr>
-      <w:r>
-        <w:rPr>
-          <w:rFonts w:ascii="等线" w:hAnsi="等线"/>
-          <w:sz w:val="21"/>
-        </w:rPr>
-        <w:t>____________________________________________________________</w:t>
+        <w:keepNext/>
+        <w:keepLines/>
+        <w:widowControl/>
+        <w:tabs>
+          <w:tab w:pos="7200" w:val="left"/>
+        </w:tabs>
+        <w:spacing w:before="0" w:after="20" w:line="380" w:lineRule="exact"/>
+      </w:pPr>
+      <w:r>
+        <w:rPr>
+          <w:rFonts w:ascii="Times New Roman" w:hAnsi="Times New Roman" w:eastAsia="宋体"/>
+          <w:b w:val="0"/>
+          <w:color w:val="000000"/>
+          <w:sz w:val="20"/>
+          <w:u w:val="none"/>
+        </w:rPr>
+        <w:t>订正：</w:t>
+      </w:r>
+      <w:r>
+        <w:rPr>
+          <w:rFonts w:ascii="Times New Roman" w:hAnsi="Times New Roman" w:eastAsia="宋体"/>
+          <w:b w:val="0"/>
+          <w:color w:val="000000"/>
+          <w:sz w:val="20"/>
+          <w:u w:val="single"/>
+        </w:rPr>
+        <w:tab/>
       </w:r>
     </w:p>
     <w:p>
       <w:pPr>
-        <w:spacing w:after="80"/>
-      </w:pPr>
+        <w:keepNext/>
+        <w:keepLines/>
+        <w:widowControl/>
+        <w:tabs>
+          <w:tab w:pos="7200" w:val="left"/>
+        </w:tabs>
+        <w:spacing w:before="0" w:after="20" w:line="380" w:lineRule="exact"/>
+      </w:pPr>
+      <w:r>
+        <w:rPr>
+          <w:rFonts w:ascii="Times New Roman" w:hAnsi="Times New Roman" w:eastAsia="宋体"/>
+          <w:b w:val="0"/>
+          <w:color w:val="000000"/>
+          <w:sz w:val="20"/>
+          <w:u w:val="single"/>
+        </w:rPr>
+        <w:tab/>
+      </w:r>
     </w:p>
     <w:p>
       <w:pPr>
-        <w:keepNext/>
-        <w:spacing w:after="80"/>
-      </w:pPr>
-      <w:r>
-        <w:rPr>
-          <w:rFonts w:ascii="等线" w:hAnsi="等线"/>
-          <w:b/>
-          <w:sz w:val="24"/>
-        </w:rPr>
-        <w:t>第9题</w:t>
+        <w:keepNext w:val="0"/>
+        <w:keepLines/>
+        <w:widowControl/>
+        <w:tabs>
+          <w:tab w:pos="7200" w:val="left"/>
+        </w:tabs>
+        <w:spacing w:before="0" w:after="80" w:line="380" w:lineRule="exact"/>
+      </w:pPr>
+      <w:r>
+        <w:rPr>
+          <w:rFonts w:ascii="Times New Roman" w:hAnsi="Times New Roman" w:eastAsia="宋体"/>
+          <w:b w:val="0"/>
+          <w:color w:val="000000"/>
+          <w:sz w:val="20"/>
+          <w:u w:val="none"/>
+        </w:rPr>
+        <w:t>心得：</w:t>
+      </w:r>
+      <w:r>
+        <w:rPr>
+          <w:rFonts w:ascii="Times New Roman" w:hAnsi="Times New Roman" w:eastAsia="宋体"/>
+          <w:b w:val="0"/>
+          <w:color w:val="000000"/>
+          <w:sz w:val="20"/>
+          <w:u w:val="single"/>
+        </w:rPr>
+        <w:tab/>
       </w:r>
     </w:p>
     <w:p>
       <w:pPr>
         <w:keepNext/>
-        <w:spacing w:after="80"/>
-      </w:pPr>
-      <w:r>
-        <w:rPr>
-          <w:rFonts w:ascii="等线" w:hAnsi="等线"/>
-          <w:sz w:val="21"/>
-        </w:rPr>
-        <w:t>9. I usually g̲o̲ ̲s̲h̲o̲p̲p̲i̲n̲g̲ w̲i̲t̲h̲ ̲m̲y̲ ̲m̲o̲t̲h̲e̲r̲.（对划线部分提问）</w:t>
-        <w:br/>
-        <w:t>（1）＿＿＿＿＿＿＿＿＿＿＿＿＿＿＿＿＿＿＿＿＿＿＿＿</w:t>
-        <w:br/>
-        <w:t>（2）＿＿＿＿＿＿＿＿＿＿＿＿＿＿＿＿＿＿＿＿＿＿＿＿</w:t>
+        <w:keepLines/>
+        <w:widowControl/>
+        <w:spacing w:before="100" w:after="40" w:line="264" w:lineRule="auto"/>
+      </w:pPr>
+      <w:r>
+        <w:rPr>
+          <w:rFonts w:ascii="Times New Roman" w:hAnsi="Times New Roman" w:eastAsia="宋体"/>
+          <w:b/>
+          <w:color w:val="000000"/>
+          <w:sz w:val="24"/>
+          <w:u w:val="none"/>
+        </w:rPr>
+        <w:t>阅读训练</w:t>
       </w:r>
     </w:p>
     <w:p>
       <w:pPr>
-        <w:spacing w:after="80"/>
-      </w:pPr>
-      <w:r>
-        <w:rPr>
-          <w:rFonts w:ascii="等线" w:hAnsi="等线"/>
-          <w:sz w:val="21"/>
-        </w:rPr>
-        <w:t>朵朵原答案：（1）What do you usually with your mother?；（2）Who with you usually go shopping?</w:t>
+        <w:keepNext/>
+        <w:keepLines/>
+        <w:widowControl/>
+        <w:spacing w:before="80" w:after="80" w:line="264" w:lineRule="auto"/>
+      </w:pPr>
+      <w:r>
+        <w:rPr>
+          <w:rFonts w:ascii="Times New Roman" w:hAnsi="Times New Roman" w:eastAsia="宋体"/>
+          <w:b/>
+          <w:color w:val="000000"/>
+          <w:sz w:val="22"/>
+          <w:u w:val="none"/>
+        </w:rPr>
+        <w:t>阅读训练 A</w:t>
       </w:r>
     </w:p>
     <w:p>
       <w:pPr>
-        <w:spacing w:after="80"/>
-      </w:pPr>
-      <w:r>
-        <w:rPr>
-          <w:rFonts w:ascii="等线" w:hAnsi="等线"/>
+        <w:keepNext/>
+        <w:keepLines/>
+        <w:widowControl/>
+        <w:spacing w:before="0" w:after="60" w:line="264" w:lineRule="auto"/>
+      </w:pPr>
+      <w:r>
+        <w:rPr>
+          <w:rFonts w:ascii="Times New Roman" w:hAnsi="Times New Roman" w:eastAsia="宋体"/>
+          <w:b/>
+          <w:color w:val="000000"/>
           <w:sz w:val="21"/>
-        </w:rPr>
-        <w:t>订正：____________________________________________________________</w:t>
+          <w:u w:val="none"/>
+        </w:rPr>
+        <w:t>Choose the best answers.</w:t>
       </w:r>
     </w:p>
     <w:p>
       <w:pPr>
-        <w:spacing w:after="80"/>
-      </w:pPr>
-      <w:r>
-        <w:rPr>
-          <w:rFonts w:ascii="等线" w:hAnsi="等线"/>
+        <w:keepNext w:val="0"/>
+        <w:keepLines w:val="0"/>
+        <w:widowControl/>
+        <w:spacing w:before="0" w:after="60" w:line="264" w:lineRule="auto"/>
+      </w:pPr>
+      <w:r>
+        <w:rPr>
+          <w:rFonts w:ascii="Times New Roman" w:hAnsi="Times New Roman" w:eastAsia="宋体"/>
+          <w:b w:val="0"/>
+          <w:color w:val="000000"/>
           <w:sz w:val="21"/>
-        </w:rPr>
-        <w:t>心得：____________________________________________________________</w:t>
+          <w:u w:val="none"/>
+        </w:rPr>
+        <w:t>Yesterday I went on a trip to the Art Museum of Great Lafayette with my parents, where we saw many famous paintings and learnt a lot about art. We really enjoyed ourselves there. When I left, I took a leaflet（传单）of the museum for my best friend Lucy. She's very interested in art. I think she would like to visit the museum.</w:t>
       </w:r>
     </w:p>
     <w:p>
       <w:pPr>
-        <w:spacing w:after="80"/>
-      </w:pPr>
-      <w:r>
-        <w:rPr>
-          <w:rFonts w:ascii="等线" w:hAnsi="等线"/>
+        <w:keepNext/>
+        <w:keepLines/>
+        <w:widowControl/>
+        <w:spacing w:before="0" w:after="60" w:line="264" w:lineRule="auto"/>
+      </w:pPr>
+      <w:r>
+        <w:rPr>
+          <w:rFonts w:ascii="Times New Roman" w:hAnsi="Times New Roman" w:eastAsia="宋体"/>
+          <w:b/>
+          <w:color w:val="000000"/>
           <w:sz w:val="21"/>
-        </w:rPr>
-        <w:t>____________________________________________________________</w:t>
+          <w:u w:val="none"/>
+        </w:rPr>
+        <w:t>Art Museum of Great Lafayette</w:t>
       </w:r>
     </w:p>
     <w:p>
       <w:pPr>
-        <w:spacing w:after="80"/>
-      </w:pPr>
+        <w:keepNext/>
+        <w:keepLines/>
+        <w:widowControl/>
+        <w:spacing w:before="0" w:after="60" w:line="264" w:lineRule="auto"/>
+      </w:pPr>
+      <w:r>
+        <w:rPr>
+          <w:rFonts w:ascii="Times New Roman" w:hAnsi="Times New Roman" w:eastAsia="宋体"/>
+          <w:b/>
+          <w:color w:val="000000"/>
+          <w:sz w:val="21"/>
+          <w:u w:val="none"/>
+        </w:rPr>
+        <w:t>Cost:</w:t>
+      </w:r>
+      <w:r>
+        <w:rPr>
+          <w:rFonts w:ascii="Times New Roman" w:hAnsi="Times New Roman" w:eastAsia="宋体"/>
+          <w:b w:val="0"/>
+          <w:color w:val="000000"/>
+          <w:sz w:val="21"/>
+          <w:u w:val="none"/>
+        </w:rPr>
+        <w:t xml:space="preserve"> Free!</w:t>
+      </w:r>
     </w:p>
     <w:p>
       <w:pPr>
         <w:keepNext/>
-        <w:spacing w:after="80"/>
-      </w:pPr>
-      <w:r>
-        <w:rPr>
-          <w:rFonts w:ascii="等线" w:hAnsi="等线"/>
+        <w:keepLines/>
+        <w:widowControl/>
+        <w:spacing w:before="0" w:after="60" w:line="264" w:lineRule="auto"/>
+      </w:pPr>
+      <w:r>
+        <w:rPr>
+          <w:rFonts w:ascii="Times New Roman" w:hAnsi="Times New Roman" w:eastAsia="宋体"/>
           <w:b/>
-          <w:sz w:val="24"/>
-        </w:rPr>
-        <w:t>第10题</w:t>
+          <w:color w:val="000000"/>
+          <w:sz w:val="21"/>
+          <w:u w:val="none"/>
+        </w:rPr>
+        <w:t>Opening Time:</w:t>
+      </w:r>
+      <w:r>
+        <w:rPr>
+          <w:rFonts w:ascii="Times New Roman" w:hAnsi="Times New Roman" w:eastAsia="宋体"/>
+          <w:b w:val="0"/>
+          <w:color w:val="000000"/>
+          <w:sz w:val="21"/>
+          <w:u w:val="none"/>
+        </w:rPr>
+        <w:t xml:space="preserve"> 9:00 a.m. ~ 4:00 p.m., Monday to Saturday</w:t>
       </w:r>
     </w:p>
     <w:p>
       <w:pPr>
         <w:keepNext/>
-        <w:spacing w:after="80"/>
-      </w:pPr>
-      <w:r>
-        <w:rPr>
-          <w:rFonts w:ascii="等线" w:hAnsi="等线"/>
+        <w:keepLines/>
+        <w:widowControl/>
+        <w:spacing w:before="0" w:after="60" w:line="264" w:lineRule="auto"/>
+      </w:pPr>
+      <w:r>
+        <w:rPr>
+          <w:rFonts w:ascii="Times New Roman" w:hAnsi="Times New Roman" w:eastAsia="宋体"/>
+          <w:b/>
+          <w:color w:val="000000"/>
           <w:sz w:val="21"/>
-        </w:rPr>
-        <w:t>10. We have m̲a̲n̲y̲ rules on the road.（对划线部分提问）</w:t>
-        <w:br/>
-        <w:t>＿＿＿＿＿＿＿＿＿＿＿＿＿＿＿＿＿＿＿＿＿＿＿＿</w:t>
+          <w:u w:val="none"/>
+        </w:rPr>
+        <w:t>Place:</w:t>
+      </w:r>
+      <w:r>
+        <w:rPr>
+          <w:rFonts w:ascii="Times New Roman" w:hAnsi="Times New Roman" w:eastAsia="宋体"/>
+          <w:b w:val="0"/>
+          <w:color w:val="000000"/>
+          <w:sz w:val="21"/>
+          <w:u w:val="none"/>
+        </w:rPr>
+        <w:t xml:space="preserve"> No. 102, South 10th Street</w:t>
       </w:r>
     </w:p>
     <w:p>
       <w:pPr>
-        <w:spacing w:after="80"/>
-      </w:pPr>
-      <w:r>
-        <w:rPr>
-          <w:rFonts w:ascii="等线" w:hAnsi="等线"/>
+        <w:keepNext/>
+        <w:keepLines/>
+        <w:widowControl/>
+        <w:spacing w:before="0" w:after="60" w:line="264" w:lineRule="auto"/>
+      </w:pPr>
+      <w:r>
+        <w:rPr>
+          <w:rFonts w:ascii="Times New Roman" w:hAnsi="Times New Roman" w:eastAsia="宋体"/>
+          <w:b/>
+          <w:color w:val="000000"/>
           <w:sz w:val="21"/>
-        </w:rPr>
-        <w:t>朵朵原答案：Where does you many rules?</w:t>
+          <w:u w:val="none"/>
+        </w:rPr>
+        <w:t>Buses to the Museum:</w:t>
+      </w:r>
+      <w:r>
+        <w:rPr>
+          <w:rFonts w:ascii="Times New Roman" w:hAnsi="Times New Roman" w:eastAsia="宋体"/>
+          <w:b w:val="0"/>
+          <w:color w:val="000000"/>
+          <w:sz w:val="21"/>
+          <w:u w:val="none"/>
+        </w:rPr>
+        <w:t xml:space="preserve"> No. 1, No. 14 and No. 25</w:t>
       </w:r>
     </w:p>
     <w:p>
       <w:pPr>
-        <w:spacing w:after="80"/>
-      </w:pPr>
-      <w:r>
-        <w:rPr>
-          <w:rFonts w:ascii="等线" w:hAnsi="等线"/>
+        <w:keepNext/>
+        <w:keepLines/>
+        <w:widowControl/>
+        <w:spacing w:before="0" w:after="60" w:line="264" w:lineRule="auto"/>
+      </w:pPr>
+      <w:r>
+        <w:rPr>
+          <w:rFonts w:ascii="Times New Roman" w:hAnsi="Times New Roman" w:eastAsia="宋体"/>
+          <w:b/>
+          <w:color w:val="000000"/>
           <w:sz w:val="21"/>
-        </w:rPr>
-        <w:t>订正：____________________________________________________________</w:t>
+          <w:u w:val="none"/>
+        </w:rPr>
+        <w:t>Phone Number:</w:t>
+      </w:r>
+      <w:r>
+        <w:rPr>
+          <w:rFonts w:ascii="Times New Roman" w:hAnsi="Times New Roman" w:eastAsia="宋体"/>
+          <w:b w:val="0"/>
+          <w:color w:val="000000"/>
+          <w:sz w:val="21"/>
+          <w:u w:val="none"/>
+        </w:rPr>
+        <w:t xml:space="preserve"> 07979-40078010</w:t>
       </w:r>
     </w:p>
     <w:p>
       <w:pPr>
-        <w:spacing w:after="80"/>
-      </w:pPr>
-      <w:r>
-        <w:rPr>
-          <w:rFonts w:ascii="等线" w:hAnsi="等线"/>
+        <w:keepNext/>
+        <w:keepLines/>
+        <w:widowControl/>
+        <w:spacing w:before="0" w:after="60" w:line="264" w:lineRule="auto"/>
+      </w:pPr>
+      <w:r>
+        <w:rPr>
+          <w:rFonts w:ascii="Times New Roman" w:hAnsi="Times New Roman" w:eastAsia="宋体"/>
+          <w:b/>
+          <w:color w:val="000000"/>
           <w:sz w:val="21"/>
-        </w:rPr>
-        <w:t>心得：____________________________________________________________</w:t>
+          <w:u w:val="none"/>
+        </w:rPr>
+        <w:t>Website:</w:t>
+      </w:r>
+      <w:r>
+        <w:rPr>
+          <w:rFonts w:ascii="Times New Roman" w:hAnsi="Times New Roman" w:eastAsia="宋体"/>
+          <w:b w:val="0"/>
+          <w:color w:val="000000"/>
+          <w:sz w:val="21"/>
+          <w:u w:val="none"/>
+        </w:rPr>
+        <w:t xml:space="preserve"> www.amofga.com</w:t>
       </w:r>
     </w:p>
     <w:p>
       <w:pPr>
-        <w:spacing w:after="80"/>
-      </w:pPr>
-      <w:r>
-        <w:rPr>
-          <w:rFonts w:ascii="等线" w:hAnsi="等线"/>
+        <w:keepNext/>
+        <w:keepLines/>
+        <w:widowControl/>
+        <w:spacing w:before="0" w:after="40" w:line="264" w:lineRule="auto"/>
+      </w:pPr>
+      <w:r>
+        <w:rPr>
+          <w:rFonts w:ascii="Times New Roman" w:hAnsi="Times New Roman" w:eastAsia="宋体"/>
+          <w:b/>
+          <w:color w:val="000000"/>
           <w:sz w:val="21"/>
-        </w:rPr>
-        <w:t>____________________________________________________________</w:t>
+          <w:u w:val="none"/>
+        </w:rPr>
+        <w:t>1.</w:t>
+      </w:r>
+      <w:r>
+        <w:rPr>
+          <w:rFonts w:ascii="Times New Roman" w:hAnsi="Times New Roman" w:eastAsia="宋体"/>
+          <w:b w:val="0"/>
+          <w:color w:val="000000"/>
+          <w:sz w:val="21"/>
+          <w:u w:val="none"/>
+        </w:rPr>
+        <w:t>（　）Who did the writer go to visit the museum with?</w:t>
       </w:r>
     </w:p>
     <w:p>
       <w:pPr>
-        <w:spacing w:after="80"/>
-      </w:pPr>
+        <w:keepNext/>
+        <w:keepLines/>
+        <w:widowControl/>
+        <w:tabs>
+          <w:tab w:pos="1814" w:val="left"/>
+          <w:tab w:pos="3628" w:val="left"/>
+          <w:tab w:pos="5443" w:val="left"/>
+        </w:tabs>
+        <w:spacing w:before="0" w:after="20" w:line="264" w:lineRule="auto"/>
+      </w:pPr>
+      <w:r>
+        <w:rPr>
+          <w:rFonts w:ascii="Times New Roman" w:hAnsi="Times New Roman" w:eastAsia="宋体"/>
+          <w:b w:val="0"/>
+          <w:color w:val="000000"/>
+          <w:sz w:val="21"/>
+          <w:u w:val="none"/>
+        </w:rPr>
+        <w:t>A. His parents.</w:t>
+        <w:tab/>
+        <w:t>B. His friends.</w:t>
+        <w:tab/>
+        <w:t>C. His classmates.</w:t>
+        <w:tab/>
+        <w:t>D. His cousins.</w:t>
+      </w:r>
     </w:p>
     <w:p>
       <w:pPr>
         <w:keepNext/>
-        <w:spacing w:after="80"/>
-      </w:pPr>
-      <w:r>
-        <w:rPr>
-          <w:rFonts w:ascii="等线" w:hAnsi="等线"/>
+        <w:keepLines/>
+        <w:widowControl/>
+        <w:spacing w:before="0" w:after="20" w:line="264" w:lineRule="auto"/>
+      </w:pPr>
+      <w:r>
+        <w:rPr>
+          <w:rFonts w:ascii="Times New Roman" w:hAnsi="Times New Roman" w:eastAsia="宋体"/>
           <w:b/>
-          <w:sz w:val="24"/>
-        </w:rPr>
-        <w:t>第11题</w:t>
+          <w:color w:val="000000"/>
+          <w:sz w:val="20"/>
+          <w:u w:val="none"/>
+        </w:rPr>
+        <w:t>朵朵原答案：</w:t>
+      </w:r>
+      <w:r>
+        <w:rPr>
+          <w:rFonts w:ascii="Times New Roman" w:hAnsi="Times New Roman" w:eastAsia="宋体"/>
+          <w:b w:val="0"/>
+          <w:color w:val="000000"/>
+          <w:sz w:val="20"/>
+          <w:u w:val="none"/>
+        </w:rPr>
+        <w:t xml:space="preserve"> D</w:t>
       </w:r>
     </w:p>
     <w:p>
       <w:pPr>
         <w:keepNext/>
-        <w:spacing w:after="80"/>
-      </w:pPr>
-      <w:r>
-        <w:rPr>
-          <w:rFonts w:ascii="等线" w:hAnsi="等线"/>
-          <w:sz w:val="21"/>
-        </w:rPr>
-        <w:t>1.（　）Who did the writer go to visit the museum with?</w:t>
-        <w:br/>
-        <w:t>A. His parents.</w:t>
-        <w:br/>
-        <w:t>B. His friends.</w:t>
-        <w:br/>
-        <w:t>C. His classmates.</w:t>
-        <w:br/>
-        <w:t>D. His cousins.</w:t>
+        <w:keepLines/>
+        <w:widowControl/>
+        <w:tabs>
+          <w:tab w:pos="7200" w:val="left"/>
+        </w:tabs>
+        <w:spacing w:before="0" w:after="20" w:line="380" w:lineRule="exact"/>
+      </w:pPr>
+      <w:r>
+        <w:rPr>
+          <w:rFonts w:ascii="Times New Roman" w:hAnsi="Times New Roman" w:eastAsia="宋体"/>
+          <w:b w:val="0"/>
+          <w:color w:val="000000"/>
+          <w:sz w:val="20"/>
+          <w:u w:val="none"/>
+        </w:rPr>
+        <w:t>订正：</w:t>
+      </w:r>
+      <w:r>
+        <w:rPr>
+          <w:rFonts w:ascii="Times New Roman" w:hAnsi="Times New Roman" w:eastAsia="宋体"/>
+          <w:b w:val="0"/>
+          <w:color w:val="000000"/>
+          <w:sz w:val="20"/>
+          <w:u w:val="single"/>
+        </w:rPr>
+        <w:tab/>
       </w:r>
     </w:p>
     <w:p>
       <w:pPr>
-        <w:spacing w:after="80"/>
-      </w:pPr>
-      <w:r>
-        <w:rPr>
-          <w:rFonts w:ascii="等线" w:hAnsi="等线"/>
-          <w:sz w:val="21"/>
-        </w:rPr>
-        <w:t>朵朵原答案：D</w:t>
+        <w:keepNext w:val="0"/>
+        <w:keepLines/>
+        <w:widowControl/>
+        <w:tabs>
+          <w:tab w:pos="7200" w:val="left"/>
+        </w:tabs>
+        <w:spacing w:before="0" w:after="80" w:line="380" w:lineRule="exact"/>
+      </w:pPr>
+      <w:r>
+        <w:rPr>
+          <w:rFonts w:ascii="Times New Roman" w:hAnsi="Times New Roman" w:eastAsia="宋体"/>
+          <w:b w:val="0"/>
+          <w:color w:val="000000"/>
+          <w:sz w:val="20"/>
+          <w:u w:val="none"/>
+        </w:rPr>
+        <w:t>心得：</w:t>
+      </w:r>
+      <w:r>
+        <w:rPr>
+          <w:rFonts w:ascii="Times New Roman" w:hAnsi="Times New Roman" w:eastAsia="宋体"/>
+          <w:b w:val="0"/>
+          <w:color w:val="000000"/>
+          <w:sz w:val="20"/>
+          <w:u w:val="single"/>
+        </w:rPr>
+        <w:tab/>
       </w:r>
     </w:p>
     <w:p>
       <w:pPr>
-        <w:spacing w:after="80"/>
-      </w:pPr>
-      <w:r>
-        <w:rPr>
-          <w:rFonts w:ascii="等线" w:hAnsi="等线"/>
+        <w:keepNext/>
+        <w:keepLines/>
+        <w:widowControl/>
+        <w:spacing w:before="0" w:after="40" w:line="264" w:lineRule="auto"/>
+      </w:pPr>
+      <w:r>
+        <w:rPr>
+          <w:rFonts w:ascii="Times New Roman" w:hAnsi="Times New Roman" w:eastAsia="宋体"/>
+          <w:b/>
+          <w:color w:val="000000"/>
           <w:sz w:val="21"/>
-        </w:rPr>
-        <w:t>订正：____________________________________________________________</w:t>
+          <w:u w:val="none"/>
+        </w:rPr>
+        <w:t>2.</w:t>
+      </w:r>
+      <w:r>
+        <w:rPr>
+          <w:rFonts w:ascii="Times New Roman" w:hAnsi="Times New Roman" w:eastAsia="宋体"/>
+          <w:b w:val="0"/>
+          <w:color w:val="000000"/>
+          <w:sz w:val="21"/>
+          <w:u w:val="none"/>
+        </w:rPr>
+        <w:t>（　）What is Lucy interested in?</w:t>
       </w:r>
     </w:p>
     <w:p>
       <w:pPr>
-        <w:spacing w:after="80"/>
-      </w:pPr>
-      <w:r>
-        <w:rPr>
-          <w:rFonts w:ascii="等线" w:hAnsi="等线"/>
+        <w:keepNext/>
+        <w:keepLines/>
+        <w:widowControl/>
+        <w:tabs>
+          <w:tab w:pos="1814" w:val="left"/>
+          <w:tab w:pos="3628" w:val="left"/>
+          <w:tab w:pos="5443" w:val="left"/>
+        </w:tabs>
+        <w:spacing w:before="0" w:after="20" w:line="264" w:lineRule="auto"/>
+      </w:pPr>
+      <w:r>
+        <w:rPr>
+          <w:rFonts w:ascii="Times New Roman" w:hAnsi="Times New Roman" w:eastAsia="宋体"/>
+          <w:b w:val="0"/>
+          <w:color w:val="000000"/>
           <w:sz w:val="21"/>
-        </w:rPr>
-        <w:t>心得：____________________________________________________________</w:t>
+          <w:u w:val="none"/>
+        </w:rPr>
+        <w:t>A. Music.</w:t>
+        <w:tab/>
+        <w:t>B. Art.</w:t>
+        <w:tab/>
+        <w:t>C. History.</w:t>
+        <w:tab/>
+        <w:t>D. Sports.</w:t>
       </w:r>
     </w:p>
     <w:p>
       <w:pPr>
-        <w:spacing w:after="80"/>
-      </w:pPr>
-      <w:r>
-        <w:rPr>
-          <w:rFonts w:ascii="等线" w:hAnsi="等线"/>
-          <w:sz w:val="21"/>
-        </w:rPr>
-        <w:t>____________________________________________________________</w:t>
+        <w:keepNext/>
+        <w:keepLines/>
+        <w:widowControl/>
+        <w:tabs>
+          <w:tab w:pos="7200" w:val="left"/>
+        </w:tabs>
+        <w:spacing w:before="0" w:after="20" w:line="380" w:lineRule="exact"/>
+      </w:pPr>
+      <w:r>
+        <w:rPr>
+          <w:rFonts w:ascii="Times New Roman" w:hAnsi="Times New Roman" w:eastAsia="宋体"/>
+          <w:b w:val="0"/>
+          <w:color w:val="000000"/>
+          <w:sz w:val="20"/>
+          <w:u w:val="none"/>
+        </w:rPr>
+        <w:t>订正：</w:t>
+      </w:r>
+      <w:r>
+        <w:rPr>
+          <w:rFonts w:ascii="Times New Roman" w:hAnsi="Times New Roman" w:eastAsia="宋体"/>
+          <w:b w:val="0"/>
+          <w:color w:val="000000"/>
+          <w:sz w:val="20"/>
+          <w:u w:val="single"/>
+        </w:rPr>
+        <w:tab/>
       </w:r>
     </w:p>
     <w:p>
       <w:pPr>
-        <w:spacing w:after="80"/>
-      </w:pPr>
+        <w:keepNext w:val="0"/>
+        <w:keepLines/>
+        <w:widowControl/>
+        <w:tabs>
+          <w:tab w:pos="7200" w:val="left"/>
+        </w:tabs>
+        <w:spacing w:before="0" w:after="80" w:line="380" w:lineRule="exact"/>
+      </w:pPr>
+      <w:r>
+        <w:rPr>
+          <w:rFonts w:ascii="Times New Roman" w:hAnsi="Times New Roman" w:eastAsia="宋体"/>
+          <w:b w:val="0"/>
+          <w:color w:val="000000"/>
+          <w:sz w:val="20"/>
+          <w:u w:val="none"/>
+        </w:rPr>
+        <w:t>心得：</w:t>
+      </w:r>
+      <w:r>
+        <w:rPr>
+          <w:rFonts w:ascii="Times New Roman" w:hAnsi="Times New Roman" w:eastAsia="宋体"/>
+          <w:b w:val="0"/>
+          <w:color w:val="000000"/>
+          <w:sz w:val="20"/>
+          <w:u w:val="single"/>
+        </w:rPr>
+        <w:tab/>
+      </w:r>
     </w:p>
     <w:p>
       <w:pPr>
         <w:keepNext/>
-        <w:spacing w:after="80"/>
-      </w:pPr>
-      <w:r>
-        <w:rPr>
-          <w:rFonts w:ascii="等线" w:hAnsi="等线"/>
+        <w:keepLines/>
+        <w:widowControl/>
+        <w:spacing w:before="0" w:after="40" w:line="264" w:lineRule="auto"/>
+      </w:pPr>
+      <w:r>
+        <w:rPr>
+          <w:rFonts w:ascii="Times New Roman" w:hAnsi="Times New Roman" w:eastAsia="宋体"/>
           <w:b/>
-          <w:sz w:val="24"/>
-        </w:rPr>
-        <w:t>第12题</w:t>
+          <w:color w:val="000000"/>
+          <w:sz w:val="21"/>
+          <w:u w:val="none"/>
+        </w:rPr>
+        <w:t>3.</w:t>
+      </w:r>
+      <w:r>
+        <w:rPr>
+          <w:rFonts w:ascii="Times New Roman" w:hAnsi="Times New Roman" w:eastAsia="宋体"/>
+          <w:b w:val="0"/>
+          <w:color w:val="000000"/>
+          <w:sz w:val="21"/>
+          <w:u w:val="none"/>
+        </w:rPr>
+        <w:t>（　）Why did the writer take the leaflet?</w:t>
       </w:r>
     </w:p>
     <w:p>
       <w:pPr>
         <w:keepNext/>
-        <w:spacing w:after="80"/>
-      </w:pPr>
-      <w:r>
-        <w:rPr>
-          <w:rFonts w:ascii="等线" w:hAnsi="等线"/>
+        <w:keepLines/>
+        <w:widowControl/>
+        <w:spacing w:before="0" w:after="20" w:line="264" w:lineRule="auto"/>
+      </w:pPr>
+      <w:r>
+        <w:rPr>
+          <w:rFonts w:ascii="Times New Roman" w:hAnsi="Times New Roman" w:eastAsia="宋体"/>
+          <w:b w:val="0"/>
+          <w:color w:val="000000"/>
           <w:sz w:val="21"/>
-        </w:rPr>
-        <w:t>1.（　）</w:t>
-        <w:br/>
-        <w:t>A. newest</w:t>
-        <w:br/>
-        <w:t>B. biggest</w:t>
-        <w:br/>
-        <w:t>C. coldest</w:t>
-        <w:br/>
-        <w:t>D. fastest</w:t>
+          <w:u w:val="none"/>
+        </w:rPr>
+        <w:t>A. Because he wanted his parents to take him there again.</w:t>
       </w:r>
     </w:p>
     <w:p>
       <w:pPr>
-        <w:spacing w:after="80"/>
-      </w:pPr>
-      <w:r>
-        <w:rPr>
-          <w:rFonts w:ascii="等线" w:hAnsi="等线"/>
+        <w:keepNext/>
+        <w:keepLines/>
+        <w:widowControl/>
+        <w:spacing w:before="0" w:after="20" w:line="264" w:lineRule="auto"/>
+      </w:pPr>
+      <w:r>
+        <w:rPr>
+          <w:rFonts w:ascii="Times New Roman" w:hAnsi="Times New Roman" w:eastAsia="宋体"/>
+          <w:b w:val="0"/>
+          <w:color w:val="000000"/>
           <w:sz w:val="21"/>
-        </w:rPr>
-        <w:t>朵朵原答案：A. newest</w:t>
+          <w:u w:val="none"/>
+        </w:rPr>
+        <w:t>B. Because his best friend may be interested in the museum.</w:t>
       </w:r>
     </w:p>
     <w:p>
       <w:pPr>
-        <w:spacing w:after="80"/>
-      </w:pPr>
-      <w:r>
-        <w:rPr>
-          <w:rFonts w:ascii="等线" w:hAnsi="等线"/>
+        <w:keepNext/>
+        <w:keepLines/>
+        <w:widowControl/>
+        <w:spacing w:before="0" w:after="20" w:line="264" w:lineRule="auto"/>
+      </w:pPr>
+      <w:r>
+        <w:rPr>
+          <w:rFonts w:ascii="Times New Roman" w:hAnsi="Times New Roman" w:eastAsia="宋体"/>
+          <w:b w:val="0"/>
+          <w:color w:val="000000"/>
           <w:sz w:val="21"/>
-        </w:rPr>
-        <w:t>订正：____________________________________________________________</w:t>
+          <w:u w:val="none"/>
+        </w:rPr>
+        <w:t>C. Because he needed it to do his homework.</w:t>
       </w:r>
     </w:p>
     <w:p>
       <w:pPr>
-        <w:spacing w:after="80"/>
-      </w:pPr>
-      <w:r>
-        <w:rPr>
-          <w:rFonts w:ascii="等线" w:hAnsi="等线"/>
+        <w:keepNext/>
+        <w:keepLines/>
+        <w:widowControl/>
+        <w:spacing w:before="0" w:after="20" w:line="264" w:lineRule="auto"/>
+      </w:pPr>
+      <w:r>
+        <w:rPr>
+          <w:rFonts w:ascii="Times New Roman" w:hAnsi="Times New Roman" w:eastAsia="宋体"/>
+          <w:b w:val="0"/>
+          <w:color w:val="000000"/>
           <w:sz w:val="21"/>
-        </w:rPr>
-        <w:t>心得：____________________________________________________________</w:t>
+          <w:u w:val="none"/>
+        </w:rPr>
+        <w:t>D. Because the leaflet looked very beautiful.</w:t>
       </w:r>
     </w:p>
     <w:p>
       <w:pPr>
-        <w:spacing w:after="80"/>
-      </w:pPr>
-      <w:r>
-        <w:rPr>
-          <w:rFonts w:ascii="等线" w:hAnsi="等线"/>
-          <w:sz w:val="21"/>
-        </w:rPr>
-        <w:t>____________________________________________________________</w:t>
+        <w:keepNext/>
+        <w:keepLines/>
+        <w:widowControl/>
+        <w:tabs>
+          <w:tab w:pos="7200" w:val="left"/>
+        </w:tabs>
+        <w:spacing w:before="0" w:after="20" w:line="380" w:lineRule="exact"/>
+      </w:pPr>
+      <w:r>
+        <w:rPr>
+          <w:rFonts w:ascii="Times New Roman" w:hAnsi="Times New Roman" w:eastAsia="宋体"/>
+          <w:b w:val="0"/>
+          <w:color w:val="000000"/>
+          <w:sz w:val="20"/>
+          <w:u w:val="none"/>
+        </w:rPr>
+        <w:t>订正：</w:t>
+      </w:r>
+      <w:r>
+        <w:rPr>
+          <w:rFonts w:ascii="Times New Roman" w:hAnsi="Times New Roman" w:eastAsia="宋体"/>
+          <w:b w:val="0"/>
+          <w:color w:val="000000"/>
+          <w:sz w:val="20"/>
+          <w:u w:val="single"/>
+        </w:rPr>
+        <w:tab/>
       </w:r>
     </w:p>
     <w:p>
       <w:pPr>
-        <w:spacing w:after="80"/>
-      </w:pPr>
+        <w:keepNext w:val="0"/>
+        <w:keepLines/>
+        <w:widowControl/>
+        <w:tabs>
+          <w:tab w:pos="7200" w:val="left"/>
+        </w:tabs>
+        <w:spacing w:before="0" w:after="80" w:line="380" w:lineRule="exact"/>
+      </w:pPr>
+      <w:r>
+        <w:rPr>
+          <w:rFonts w:ascii="Times New Roman" w:hAnsi="Times New Roman" w:eastAsia="宋体"/>
+          <w:b w:val="0"/>
+          <w:color w:val="000000"/>
+          <w:sz w:val="20"/>
+          <w:u w:val="none"/>
+        </w:rPr>
+        <w:t>心得：</w:t>
+      </w:r>
+      <w:r>
+        <w:rPr>
+          <w:rFonts w:ascii="Times New Roman" w:hAnsi="Times New Roman" w:eastAsia="宋体"/>
+          <w:b w:val="0"/>
+          <w:color w:val="000000"/>
+          <w:sz w:val="20"/>
+          <w:u w:val="single"/>
+        </w:rPr>
+        <w:tab/>
+      </w:r>
     </w:p>
     <w:p>
       <w:pPr>
         <w:keepNext/>
-        <w:spacing w:after="80"/>
-      </w:pPr>
-      <w:r>
-        <w:rPr>
-          <w:rFonts w:ascii="等线" w:hAnsi="等线"/>
+        <w:keepLines/>
+        <w:widowControl/>
+        <w:spacing w:before="0" w:after="40" w:line="264" w:lineRule="auto"/>
+      </w:pPr>
+      <w:r>
+        <w:rPr>
+          <w:rFonts w:ascii="Times New Roman" w:hAnsi="Times New Roman" w:eastAsia="宋体"/>
           <w:b/>
-          <w:sz w:val="24"/>
-        </w:rPr>
-        <w:t>第13题</w:t>
+          <w:color w:val="000000"/>
+          <w:sz w:val="21"/>
+          <w:u w:val="none"/>
+        </w:rPr>
+        <w:t>4.</w:t>
+      </w:r>
+      <w:r>
+        <w:rPr>
+          <w:rFonts w:ascii="Times New Roman" w:hAnsi="Times New Roman" w:eastAsia="宋体"/>
+          <w:b w:val="0"/>
+          <w:color w:val="000000"/>
+          <w:sz w:val="21"/>
+          <w:u w:val="none"/>
+        </w:rPr>
+        <w:t>（　）When can you visit the museum?</w:t>
       </w:r>
     </w:p>
     <w:p>
       <w:pPr>
         <w:keepNext/>
-        <w:spacing w:after="80"/>
-      </w:pPr>
-      <w:r>
-        <w:rPr>
-          <w:rFonts w:ascii="等线" w:hAnsi="等线"/>
+        <w:keepLines/>
+        <w:widowControl/>
+        <w:tabs>
+          <w:tab w:pos="3628" w:val="left"/>
+        </w:tabs>
+        <w:spacing w:before="0" w:after="20" w:line="264" w:lineRule="auto"/>
+      </w:pPr>
+      <w:r>
+        <w:rPr>
+          <w:rFonts w:ascii="Times New Roman" w:hAnsi="Times New Roman" w:eastAsia="宋体"/>
+          <w:b w:val="0"/>
+          <w:color w:val="000000"/>
           <w:sz w:val="21"/>
-        </w:rPr>
-        <w:t>2. ＿＿＿＿＿＿</w:t>
+          <w:u w:val="none"/>
+        </w:rPr>
+        <w:t>A. At 8:00 a.m. on Monday.</w:t>
+        <w:tab/>
+        <w:t>B. At 5:00 p.m. on Friday.</w:t>
       </w:r>
     </w:p>
     <w:p>
       <w:pPr>
-        <w:spacing w:after="80"/>
-      </w:pPr>
-      <w:r>
-        <w:rPr>
-          <w:rFonts w:ascii="等线" w:hAnsi="等线"/>
+        <w:keepNext/>
+        <w:keepLines/>
+        <w:widowControl/>
+        <w:tabs>
+          <w:tab w:pos="3628" w:val="left"/>
+        </w:tabs>
+        <w:spacing w:before="0" w:after="20" w:line="264" w:lineRule="auto"/>
+      </w:pPr>
+      <w:r>
+        <w:rPr>
+          <w:rFonts w:ascii="Times New Roman" w:hAnsi="Times New Roman" w:eastAsia="宋体"/>
+          <w:b w:val="0"/>
+          <w:color w:val="000000"/>
           <w:sz w:val="21"/>
-        </w:rPr>
-        <w:t>朵朵原答案：lot of</w:t>
+          <w:u w:val="none"/>
+        </w:rPr>
+        <w:t>C. At 1:00 p.m. on Saturday.</w:t>
+        <w:tab/>
+        <w:t>D. At 2:00 p.m. on Sunday.</w:t>
       </w:r>
     </w:p>
     <w:p>
       <w:pPr>
-        <w:spacing w:after="80"/>
-      </w:pPr>
-      <w:r>
-        <w:rPr>
-          <w:rFonts w:ascii="等线" w:hAnsi="等线"/>
-          <w:sz w:val="21"/>
-        </w:rPr>
-        <w:t>订正：____________________________________________________________</w:t>
+        <w:keepNext/>
+        <w:keepLines/>
+        <w:widowControl/>
+        <w:tabs>
+          <w:tab w:pos="7200" w:val="left"/>
+        </w:tabs>
+        <w:spacing w:before="0" w:after="20" w:line="380" w:lineRule="exact"/>
+      </w:pPr>
+      <w:r>
+        <w:rPr>
+          <w:rFonts w:ascii="Times New Roman" w:hAnsi="Times New Roman" w:eastAsia="宋体"/>
+          <w:b w:val="0"/>
+          <w:color w:val="000000"/>
+          <w:sz w:val="20"/>
+          <w:u w:val="none"/>
+        </w:rPr>
+        <w:t>订正：</w:t>
+      </w:r>
+      <w:r>
+        <w:rPr>
+          <w:rFonts w:ascii="Times New Roman" w:hAnsi="Times New Roman" w:eastAsia="宋体"/>
+          <w:b w:val="0"/>
+          <w:color w:val="000000"/>
+          <w:sz w:val="20"/>
+          <w:u w:val="single"/>
+        </w:rPr>
+        <w:tab/>
       </w:r>
     </w:p>
     <w:p>
       <w:pPr>
-        <w:spacing w:after="80"/>
-      </w:pPr>
-      <w:r>
-        <w:rPr>
-          <w:rFonts w:ascii="等线" w:hAnsi="等线"/>
-          <w:sz w:val="21"/>
-        </w:rPr>
-        <w:t>心得：____________________________________________________________</w:t>
+        <w:keepNext w:val="0"/>
+        <w:keepLines/>
+        <w:widowControl/>
+        <w:tabs>
+          <w:tab w:pos="7200" w:val="left"/>
+        </w:tabs>
+        <w:spacing w:before="0" w:after="80" w:line="380" w:lineRule="exact"/>
+      </w:pPr>
+      <w:r>
+        <w:rPr>
+          <w:rFonts w:ascii="Times New Roman" w:hAnsi="Times New Roman" w:eastAsia="宋体"/>
+          <w:b w:val="0"/>
+          <w:color w:val="000000"/>
+          <w:sz w:val="20"/>
+          <w:u w:val="none"/>
+        </w:rPr>
+        <w:t>心得：</w:t>
+      </w:r>
+      <w:r>
+        <w:rPr>
+          <w:rFonts w:ascii="Times New Roman" w:hAnsi="Times New Roman" w:eastAsia="宋体"/>
+          <w:b w:val="0"/>
+          <w:color w:val="000000"/>
+          <w:sz w:val="20"/>
+          <w:u w:val="single"/>
+        </w:rPr>
+        <w:tab/>
       </w:r>
     </w:p>
     <w:p>
       <w:pPr>
-        <w:spacing w:after="80"/>
-      </w:pPr>
-      <w:r>
-        <w:rPr>
-          <w:rFonts w:ascii="等线" w:hAnsi="等线"/>
+        <w:keepNext/>
+        <w:keepLines/>
+        <w:widowControl/>
+        <w:spacing w:before="0" w:after="40" w:line="264" w:lineRule="auto"/>
+      </w:pPr>
+      <w:r>
+        <w:rPr>
+          <w:rFonts w:ascii="Times New Roman" w:hAnsi="Times New Roman" w:eastAsia="宋体"/>
+          <w:b/>
+          <w:color w:val="000000"/>
           <w:sz w:val="21"/>
-        </w:rPr>
-        <w:t>____________________________________________________________</w:t>
+          <w:u w:val="none"/>
+        </w:rPr>
+        <w:t>5.</w:t>
+      </w:r>
+      <w:r>
+        <w:rPr>
+          <w:rFonts w:ascii="Times New Roman" w:hAnsi="Times New Roman" w:eastAsia="宋体"/>
+          <w:b w:val="0"/>
+          <w:color w:val="000000"/>
+          <w:sz w:val="21"/>
+          <w:u w:val="none"/>
+        </w:rPr>
+        <w:t>（　）Which bus can take you to the museum?</w:t>
       </w:r>
     </w:p>
     <w:p>
       <w:pPr>
-        <w:spacing w:after="80"/>
-      </w:pPr>
+        <w:keepNext/>
+        <w:keepLines/>
+        <w:widowControl/>
+        <w:tabs>
+          <w:tab w:pos="3628" w:val="left"/>
+        </w:tabs>
+        <w:spacing w:before="0" w:after="20" w:line="264" w:lineRule="auto"/>
+      </w:pPr>
+      <w:r>
+        <w:rPr>
+          <w:rFonts w:ascii="Times New Roman" w:hAnsi="Times New Roman" w:eastAsia="宋体"/>
+          <w:b w:val="0"/>
+          <w:color w:val="000000"/>
+          <w:sz w:val="21"/>
+          <w:u w:val="none"/>
+        </w:rPr>
+        <w:t>A. The No. 1 bus.</w:t>
+        <w:tab/>
+        <w:t>B. The No. 14 bus.</w:t>
+      </w:r>
     </w:p>
     <w:p>
       <w:pPr>
         <w:keepNext/>
-        <w:spacing w:after="80"/>
-      </w:pPr>
-      <w:r>
-        <w:rPr>
-          <w:rFonts w:ascii="等线" w:hAnsi="等线"/>
-          <w:b/>
-          <w:sz w:val="24"/>
-        </w:rPr>
-        <w:t>第14题</w:t>
+        <w:keepLines/>
+        <w:widowControl/>
+        <w:tabs>
+          <w:tab w:pos="3628" w:val="left"/>
+        </w:tabs>
+        <w:spacing w:before="0" w:after="20" w:line="264" w:lineRule="auto"/>
+      </w:pPr>
+      <w:r>
+        <w:rPr>
+          <w:rFonts w:ascii="Times New Roman" w:hAnsi="Times New Roman" w:eastAsia="宋体"/>
+          <w:b w:val="0"/>
+          <w:color w:val="000000"/>
+          <w:sz w:val="21"/>
+          <w:u w:val="none"/>
+        </w:rPr>
+        <w:t>C. The No. 25 bus.</w:t>
+        <w:tab/>
+        <w:t>D. All of the above（以上都是）.</w:t>
       </w:r>
     </w:p>
     <w:p>
       <w:pPr>
         <w:keepNext/>
-        <w:spacing w:after="80"/>
-      </w:pPr>
-      <w:r>
-        <w:rPr>
-          <w:rFonts w:ascii="等线" w:hAnsi="等线"/>
-          <w:sz w:val="21"/>
-        </w:rPr>
-        <w:t>4. What did the film director think of Mr Jing's work in the film?</w:t>
-        <w:br/>
-        <w:t>＿＿＿＿＿＿＿＿＿＿＿＿＿＿＿＿＿＿＿＿＿＿＿＿</w:t>
+        <w:keepLines/>
+        <w:widowControl/>
+        <w:tabs>
+          <w:tab w:pos="7200" w:val="left"/>
+        </w:tabs>
+        <w:spacing w:before="0" w:after="20" w:line="380" w:lineRule="exact"/>
+      </w:pPr>
+      <w:r>
+        <w:rPr>
+          <w:rFonts w:ascii="Times New Roman" w:hAnsi="Times New Roman" w:eastAsia="宋体"/>
+          <w:b w:val="0"/>
+          <w:color w:val="000000"/>
+          <w:sz w:val="20"/>
+          <w:u w:val="none"/>
+        </w:rPr>
+        <w:t>订正：</w:t>
+      </w:r>
+      <w:r>
+        <w:rPr>
+          <w:rFonts w:ascii="Times New Roman" w:hAnsi="Times New Roman" w:eastAsia="宋体"/>
+          <w:b w:val="0"/>
+          <w:color w:val="000000"/>
+          <w:sz w:val="20"/>
+          <w:u w:val="single"/>
+        </w:rPr>
+        <w:tab/>
       </w:r>
     </w:p>
     <w:p>
       <w:pPr>
-        <w:spacing w:after="80"/>
-      </w:pPr>
-      <w:r>
-        <w:rPr>
-          <w:rFonts w:ascii="等线" w:hAnsi="等线"/>
-          <w:sz w:val="21"/>
-        </w:rPr>
-        <w:t>朵朵原答案：He did better than the director in the film.</w:t>
+        <w:keepNext w:val="0"/>
+        <w:keepLines/>
+        <w:widowControl/>
+        <w:tabs>
+          <w:tab w:pos="7200" w:val="left"/>
+        </w:tabs>
+        <w:spacing w:before="0" w:after="80" w:line="380" w:lineRule="exact"/>
+      </w:pPr>
+      <w:r>
+        <w:rPr>
+          <w:rFonts w:ascii="Times New Roman" w:hAnsi="Times New Roman" w:eastAsia="宋体"/>
+          <w:b w:val="0"/>
+          <w:color w:val="000000"/>
+          <w:sz w:val="20"/>
+          <w:u w:val="none"/>
+        </w:rPr>
+        <w:t>心得：</w:t>
+      </w:r>
+      <w:r>
+        <w:rPr>
+          <w:rFonts w:ascii="Times New Roman" w:hAnsi="Times New Roman" w:eastAsia="宋体"/>
+          <w:b w:val="0"/>
+          <w:color w:val="000000"/>
+          <w:sz w:val="20"/>
+          <w:u w:val="single"/>
+        </w:rPr>
+        <w:tab/>
       </w:r>
     </w:p>
     <w:p>
       <w:pPr>
-        <w:spacing w:after="80"/>
-      </w:pPr>
-      <w:r>
-        <w:rPr>
-          <w:rFonts w:ascii="等线" w:hAnsi="等线"/>
-          <w:sz w:val="21"/>
-        </w:rPr>
-        <w:t>订正：____________________________________________________________</w:t>
+        <w:keepNext/>
+        <w:keepLines/>
+        <w:widowControl/>
+        <w:spacing w:before="80" w:after="80" w:line="264" w:lineRule="auto"/>
+      </w:pPr>
+      <w:r>
+        <w:rPr>
+          <w:rFonts w:ascii="Times New Roman" w:hAnsi="Times New Roman" w:eastAsia="宋体"/>
+          <w:b/>
+          <w:color w:val="000000"/>
+          <w:sz w:val="22"/>
+          <w:u w:val="none"/>
+        </w:rPr>
+        <w:t>阅读训练 C</w:t>
       </w:r>
     </w:p>
     <w:p>
       <w:pPr>
-        <w:spacing w:after="80"/>
-      </w:pPr>
-      <w:r>
-        <w:rPr>
-          <w:rFonts w:ascii="等线" w:hAnsi="等线"/>
+        <w:keepNext/>
+        <w:keepLines/>
+        <w:widowControl/>
+        <w:spacing w:before="0" w:after="60" w:line="264" w:lineRule="auto"/>
+      </w:pPr>
+      <w:r>
+        <w:rPr>
+          <w:rFonts w:ascii="Times New Roman" w:hAnsi="Times New Roman" w:eastAsia="宋体"/>
+          <w:b/>
+          <w:color w:val="000000"/>
           <w:sz w:val="21"/>
-        </w:rPr>
-        <w:t>心得：____________________________________________________________</w:t>
+          <w:u w:val="none"/>
+        </w:rPr>
+        <w:t>Choose the best words or expressions to complete the passage.</w:t>
       </w:r>
     </w:p>
     <w:p>
       <w:pPr>
-        <w:spacing w:after="80"/>
-      </w:pPr>
-      <w:r>
-        <w:rPr>
-          <w:rFonts w:ascii="等线" w:hAnsi="等线"/>
+        <w:keepNext w:val="0"/>
+        <w:keepLines w:val="0"/>
+        <w:widowControl/>
+        <w:spacing w:before="0" w:after="60" w:line="264" w:lineRule="auto"/>
+      </w:pPr>
+      <w:r>
+        <w:rPr>
+          <w:rFonts w:ascii="Times New Roman" w:hAnsi="Times New Roman" w:eastAsia="宋体"/>
+          <w:b w:val="0"/>
+          <w:color w:val="000000"/>
           <w:sz w:val="21"/>
-        </w:rPr>
-        <w:t>____________________________________________________________</w:t>
+          <w:u w:val="none"/>
+        </w:rPr>
+        <w:t>Christmas is an interesting festival, which is on December 25th. It's the ＿＿1＿＿ festival in the Western countries. It's just like our Spring Festival. The families always get together and enjoy the holiday. And there is always an old man. He has many names, but we usually call him Santa Claus. He always ＿＿2＿＿ a red coat and a red hat, and he is very busy handing out（分发）gifts to the children on Christmas Eve. Then ＿＿3＿＿ does Santa Claus put his gifts? In the Christmas ＿＿4＿＿! So the children always hang（挂）the stockings on their beds on Christmas Eve. Then they will find gifts in them the next morning. In addition（此外）, the people often put a Christmas tree in their house, and they also sing Christmas ＿＿5＿＿ from door to door on Christmas Eve. Can you sing them, my friends?</w:t>
       </w:r>
     </w:p>
     <w:p>
       <w:pPr>
-        <w:spacing w:after="80"/>
-      </w:pPr>
+        <w:keepNext/>
+        <w:keepLines/>
+        <w:widowControl/>
+        <w:spacing w:before="0" w:after="40" w:line="264" w:lineRule="auto"/>
+      </w:pPr>
+      <w:r>
+        <w:rPr>
+          <w:rFonts w:ascii="Times New Roman" w:hAnsi="Times New Roman" w:eastAsia="宋体"/>
+          <w:b/>
+          <w:color w:val="000000"/>
+          <w:sz w:val="21"/>
+          <w:u w:val="none"/>
+        </w:rPr>
+        <w:t>1.</w:t>
+      </w:r>
+      <w:r>
+        <w:rPr>
+          <w:rFonts w:ascii="Times New Roman" w:hAnsi="Times New Roman" w:eastAsia="宋体"/>
+          <w:b w:val="0"/>
+          <w:color w:val="000000"/>
+          <w:sz w:val="21"/>
+          <w:u w:val="none"/>
+        </w:rPr>
+        <w:t>（　）</w:t>
+      </w:r>
     </w:p>
     <w:p>
       <w:pPr>
         <w:keepNext/>
-        <w:spacing w:after="80"/>
-      </w:pPr>
-      <w:r>
-        <w:rPr>
-          <w:rFonts w:ascii="等线" w:hAnsi="等线"/>
-          <w:b/>
-          <w:sz w:val="24"/>
-        </w:rPr>
-        <w:t>第15题</w:t>
+        <w:keepLines/>
+        <w:widowControl/>
+        <w:tabs>
+          <w:tab w:pos="1814" w:val="left"/>
+          <w:tab w:pos="3628" w:val="left"/>
+          <w:tab w:pos="5443" w:val="left"/>
+        </w:tabs>
+        <w:spacing w:before="0" w:after="20" w:line="264" w:lineRule="auto"/>
+      </w:pPr>
+      <w:r>
+        <w:rPr>
+          <w:rFonts w:ascii="Times New Roman" w:hAnsi="Times New Roman" w:eastAsia="宋体"/>
+          <w:b w:val="0"/>
+          <w:color w:val="000000"/>
+          <w:sz w:val="21"/>
+          <w:u w:val="none"/>
+        </w:rPr>
+        <w:t>A. newest</w:t>
+        <w:tab/>
+        <w:t>B. biggest</w:t>
+        <w:tab/>
+        <w:t>C. coldest</w:t>
+        <w:tab/>
+        <w:t>D. fastest</w:t>
       </w:r>
     </w:p>
     <w:p>
       <w:pPr>
         <w:keepNext/>
-        <w:spacing w:after="80"/>
-      </w:pPr>
-      <w:r>
-        <w:rPr>
-          <w:rFonts w:ascii="等线" w:hAnsi="等线"/>
-          <w:sz w:val="21"/>
-        </w:rPr>
-        <w:t>5. What can we learn from Mr Jing's story?</w:t>
-        <w:br/>
-        <w:t>＿＿＿＿＿＿＿＿＿＿＿＿＿＿＿＿＿＿＿＿＿＿＿＿</w:t>
+        <w:keepLines/>
+        <w:widowControl/>
+        <w:spacing w:before="0" w:after="20" w:line="264" w:lineRule="auto"/>
+      </w:pPr>
+      <w:r>
+        <w:rPr>
+          <w:rFonts w:ascii="Times New Roman" w:hAnsi="Times New Roman" w:eastAsia="宋体"/>
+          <w:b/>
+          <w:color w:val="000000"/>
+          <w:sz w:val="20"/>
+          <w:u w:val="none"/>
+        </w:rPr>
+        <w:t>朵朵原答案：</w:t>
+      </w:r>
+      <w:r>
+        <w:rPr>
+          <w:rFonts w:ascii="Times New Roman" w:hAnsi="Times New Roman" w:eastAsia="宋体"/>
+          <w:b w:val="0"/>
+          <w:color w:val="000000"/>
+          <w:sz w:val="20"/>
+          <w:u w:val="none"/>
+        </w:rPr>
+        <w:t xml:space="preserve"> A. newest</w:t>
       </w:r>
     </w:p>
     <w:p>
       <w:pPr>
-        <w:spacing w:after="80"/>
-      </w:pPr>
-      <w:r>
-        <w:rPr>
-          <w:rFonts w:ascii="等线" w:hAnsi="等线"/>
-          <w:sz w:val="21"/>
-        </w:rPr>
-        <w:t>朵朵原答案：I learn it's old and learn old</w:t>
+        <w:keepNext/>
+        <w:keepLines/>
+        <w:widowControl/>
+        <w:tabs>
+          <w:tab w:pos="7200" w:val="left"/>
+        </w:tabs>
+        <w:spacing w:before="0" w:after="20" w:line="380" w:lineRule="exact"/>
+      </w:pPr>
+      <w:r>
+        <w:rPr>
+          <w:rFonts w:ascii="Times New Roman" w:hAnsi="Times New Roman" w:eastAsia="宋体"/>
+          <w:b w:val="0"/>
+          <w:color w:val="000000"/>
+          <w:sz w:val="20"/>
+          <w:u w:val="none"/>
+        </w:rPr>
+        <w:t>订正：</w:t>
+      </w:r>
+      <w:r>
+        <w:rPr>
+          <w:rFonts w:ascii="Times New Roman" w:hAnsi="Times New Roman" w:eastAsia="宋体"/>
+          <w:b w:val="0"/>
+          <w:color w:val="000000"/>
+          <w:sz w:val="20"/>
+          <w:u w:val="single"/>
+        </w:rPr>
+        <w:tab/>
       </w:r>
     </w:p>
     <w:p>
       <w:pPr>
-        <w:spacing w:after="80"/>
-      </w:pPr>
-      <w:r>
-        <w:rPr>
-          <w:rFonts w:ascii="等线" w:hAnsi="等线"/>
-          <w:sz w:val="21"/>
-        </w:rPr>
-        <w:t>订正：____________________________________________________________</w:t>
+        <w:keepNext w:val="0"/>
+        <w:keepLines/>
+        <w:widowControl/>
+        <w:tabs>
+          <w:tab w:pos="7200" w:val="left"/>
+        </w:tabs>
+        <w:spacing w:before="0" w:after="80" w:line="380" w:lineRule="exact"/>
+      </w:pPr>
+      <w:r>
+        <w:rPr>
+          <w:rFonts w:ascii="Times New Roman" w:hAnsi="Times New Roman" w:eastAsia="宋体"/>
+          <w:b w:val="0"/>
+          <w:color w:val="000000"/>
+          <w:sz w:val="20"/>
+          <w:u w:val="none"/>
+        </w:rPr>
+        <w:t>心得：</w:t>
+      </w:r>
+      <w:r>
+        <w:rPr>
+          <w:rFonts w:ascii="Times New Roman" w:hAnsi="Times New Roman" w:eastAsia="宋体"/>
+          <w:b w:val="0"/>
+          <w:color w:val="000000"/>
+          <w:sz w:val="20"/>
+          <w:u w:val="single"/>
+        </w:rPr>
+        <w:tab/>
       </w:r>
     </w:p>
     <w:p>
       <w:pPr>
-        <w:spacing w:after="80"/>
-      </w:pPr>
-      <w:r>
-        <w:rPr>
-          <w:rFonts w:ascii="等线" w:hAnsi="等线"/>
+        <w:keepNext/>
+        <w:keepLines/>
+        <w:widowControl/>
+        <w:spacing w:before="0" w:after="40" w:line="264" w:lineRule="auto"/>
+      </w:pPr>
+      <w:r>
+        <w:rPr>
+          <w:rFonts w:ascii="Times New Roman" w:hAnsi="Times New Roman" w:eastAsia="宋体"/>
+          <w:b/>
+          <w:color w:val="000000"/>
           <w:sz w:val="21"/>
-        </w:rPr>
-        <w:t>心得：____________________________________________________________</w:t>
+          <w:u w:val="none"/>
+        </w:rPr>
+        <w:t>2.</w:t>
+      </w:r>
+      <w:r>
+        <w:rPr>
+          <w:rFonts w:ascii="Times New Roman" w:hAnsi="Times New Roman" w:eastAsia="宋体"/>
+          <w:b w:val="0"/>
+          <w:color w:val="000000"/>
+          <w:sz w:val="21"/>
+          <w:u w:val="none"/>
+        </w:rPr>
+        <w:t>（　）</w:t>
       </w:r>
     </w:p>
     <w:p>
       <w:pPr>
-        <w:spacing w:after="80"/>
-      </w:pPr>
-      <w:r>
-        <w:rPr>
-          <w:rFonts w:ascii="等线" w:hAnsi="等线"/>
+        <w:keepNext/>
+        <w:keepLines/>
+        <w:widowControl/>
+        <w:tabs>
+          <w:tab w:pos="1814" w:val="left"/>
+          <w:tab w:pos="3628" w:val="left"/>
+          <w:tab w:pos="5443" w:val="left"/>
+        </w:tabs>
+        <w:spacing w:before="0" w:after="20" w:line="264" w:lineRule="auto"/>
+      </w:pPr>
+      <w:r>
+        <w:rPr>
+          <w:rFonts w:ascii="Times New Roman" w:hAnsi="Times New Roman" w:eastAsia="宋体"/>
+          <w:b w:val="0"/>
+          <w:color w:val="000000"/>
           <w:sz w:val="21"/>
-        </w:rPr>
-        <w:t>____________________________________________________________</w:t>
+          <w:u w:val="none"/>
+        </w:rPr>
+        <w:t>A. sells</w:t>
+        <w:tab/>
+        <w:t>B. wears</w:t>
+        <w:tab/>
+        <w:t>C. makes</w:t>
+        <w:tab/>
+        <w:t>D. brings</w:t>
+      </w:r>
+    </w:p>
+    <w:p>
+      <w:pPr>
+        <w:keepNext/>
+        <w:keepLines/>
+        <w:widowControl/>
+        <w:tabs>
+          <w:tab w:pos="7200" w:val="left"/>
+        </w:tabs>
+        <w:spacing w:before="0" w:after="20" w:line="380" w:lineRule="exact"/>
+      </w:pPr>
+      <w:r>
+        <w:rPr>
+          <w:rFonts w:ascii="Times New Roman" w:hAnsi="Times New Roman" w:eastAsia="宋体"/>
+          <w:b w:val="0"/>
+          <w:color w:val="000000"/>
+          <w:sz w:val="20"/>
+          <w:u w:val="none"/>
+        </w:rPr>
+        <w:t>订正：</w:t>
+      </w:r>
+      <w:r>
+        <w:rPr>
+          <w:rFonts w:ascii="Times New Roman" w:hAnsi="Times New Roman" w:eastAsia="宋体"/>
+          <w:b w:val="0"/>
+          <w:color w:val="000000"/>
+          <w:sz w:val="20"/>
+          <w:u w:val="single"/>
+        </w:rPr>
+        <w:tab/>
+      </w:r>
+    </w:p>
+    <w:p>
+      <w:pPr>
+        <w:keepNext w:val="0"/>
+        <w:keepLines/>
+        <w:widowControl/>
+        <w:tabs>
+          <w:tab w:pos="7200" w:val="left"/>
+        </w:tabs>
+        <w:spacing w:before="0" w:after="80" w:line="380" w:lineRule="exact"/>
+      </w:pPr>
+      <w:r>
+        <w:rPr>
+          <w:rFonts w:ascii="Times New Roman" w:hAnsi="Times New Roman" w:eastAsia="宋体"/>
+          <w:b w:val="0"/>
+          <w:color w:val="000000"/>
+          <w:sz w:val="20"/>
+          <w:u w:val="none"/>
+        </w:rPr>
+        <w:t>心得：</w:t>
+      </w:r>
+      <w:r>
+        <w:rPr>
+          <w:rFonts w:ascii="Times New Roman" w:hAnsi="Times New Roman" w:eastAsia="宋体"/>
+          <w:b w:val="0"/>
+          <w:color w:val="000000"/>
+          <w:sz w:val="20"/>
+          <w:u w:val="single"/>
+        </w:rPr>
+        <w:tab/>
+      </w:r>
+    </w:p>
+    <w:p>
+      <w:pPr>
+        <w:keepNext/>
+        <w:keepLines/>
+        <w:widowControl/>
+        <w:spacing w:before="0" w:after="40" w:line="264" w:lineRule="auto"/>
+      </w:pPr>
+      <w:r>
+        <w:rPr>
+          <w:rFonts w:ascii="Times New Roman" w:hAnsi="Times New Roman" w:eastAsia="宋体"/>
+          <w:b/>
+          <w:color w:val="000000"/>
+          <w:sz w:val="21"/>
+          <w:u w:val="none"/>
+        </w:rPr>
+        <w:t>3.</w:t>
+      </w:r>
+      <w:r>
+        <w:rPr>
+          <w:rFonts w:ascii="Times New Roman" w:hAnsi="Times New Roman" w:eastAsia="宋体"/>
+          <w:b w:val="0"/>
+          <w:color w:val="000000"/>
+          <w:sz w:val="21"/>
+          <w:u w:val="none"/>
+        </w:rPr>
+        <w:t>（　）</w:t>
+      </w:r>
+    </w:p>
+    <w:p>
+      <w:pPr>
+        <w:keepNext/>
+        <w:keepLines/>
+        <w:widowControl/>
+        <w:tabs>
+          <w:tab w:pos="1814" w:val="left"/>
+          <w:tab w:pos="3628" w:val="left"/>
+          <w:tab w:pos="5443" w:val="left"/>
+        </w:tabs>
+        <w:spacing w:before="0" w:after="20" w:line="264" w:lineRule="auto"/>
+      </w:pPr>
+      <w:r>
+        <w:rPr>
+          <w:rFonts w:ascii="Times New Roman" w:hAnsi="Times New Roman" w:eastAsia="宋体"/>
+          <w:b w:val="0"/>
+          <w:color w:val="000000"/>
+          <w:sz w:val="21"/>
+          <w:u w:val="none"/>
+        </w:rPr>
+        <w:t>A. what</w:t>
+        <w:tab/>
+        <w:t>B. when</w:t>
+        <w:tab/>
+        <w:t>C. where</w:t>
+        <w:tab/>
+        <w:t>D. how</w:t>
+      </w:r>
+    </w:p>
+    <w:p>
+      <w:pPr>
+        <w:keepNext/>
+        <w:keepLines/>
+        <w:widowControl/>
+        <w:tabs>
+          <w:tab w:pos="7200" w:val="left"/>
+        </w:tabs>
+        <w:spacing w:before="0" w:after="20" w:line="380" w:lineRule="exact"/>
+      </w:pPr>
+      <w:r>
+        <w:rPr>
+          <w:rFonts w:ascii="Times New Roman" w:hAnsi="Times New Roman" w:eastAsia="宋体"/>
+          <w:b w:val="0"/>
+          <w:color w:val="000000"/>
+          <w:sz w:val="20"/>
+          <w:u w:val="none"/>
+        </w:rPr>
+        <w:t>订正：</w:t>
+      </w:r>
+      <w:r>
+        <w:rPr>
+          <w:rFonts w:ascii="Times New Roman" w:hAnsi="Times New Roman" w:eastAsia="宋体"/>
+          <w:b w:val="0"/>
+          <w:color w:val="000000"/>
+          <w:sz w:val="20"/>
+          <w:u w:val="single"/>
+        </w:rPr>
+        <w:tab/>
+      </w:r>
+    </w:p>
+    <w:p>
+      <w:pPr>
+        <w:keepNext w:val="0"/>
+        <w:keepLines/>
+        <w:widowControl/>
+        <w:tabs>
+          <w:tab w:pos="7200" w:val="left"/>
+        </w:tabs>
+        <w:spacing w:before="0" w:after="80" w:line="380" w:lineRule="exact"/>
+      </w:pPr>
+      <w:r>
+        <w:rPr>
+          <w:rFonts w:ascii="Times New Roman" w:hAnsi="Times New Roman" w:eastAsia="宋体"/>
+          <w:b w:val="0"/>
+          <w:color w:val="000000"/>
+          <w:sz w:val="20"/>
+          <w:u w:val="none"/>
+        </w:rPr>
+        <w:t>心得：</w:t>
+      </w:r>
+      <w:r>
+        <w:rPr>
+          <w:rFonts w:ascii="Times New Roman" w:hAnsi="Times New Roman" w:eastAsia="宋体"/>
+          <w:b w:val="0"/>
+          <w:color w:val="000000"/>
+          <w:sz w:val="20"/>
+          <w:u w:val="single"/>
+        </w:rPr>
+        <w:tab/>
+      </w:r>
+    </w:p>
+    <w:p>
+      <w:pPr>
+        <w:keepNext/>
+        <w:keepLines/>
+        <w:widowControl/>
+        <w:spacing w:before="0" w:after="40" w:line="264" w:lineRule="auto"/>
+      </w:pPr>
+      <w:r>
+        <w:rPr>
+          <w:rFonts w:ascii="Times New Roman" w:hAnsi="Times New Roman" w:eastAsia="宋体"/>
+          <w:b/>
+          <w:color w:val="000000"/>
+          <w:sz w:val="21"/>
+          <w:u w:val="none"/>
+        </w:rPr>
+        <w:t>4.</w:t>
+      </w:r>
+      <w:r>
+        <w:rPr>
+          <w:rFonts w:ascii="Times New Roman" w:hAnsi="Times New Roman" w:eastAsia="宋体"/>
+          <w:b w:val="0"/>
+          <w:color w:val="000000"/>
+          <w:sz w:val="21"/>
+          <w:u w:val="none"/>
+        </w:rPr>
+        <w:t>（　）</w:t>
+      </w:r>
+    </w:p>
+    <w:p>
+      <w:pPr>
+        <w:keepNext/>
+        <w:keepLines/>
+        <w:widowControl/>
+        <w:tabs>
+          <w:tab w:pos="1814" w:val="left"/>
+          <w:tab w:pos="3628" w:val="left"/>
+          <w:tab w:pos="5443" w:val="left"/>
+        </w:tabs>
+        <w:spacing w:before="0" w:after="20" w:line="264" w:lineRule="auto"/>
+      </w:pPr>
+      <w:r>
+        <w:rPr>
+          <w:rFonts w:ascii="Times New Roman" w:hAnsi="Times New Roman" w:eastAsia="宋体"/>
+          <w:b w:val="0"/>
+          <w:color w:val="000000"/>
+          <w:sz w:val="21"/>
+          <w:u w:val="none"/>
+        </w:rPr>
+        <w:t>A. trees</w:t>
+        <w:tab/>
+        <w:t>B. cards</w:t>
+        <w:tab/>
+        <w:t>C. meals</w:t>
+        <w:tab/>
+        <w:t>D. stockings</w:t>
+      </w:r>
+    </w:p>
+    <w:p>
+      <w:pPr>
+        <w:keepNext/>
+        <w:keepLines/>
+        <w:widowControl/>
+        <w:tabs>
+          <w:tab w:pos="7200" w:val="left"/>
+        </w:tabs>
+        <w:spacing w:before="0" w:after="20" w:line="380" w:lineRule="exact"/>
+      </w:pPr>
+      <w:r>
+        <w:rPr>
+          <w:rFonts w:ascii="Times New Roman" w:hAnsi="Times New Roman" w:eastAsia="宋体"/>
+          <w:b w:val="0"/>
+          <w:color w:val="000000"/>
+          <w:sz w:val="20"/>
+          <w:u w:val="none"/>
+        </w:rPr>
+        <w:t>订正：</w:t>
+      </w:r>
+      <w:r>
+        <w:rPr>
+          <w:rFonts w:ascii="Times New Roman" w:hAnsi="Times New Roman" w:eastAsia="宋体"/>
+          <w:b w:val="0"/>
+          <w:color w:val="000000"/>
+          <w:sz w:val="20"/>
+          <w:u w:val="single"/>
+        </w:rPr>
+        <w:tab/>
+      </w:r>
+    </w:p>
+    <w:p>
+      <w:pPr>
+        <w:keepNext w:val="0"/>
+        <w:keepLines/>
+        <w:widowControl/>
+        <w:tabs>
+          <w:tab w:pos="7200" w:val="left"/>
+        </w:tabs>
+        <w:spacing w:before="0" w:after="80" w:line="380" w:lineRule="exact"/>
+      </w:pPr>
+      <w:r>
+        <w:rPr>
+          <w:rFonts w:ascii="Times New Roman" w:hAnsi="Times New Roman" w:eastAsia="宋体"/>
+          <w:b w:val="0"/>
+          <w:color w:val="000000"/>
+          <w:sz w:val="20"/>
+          <w:u w:val="none"/>
+        </w:rPr>
+        <w:t>心得：</w:t>
+      </w:r>
+      <w:r>
+        <w:rPr>
+          <w:rFonts w:ascii="Times New Roman" w:hAnsi="Times New Roman" w:eastAsia="宋体"/>
+          <w:b w:val="0"/>
+          <w:color w:val="000000"/>
+          <w:sz w:val="20"/>
+          <w:u w:val="single"/>
+        </w:rPr>
+        <w:tab/>
+      </w:r>
+    </w:p>
+    <w:p>
+      <w:pPr>
+        <w:keepNext/>
+        <w:keepLines/>
+        <w:widowControl/>
+        <w:spacing w:before="0" w:after="40" w:line="264" w:lineRule="auto"/>
+      </w:pPr>
+      <w:r>
+        <w:rPr>
+          <w:rFonts w:ascii="Times New Roman" w:hAnsi="Times New Roman" w:eastAsia="宋体"/>
+          <w:b/>
+          <w:color w:val="000000"/>
+          <w:sz w:val="21"/>
+          <w:u w:val="none"/>
+        </w:rPr>
+        <w:t>5.</w:t>
+      </w:r>
+      <w:r>
+        <w:rPr>
+          <w:rFonts w:ascii="Times New Roman" w:hAnsi="Times New Roman" w:eastAsia="宋体"/>
+          <w:b w:val="0"/>
+          <w:color w:val="000000"/>
+          <w:sz w:val="21"/>
+          <w:u w:val="none"/>
+        </w:rPr>
+        <w:t>（　）</w:t>
+      </w:r>
+    </w:p>
+    <w:p>
+      <w:pPr>
+        <w:keepNext/>
+        <w:keepLines/>
+        <w:widowControl/>
+        <w:tabs>
+          <w:tab w:pos="1814" w:val="left"/>
+          <w:tab w:pos="3628" w:val="left"/>
+          <w:tab w:pos="5443" w:val="left"/>
+        </w:tabs>
+        <w:spacing w:before="0" w:after="20" w:line="264" w:lineRule="auto"/>
+      </w:pPr>
+      <w:r>
+        <w:rPr>
+          <w:rFonts w:ascii="Times New Roman" w:hAnsi="Times New Roman" w:eastAsia="宋体"/>
+          <w:b w:val="0"/>
+          <w:color w:val="000000"/>
+          <w:sz w:val="21"/>
+          <w:u w:val="none"/>
+        </w:rPr>
+        <w:t>A. songs</w:t>
+        <w:tab/>
+        <w:t>B. books</w:t>
+        <w:tab/>
+        <w:t>C. films</w:t>
+        <w:tab/>
+        <w:t>D. things</w:t>
+      </w:r>
+    </w:p>
+    <w:p>
+      <w:pPr>
+        <w:keepNext/>
+        <w:keepLines/>
+        <w:widowControl/>
+        <w:tabs>
+          <w:tab w:pos="7200" w:val="left"/>
+        </w:tabs>
+        <w:spacing w:before="0" w:after="20" w:line="380" w:lineRule="exact"/>
+      </w:pPr>
+      <w:r>
+        <w:rPr>
+          <w:rFonts w:ascii="Times New Roman" w:hAnsi="Times New Roman" w:eastAsia="宋体"/>
+          <w:b w:val="0"/>
+          <w:color w:val="000000"/>
+          <w:sz w:val="20"/>
+          <w:u w:val="none"/>
+        </w:rPr>
+        <w:t>订正：</w:t>
+      </w:r>
+      <w:r>
+        <w:rPr>
+          <w:rFonts w:ascii="Times New Roman" w:hAnsi="Times New Roman" w:eastAsia="宋体"/>
+          <w:b w:val="0"/>
+          <w:color w:val="000000"/>
+          <w:sz w:val="20"/>
+          <w:u w:val="single"/>
+        </w:rPr>
+        <w:tab/>
+      </w:r>
+    </w:p>
+    <w:p>
+      <w:pPr>
+        <w:keepNext w:val="0"/>
+        <w:keepLines/>
+        <w:widowControl/>
+        <w:tabs>
+          <w:tab w:pos="7200" w:val="left"/>
+        </w:tabs>
+        <w:spacing w:before="0" w:after="80" w:line="380" w:lineRule="exact"/>
+      </w:pPr>
+      <w:r>
+        <w:rPr>
+          <w:rFonts w:ascii="Times New Roman" w:hAnsi="Times New Roman" w:eastAsia="宋体"/>
+          <w:b w:val="0"/>
+          <w:color w:val="000000"/>
+          <w:sz w:val="20"/>
+          <w:u w:val="none"/>
+        </w:rPr>
+        <w:t>心得：</w:t>
+      </w:r>
+      <w:r>
+        <w:rPr>
+          <w:rFonts w:ascii="Times New Roman" w:hAnsi="Times New Roman" w:eastAsia="宋体"/>
+          <w:b w:val="0"/>
+          <w:color w:val="000000"/>
+          <w:sz w:val="20"/>
+          <w:u w:val="single"/>
+        </w:rPr>
+        <w:tab/>
+      </w:r>
+    </w:p>
+    <w:p>
+      <w:pPr>
+        <w:keepNext/>
+        <w:keepLines/>
+        <w:widowControl/>
+        <w:spacing w:before="100" w:after="40" w:line="264" w:lineRule="auto"/>
+      </w:pPr>
+      <w:r>
+        <w:rPr>
+          <w:rFonts w:ascii="Times New Roman" w:hAnsi="Times New Roman" w:eastAsia="宋体"/>
+          <w:b/>
+          <w:color w:val="000000"/>
+          <w:sz w:val="24"/>
+          <w:u w:val="none"/>
+        </w:rPr>
+        <w:t>★ 能力提升</w:t>
+      </w:r>
+    </w:p>
+    <w:p>
+      <w:pPr>
+        <w:keepNext/>
+        <w:keepLines/>
+        <w:widowControl/>
+        <w:spacing w:before="80" w:after="80" w:line="264" w:lineRule="auto"/>
+      </w:pPr>
+      <w:r>
+        <w:rPr>
+          <w:rFonts w:ascii="Times New Roman" w:hAnsi="Times New Roman" w:eastAsia="宋体"/>
+          <w:b/>
+          <w:color w:val="000000"/>
+          <w:sz w:val="22"/>
+          <w:u w:val="none"/>
+        </w:rPr>
+        <w:t>阅读训练 D</w:t>
+      </w:r>
+    </w:p>
+    <w:p>
+      <w:pPr>
+        <w:keepNext/>
+        <w:keepLines/>
+        <w:widowControl/>
+        <w:spacing w:before="0" w:after="60" w:line="264" w:lineRule="auto"/>
+      </w:pPr>
+      <w:r>
+        <w:rPr>
+          <w:rFonts w:ascii="Times New Roman" w:hAnsi="Times New Roman" w:eastAsia="宋体"/>
+          <w:b/>
+          <w:color w:val="000000"/>
+          <w:sz w:val="21"/>
+          <w:u w:val="none"/>
+        </w:rPr>
+        <w:t>Read the passage and fill in the blanks with proper words.</w:t>
+      </w:r>
+    </w:p>
+    <w:p>
+      <w:pPr>
+        <w:keepNext w:val="0"/>
+        <w:keepLines/>
+        <w:widowControl/>
+        <w:spacing w:before="0" w:after="60" w:line="264" w:lineRule="auto"/>
+      </w:pPr>
+      <w:r>
+        <w:rPr>
+          <w:rFonts w:ascii="Times New Roman" w:hAnsi="Times New Roman" w:eastAsia="宋体"/>
+          <w:b w:val="0"/>
+          <w:color w:val="000000"/>
+          <w:sz w:val="21"/>
+          <w:u w:val="none"/>
+        </w:rPr>
+        <w:t>Mrs Anderson is a mother of three kids. She loves her kids very much and always gives them her best love.</w:t>
+      </w:r>
+    </w:p>
+    <w:p>
+      <w:pPr>
+        <w:keepNext w:val="0"/>
+        <w:keepLines w:val="0"/>
+        <w:widowControl/>
+        <w:spacing w:before="0" w:after="60" w:line="264" w:lineRule="auto"/>
+      </w:pPr>
+      <w:r>
+        <w:rPr>
+          <w:rFonts w:ascii="Times New Roman" w:hAnsi="Times New Roman" w:eastAsia="宋体"/>
+          <w:b w:val="0"/>
+          <w:color w:val="000000"/>
+          <w:sz w:val="21"/>
+          <w:u w:val="none"/>
+        </w:rPr>
+        <w:t>Five years ago, Mrs Anderson t＿＿1＿＿ her kids to the Disneyland for the first time. They had a wonderful time there. After that, Mrs Anderson always wanted to take her kids back there, but the family didn't have m＿＿2＿＿ money.</w:t>
+      </w:r>
+    </w:p>
+    <w:p>
+      <w:pPr>
+        <w:keepNext w:val="0"/>
+        <w:keepLines/>
+        <w:widowControl/>
+        <w:spacing w:before="0" w:after="60" w:line="264" w:lineRule="auto"/>
+      </w:pPr>
+      <w:r>
+        <w:rPr>
+          <w:rFonts w:ascii="Times New Roman" w:hAnsi="Times New Roman" w:eastAsia="宋体"/>
+          <w:b w:val="0"/>
+          <w:color w:val="000000"/>
+          <w:sz w:val="21"/>
+          <w:u w:val="none"/>
+        </w:rPr>
+        <w:t>Every year, Mrs Anderson made the same birthday wish—taking her kids to the Disneyland a＿＿3＿＿, and she worked hard for the wish.</w:t>
+      </w:r>
+    </w:p>
+    <w:p>
+      <w:pPr>
+        <w:keepNext w:val="0"/>
+        <w:keepLines w:val="0"/>
+        <w:widowControl/>
+        <w:spacing w:before="0" w:after="60" w:line="264" w:lineRule="auto"/>
+      </w:pPr>
+      <w:r>
+        <w:rPr>
+          <w:rFonts w:ascii="Times New Roman" w:hAnsi="Times New Roman" w:eastAsia="宋体"/>
+          <w:b w:val="0"/>
+          <w:color w:val="000000"/>
+          <w:sz w:val="21"/>
+          <w:u w:val="none"/>
+        </w:rPr>
+        <w:t>But Mrs Anderson d＿＿4＿＿ know her kids also did something for her wish. For two years, the three kids saved all of their pocket money. They also made some money after school. It wasn't e＿＿5＿＿ for them to raise（筹集）the money. But the three kids wanted to make their mother happy.</w:t>
+      </w:r>
+    </w:p>
+    <w:p>
+      <w:pPr>
+        <w:keepNext w:val="0"/>
+        <w:keepLines w:val="0"/>
+        <w:widowControl/>
+        <w:spacing w:before="0" w:after="60" w:line="264" w:lineRule="auto"/>
+      </w:pPr>
+      <w:r>
+        <w:rPr>
+          <w:rFonts w:ascii="Times New Roman" w:hAnsi="Times New Roman" w:eastAsia="宋体"/>
+          <w:b w:val="0"/>
+          <w:color w:val="000000"/>
+          <w:sz w:val="21"/>
+          <w:u w:val="none"/>
+        </w:rPr>
+        <w:t>This year, Mrs Anderson's 40th birthday came. On her birthday, the three kids gave all their money to her. “Mum, we can go to the Disneyland now!” said one of her kids.</w:t>
+      </w:r>
+    </w:p>
+    <w:p>
+      <w:pPr>
+        <w:keepNext w:val="0"/>
+        <w:keepLines/>
+        <w:widowControl/>
+        <w:spacing w:before="0" w:after="60" w:line="264" w:lineRule="auto"/>
+      </w:pPr>
+      <w:r>
+        <w:rPr>
+          <w:rFonts w:ascii="Times New Roman" w:hAnsi="Times New Roman" w:eastAsia="宋体"/>
+          <w:b w:val="0"/>
+          <w:color w:val="000000"/>
+          <w:sz w:val="21"/>
+          <w:u w:val="none"/>
+        </w:rPr>
+        <w:t>Mrs Anderson was very happy and said, “Yes, my dear. You make my wish come true.”</w:t>
+      </w:r>
+    </w:p>
+    <w:p>
+      <w:pPr>
+        <w:keepNext/>
+        <w:keepLines/>
+        <w:widowControl/>
+        <w:spacing w:before="0" w:after="40" w:line="264" w:lineRule="auto"/>
+      </w:pPr>
+      <w:r>
+        <w:rPr>
+          <w:rFonts w:ascii="Times New Roman" w:hAnsi="Times New Roman" w:eastAsia="宋体"/>
+          <w:b/>
+          <w:color w:val="000000"/>
+          <w:sz w:val="21"/>
+          <w:u w:val="none"/>
+        </w:rPr>
+        <w:t>1.</w:t>
+      </w:r>
+      <w:r>
+        <w:rPr>
+          <w:rFonts w:ascii="Times New Roman" w:hAnsi="Times New Roman" w:eastAsia="宋体"/>
+          <w:b w:val="0"/>
+          <w:color w:val="000000"/>
+          <w:sz w:val="21"/>
+          <w:u w:val="none"/>
+        </w:rPr>
+        <w:t xml:space="preserve"> ________</w:t>
+      </w:r>
+    </w:p>
+    <w:p>
+      <w:pPr>
+        <w:keepNext/>
+        <w:keepLines/>
+        <w:widowControl/>
+        <w:tabs>
+          <w:tab w:pos="7200" w:val="left"/>
+        </w:tabs>
+        <w:spacing w:before="0" w:after="20" w:line="380" w:lineRule="exact"/>
+      </w:pPr>
+      <w:r>
+        <w:rPr>
+          <w:rFonts w:ascii="Times New Roman" w:hAnsi="Times New Roman" w:eastAsia="宋体"/>
+          <w:b w:val="0"/>
+          <w:color w:val="000000"/>
+          <w:sz w:val="20"/>
+          <w:u w:val="none"/>
+        </w:rPr>
+        <w:t>订正：</w:t>
+      </w:r>
+      <w:r>
+        <w:rPr>
+          <w:rFonts w:ascii="Times New Roman" w:hAnsi="Times New Roman" w:eastAsia="宋体"/>
+          <w:b w:val="0"/>
+          <w:color w:val="000000"/>
+          <w:sz w:val="20"/>
+          <w:u w:val="single"/>
+        </w:rPr>
+        <w:tab/>
+      </w:r>
+    </w:p>
+    <w:p>
+      <w:pPr>
+        <w:keepNext w:val="0"/>
+        <w:keepLines/>
+        <w:widowControl/>
+        <w:tabs>
+          <w:tab w:pos="7200" w:val="left"/>
+        </w:tabs>
+        <w:spacing w:before="0" w:after="80" w:line="380" w:lineRule="exact"/>
+      </w:pPr>
+      <w:r>
+        <w:rPr>
+          <w:rFonts w:ascii="Times New Roman" w:hAnsi="Times New Roman" w:eastAsia="宋体"/>
+          <w:b w:val="0"/>
+          <w:color w:val="000000"/>
+          <w:sz w:val="20"/>
+          <w:u w:val="none"/>
+        </w:rPr>
+        <w:t>心得：</w:t>
+      </w:r>
+      <w:r>
+        <w:rPr>
+          <w:rFonts w:ascii="Times New Roman" w:hAnsi="Times New Roman" w:eastAsia="宋体"/>
+          <w:b w:val="0"/>
+          <w:color w:val="000000"/>
+          <w:sz w:val="20"/>
+          <w:u w:val="single"/>
+        </w:rPr>
+        <w:tab/>
+      </w:r>
+    </w:p>
+    <w:p>
+      <w:pPr>
+        <w:keepNext/>
+        <w:keepLines/>
+        <w:widowControl/>
+        <w:spacing w:before="0" w:after="40" w:line="264" w:lineRule="auto"/>
+      </w:pPr>
+      <w:r>
+        <w:rPr>
+          <w:rFonts w:ascii="Times New Roman" w:hAnsi="Times New Roman" w:eastAsia="宋体"/>
+          <w:b/>
+          <w:color w:val="000000"/>
+          <w:sz w:val="21"/>
+          <w:u w:val="none"/>
+        </w:rPr>
+        <w:t>2.</w:t>
+      </w:r>
+      <w:r>
+        <w:rPr>
+          <w:rFonts w:ascii="Times New Roman" w:hAnsi="Times New Roman" w:eastAsia="宋体"/>
+          <w:b w:val="0"/>
+          <w:color w:val="000000"/>
+          <w:sz w:val="21"/>
+          <w:u w:val="none"/>
+        </w:rPr>
+        <w:t xml:space="preserve"> ________</w:t>
+      </w:r>
+    </w:p>
+    <w:p>
+      <w:pPr>
+        <w:keepNext/>
+        <w:keepLines/>
+        <w:widowControl/>
+        <w:spacing w:before="0" w:after="20" w:line="264" w:lineRule="auto"/>
+      </w:pPr>
+      <w:r>
+        <w:rPr>
+          <w:rFonts w:ascii="Times New Roman" w:hAnsi="Times New Roman" w:eastAsia="宋体"/>
+          <w:b/>
+          <w:color w:val="000000"/>
+          <w:sz w:val="20"/>
+          <w:u w:val="none"/>
+        </w:rPr>
+        <w:t>朵朵原答案：</w:t>
+      </w:r>
+      <w:r>
+        <w:rPr>
+          <w:rFonts w:ascii="Times New Roman" w:hAnsi="Times New Roman" w:eastAsia="宋体"/>
+          <w:b w:val="0"/>
+          <w:color w:val="000000"/>
+          <w:sz w:val="20"/>
+          <w:u w:val="none"/>
+        </w:rPr>
+        <w:t xml:space="preserve"> lot of</w:t>
+      </w:r>
+    </w:p>
+    <w:p>
+      <w:pPr>
+        <w:keepNext/>
+        <w:keepLines/>
+        <w:widowControl/>
+        <w:tabs>
+          <w:tab w:pos="7200" w:val="left"/>
+        </w:tabs>
+        <w:spacing w:before="0" w:after="20" w:line="380" w:lineRule="exact"/>
+      </w:pPr>
+      <w:r>
+        <w:rPr>
+          <w:rFonts w:ascii="Times New Roman" w:hAnsi="Times New Roman" w:eastAsia="宋体"/>
+          <w:b w:val="0"/>
+          <w:color w:val="000000"/>
+          <w:sz w:val="20"/>
+          <w:u w:val="none"/>
+        </w:rPr>
+        <w:t>订正：</w:t>
+      </w:r>
+      <w:r>
+        <w:rPr>
+          <w:rFonts w:ascii="Times New Roman" w:hAnsi="Times New Roman" w:eastAsia="宋体"/>
+          <w:b w:val="0"/>
+          <w:color w:val="000000"/>
+          <w:sz w:val="20"/>
+          <w:u w:val="single"/>
+        </w:rPr>
+        <w:tab/>
+      </w:r>
+    </w:p>
+    <w:p>
+      <w:pPr>
+        <w:keepNext w:val="0"/>
+        <w:keepLines/>
+        <w:widowControl/>
+        <w:tabs>
+          <w:tab w:pos="7200" w:val="left"/>
+        </w:tabs>
+        <w:spacing w:before="0" w:after="80" w:line="380" w:lineRule="exact"/>
+      </w:pPr>
+      <w:r>
+        <w:rPr>
+          <w:rFonts w:ascii="Times New Roman" w:hAnsi="Times New Roman" w:eastAsia="宋体"/>
+          <w:b w:val="0"/>
+          <w:color w:val="000000"/>
+          <w:sz w:val="20"/>
+          <w:u w:val="none"/>
+        </w:rPr>
+        <w:t>心得：</w:t>
+      </w:r>
+      <w:r>
+        <w:rPr>
+          <w:rFonts w:ascii="Times New Roman" w:hAnsi="Times New Roman" w:eastAsia="宋体"/>
+          <w:b w:val="0"/>
+          <w:color w:val="000000"/>
+          <w:sz w:val="20"/>
+          <w:u w:val="single"/>
+        </w:rPr>
+        <w:tab/>
+      </w:r>
+    </w:p>
+    <w:p>
+      <w:pPr>
+        <w:keepNext/>
+        <w:keepLines/>
+        <w:widowControl/>
+        <w:spacing w:before="0" w:after="40" w:line="264" w:lineRule="auto"/>
+      </w:pPr>
+      <w:r>
+        <w:rPr>
+          <w:rFonts w:ascii="Times New Roman" w:hAnsi="Times New Roman" w:eastAsia="宋体"/>
+          <w:b/>
+          <w:color w:val="000000"/>
+          <w:sz w:val="21"/>
+          <w:u w:val="none"/>
+        </w:rPr>
+        <w:t>3.</w:t>
+      </w:r>
+      <w:r>
+        <w:rPr>
+          <w:rFonts w:ascii="Times New Roman" w:hAnsi="Times New Roman" w:eastAsia="宋体"/>
+          <w:b w:val="0"/>
+          <w:color w:val="000000"/>
+          <w:sz w:val="21"/>
+          <w:u w:val="none"/>
+        </w:rPr>
+        <w:t xml:space="preserve"> ________</w:t>
+      </w:r>
+    </w:p>
+    <w:p>
+      <w:pPr>
+        <w:keepNext/>
+        <w:keepLines/>
+        <w:widowControl/>
+        <w:tabs>
+          <w:tab w:pos="7200" w:val="left"/>
+        </w:tabs>
+        <w:spacing w:before="0" w:after="20" w:line="380" w:lineRule="exact"/>
+      </w:pPr>
+      <w:r>
+        <w:rPr>
+          <w:rFonts w:ascii="Times New Roman" w:hAnsi="Times New Roman" w:eastAsia="宋体"/>
+          <w:b w:val="0"/>
+          <w:color w:val="000000"/>
+          <w:sz w:val="20"/>
+          <w:u w:val="none"/>
+        </w:rPr>
+        <w:t>订正：</w:t>
+      </w:r>
+      <w:r>
+        <w:rPr>
+          <w:rFonts w:ascii="Times New Roman" w:hAnsi="Times New Roman" w:eastAsia="宋体"/>
+          <w:b w:val="0"/>
+          <w:color w:val="000000"/>
+          <w:sz w:val="20"/>
+          <w:u w:val="single"/>
+        </w:rPr>
+        <w:tab/>
+      </w:r>
+    </w:p>
+    <w:p>
+      <w:pPr>
+        <w:keepNext w:val="0"/>
+        <w:keepLines/>
+        <w:widowControl/>
+        <w:tabs>
+          <w:tab w:pos="7200" w:val="left"/>
+        </w:tabs>
+        <w:spacing w:before="0" w:after="80" w:line="380" w:lineRule="exact"/>
+      </w:pPr>
+      <w:r>
+        <w:rPr>
+          <w:rFonts w:ascii="Times New Roman" w:hAnsi="Times New Roman" w:eastAsia="宋体"/>
+          <w:b w:val="0"/>
+          <w:color w:val="000000"/>
+          <w:sz w:val="20"/>
+          <w:u w:val="none"/>
+        </w:rPr>
+        <w:t>心得：</w:t>
+      </w:r>
+      <w:r>
+        <w:rPr>
+          <w:rFonts w:ascii="Times New Roman" w:hAnsi="Times New Roman" w:eastAsia="宋体"/>
+          <w:b w:val="0"/>
+          <w:color w:val="000000"/>
+          <w:sz w:val="20"/>
+          <w:u w:val="single"/>
+        </w:rPr>
+        <w:tab/>
+      </w:r>
+    </w:p>
+    <w:p>
+      <w:pPr>
+        <w:keepNext/>
+        <w:keepLines/>
+        <w:widowControl/>
+        <w:spacing w:before="0" w:after="40" w:line="264" w:lineRule="auto"/>
+      </w:pPr>
+      <w:r>
+        <w:rPr>
+          <w:rFonts w:ascii="Times New Roman" w:hAnsi="Times New Roman" w:eastAsia="宋体"/>
+          <w:b/>
+          <w:color w:val="000000"/>
+          <w:sz w:val="21"/>
+          <w:u w:val="none"/>
+        </w:rPr>
+        <w:t>4.</w:t>
+      </w:r>
+      <w:r>
+        <w:rPr>
+          <w:rFonts w:ascii="Times New Roman" w:hAnsi="Times New Roman" w:eastAsia="宋体"/>
+          <w:b w:val="0"/>
+          <w:color w:val="000000"/>
+          <w:sz w:val="21"/>
+          <w:u w:val="none"/>
+        </w:rPr>
+        <w:t xml:space="preserve"> ________</w:t>
+      </w:r>
+    </w:p>
+    <w:p>
+      <w:pPr>
+        <w:keepNext/>
+        <w:keepLines/>
+        <w:widowControl/>
+        <w:tabs>
+          <w:tab w:pos="7200" w:val="left"/>
+        </w:tabs>
+        <w:spacing w:before="0" w:after="20" w:line="380" w:lineRule="exact"/>
+      </w:pPr>
+      <w:r>
+        <w:rPr>
+          <w:rFonts w:ascii="Times New Roman" w:hAnsi="Times New Roman" w:eastAsia="宋体"/>
+          <w:b w:val="0"/>
+          <w:color w:val="000000"/>
+          <w:sz w:val="20"/>
+          <w:u w:val="none"/>
+        </w:rPr>
+        <w:t>订正：</w:t>
+      </w:r>
+      <w:r>
+        <w:rPr>
+          <w:rFonts w:ascii="Times New Roman" w:hAnsi="Times New Roman" w:eastAsia="宋体"/>
+          <w:b w:val="0"/>
+          <w:color w:val="000000"/>
+          <w:sz w:val="20"/>
+          <w:u w:val="single"/>
+        </w:rPr>
+        <w:tab/>
+      </w:r>
+    </w:p>
+    <w:p>
+      <w:pPr>
+        <w:keepNext w:val="0"/>
+        <w:keepLines/>
+        <w:widowControl/>
+        <w:tabs>
+          <w:tab w:pos="7200" w:val="left"/>
+        </w:tabs>
+        <w:spacing w:before="0" w:after="80" w:line="380" w:lineRule="exact"/>
+      </w:pPr>
+      <w:r>
+        <w:rPr>
+          <w:rFonts w:ascii="Times New Roman" w:hAnsi="Times New Roman" w:eastAsia="宋体"/>
+          <w:b w:val="0"/>
+          <w:color w:val="000000"/>
+          <w:sz w:val="20"/>
+          <w:u w:val="none"/>
+        </w:rPr>
+        <w:t>心得：</w:t>
+      </w:r>
+      <w:r>
+        <w:rPr>
+          <w:rFonts w:ascii="Times New Roman" w:hAnsi="Times New Roman" w:eastAsia="宋体"/>
+          <w:b w:val="0"/>
+          <w:color w:val="000000"/>
+          <w:sz w:val="20"/>
+          <w:u w:val="single"/>
+        </w:rPr>
+        <w:tab/>
+      </w:r>
+    </w:p>
+    <w:p>
+      <w:pPr>
+        <w:keepNext/>
+        <w:keepLines/>
+        <w:widowControl/>
+        <w:spacing w:before="0" w:after="40" w:line="264" w:lineRule="auto"/>
+      </w:pPr>
+      <w:r>
+        <w:rPr>
+          <w:rFonts w:ascii="Times New Roman" w:hAnsi="Times New Roman" w:eastAsia="宋体"/>
+          <w:b/>
+          <w:color w:val="000000"/>
+          <w:sz w:val="21"/>
+          <w:u w:val="none"/>
+        </w:rPr>
+        <w:t>5.</w:t>
+      </w:r>
+      <w:r>
+        <w:rPr>
+          <w:rFonts w:ascii="Times New Roman" w:hAnsi="Times New Roman" w:eastAsia="宋体"/>
+          <w:b w:val="0"/>
+          <w:color w:val="000000"/>
+          <w:sz w:val="21"/>
+          <w:u w:val="none"/>
+        </w:rPr>
+        <w:t xml:space="preserve"> ________</w:t>
+      </w:r>
+    </w:p>
+    <w:p>
+      <w:pPr>
+        <w:keepNext/>
+        <w:keepLines/>
+        <w:widowControl/>
+        <w:tabs>
+          <w:tab w:pos="7200" w:val="left"/>
+        </w:tabs>
+        <w:spacing w:before="0" w:after="20" w:line="380" w:lineRule="exact"/>
+      </w:pPr>
+      <w:r>
+        <w:rPr>
+          <w:rFonts w:ascii="Times New Roman" w:hAnsi="Times New Roman" w:eastAsia="宋体"/>
+          <w:b w:val="0"/>
+          <w:color w:val="000000"/>
+          <w:sz w:val="20"/>
+          <w:u w:val="none"/>
+        </w:rPr>
+        <w:t>订正：</w:t>
+      </w:r>
+      <w:r>
+        <w:rPr>
+          <w:rFonts w:ascii="Times New Roman" w:hAnsi="Times New Roman" w:eastAsia="宋体"/>
+          <w:b w:val="0"/>
+          <w:color w:val="000000"/>
+          <w:sz w:val="20"/>
+          <w:u w:val="single"/>
+        </w:rPr>
+        <w:tab/>
+      </w:r>
+    </w:p>
+    <w:p>
+      <w:pPr>
+        <w:keepNext w:val="0"/>
+        <w:keepLines/>
+        <w:widowControl/>
+        <w:tabs>
+          <w:tab w:pos="7200" w:val="left"/>
+        </w:tabs>
+        <w:spacing w:before="0" w:after="80" w:line="380" w:lineRule="exact"/>
+      </w:pPr>
+      <w:r>
+        <w:rPr>
+          <w:rFonts w:ascii="Times New Roman" w:hAnsi="Times New Roman" w:eastAsia="宋体"/>
+          <w:b w:val="0"/>
+          <w:color w:val="000000"/>
+          <w:sz w:val="20"/>
+          <w:u w:val="none"/>
+        </w:rPr>
+        <w:t>心得：</w:t>
+      </w:r>
+      <w:r>
+        <w:rPr>
+          <w:rFonts w:ascii="Times New Roman" w:hAnsi="Times New Roman" w:eastAsia="宋体"/>
+          <w:b w:val="0"/>
+          <w:color w:val="000000"/>
+          <w:sz w:val="20"/>
+          <w:u w:val="single"/>
+        </w:rPr>
+        <w:tab/>
+      </w:r>
+    </w:p>
+    <w:p>
+      <w:pPr>
+        <w:keepNext/>
+        <w:keepLines/>
+        <w:widowControl/>
+        <w:spacing w:before="80" w:after="80" w:line="264" w:lineRule="auto"/>
+      </w:pPr>
+      <w:r>
+        <w:rPr>
+          <w:rFonts w:ascii="Times New Roman" w:hAnsi="Times New Roman" w:eastAsia="宋体"/>
+          <w:b/>
+          <w:color w:val="000000"/>
+          <w:sz w:val="22"/>
+          <w:u w:val="none"/>
+        </w:rPr>
+        <w:t>阅读训练 E</w:t>
+      </w:r>
+    </w:p>
+    <w:p>
+      <w:pPr>
+        <w:keepNext/>
+        <w:keepLines/>
+        <w:widowControl/>
+        <w:spacing w:before="0" w:after="60" w:line="264" w:lineRule="auto"/>
+      </w:pPr>
+      <w:r>
+        <w:rPr>
+          <w:rFonts w:ascii="Times New Roman" w:hAnsi="Times New Roman" w:eastAsia="宋体"/>
+          <w:b/>
+          <w:color w:val="000000"/>
+          <w:sz w:val="21"/>
+          <w:u w:val="none"/>
+        </w:rPr>
+        <w:t>Answer the questions.</w:t>
+      </w:r>
+    </w:p>
+    <w:p>
+      <w:pPr>
+        <w:keepNext w:val="0"/>
+        <w:keepLines w:val="0"/>
+        <w:widowControl/>
+        <w:spacing w:before="0" w:after="60" w:line="264" w:lineRule="auto"/>
+      </w:pPr>
+      <w:r>
+        <w:rPr>
+          <w:rFonts w:ascii="Times New Roman" w:hAnsi="Times New Roman" w:eastAsia="宋体"/>
+          <w:b w:val="0"/>
+          <w:color w:val="000000"/>
+          <w:sz w:val="21"/>
+          <w:u w:val="none"/>
+        </w:rPr>
+        <w:t>At the age of 93, Jing Kui acted in The Old Barber（《剃头匠》）, a film about the life of an old barber. He needed to remember all his words in the film and live with the other actors for weeks, but he finished the film successfully and won an acting prize.</w:t>
+      </w:r>
+    </w:p>
+    <w:p>
+      <w:pPr>
+        <w:keepNext w:val="0"/>
+        <w:keepLines w:val="0"/>
+        <w:widowControl/>
+        <w:spacing w:before="0" w:after="60" w:line="264" w:lineRule="auto"/>
+      </w:pPr>
+      <w:r>
+        <w:rPr>
+          <w:rFonts w:ascii="Times New Roman" w:hAnsi="Times New Roman" w:eastAsia="宋体"/>
+          <w:b w:val="0"/>
+          <w:color w:val="000000"/>
+          <w:sz w:val="21"/>
+          <w:u w:val="none"/>
+        </w:rPr>
+        <w:t>Mr Jing was a barber all his life. Born in 1913, he started to learn how to cut hair at the age of 15. Five years later, he had his own barbershop. When he was 88, he was still working. The only difference was that he began to travel from home to home to serve the people. And most of them were very old. His story moved people, as well as the film director（导演）, who decided to make a film about him.</w:t>
+      </w:r>
+    </w:p>
+    <w:p>
+      <w:pPr>
+        <w:keepNext w:val="0"/>
+        <w:keepLines w:val="0"/>
+        <w:widowControl/>
+        <w:spacing w:before="0" w:after="60" w:line="264" w:lineRule="auto"/>
+      </w:pPr>
+      <w:r>
+        <w:rPr>
+          <w:rFonts w:ascii="Times New Roman" w:hAnsi="Times New Roman" w:eastAsia="宋体"/>
+          <w:b w:val="0"/>
+          <w:color w:val="000000"/>
+          <w:sz w:val="21"/>
+          <w:u w:val="none"/>
+        </w:rPr>
+        <w:t>The old barber got up very early to practise his words of the film each day. He worked hard at it because he didn't want to disappoint the director. The director was worried, because he didn't know if Mr Jing could keep it going until the filming was done. But Mr Jing really did better than the director had expected.</w:t>
+      </w:r>
+    </w:p>
+    <w:p>
+      <w:pPr>
+        <w:keepNext/>
+        <w:keepLines/>
+        <w:widowControl/>
+        <w:spacing w:before="0" w:after="40" w:line="264" w:lineRule="auto"/>
+      </w:pPr>
+      <w:r>
+        <w:rPr>
+          <w:rFonts w:ascii="Times New Roman" w:hAnsi="Times New Roman" w:eastAsia="宋体"/>
+          <w:b/>
+          <w:color w:val="000000"/>
+          <w:sz w:val="21"/>
+          <w:u w:val="none"/>
+        </w:rPr>
+        <w:t>1.</w:t>
+      </w:r>
+      <w:r>
+        <w:rPr>
+          <w:rFonts w:ascii="Times New Roman" w:hAnsi="Times New Roman" w:eastAsia="宋体"/>
+          <w:b w:val="0"/>
+          <w:color w:val="000000"/>
+          <w:sz w:val="21"/>
+          <w:u w:val="none"/>
+        </w:rPr>
+        <w:t xml:space="preserve"> Did the success of The Old Barber bring Mr Jing an acting prize?</w:t>
+      </w:r>
+    </w:p>
+    <w:p>
+      <w:pPr>
+        <w:keepNext/>
+        <w:keepLines/>
+        <w:widowControl/>
+        <w:tabs>
+          <w:tab w:pos="7200" w:val="left"/>
+        </w:tabs>
+        <w:spacing w:before="0" w:after="20" w:line="380" w:lineRule="exact"/>
+      </w:pPr>
+      <w:r>
+        <w:rPr>
+          <w:rFonts w:ascii="Times New Roman" w:hAnsi="Times New Roman" w:eastAsia="宋体"/>
+          <w:b w:val="0"/>
+          <w:color w:val="000000"/>
+          <w:sz w:val="20"/>
+          <w:u w:val="none"/>
+        </w:rPr>
+        <w:t>订正：</w:t>
+      </w:r>
+      <w:r>
+        <w:rPr>
+          <w:rFonts w:ascii="Times New Roman" w:hAnsi="Times New Roman" w:eastAsia="宋体"/>
+          <w:b w:val="0"/>
+          <w:color w:val="000000"/>
+          <w:sz w:val="20"/>
+          <w:u w:val="single"/>
+        </w:rPr>
+        <w:tab/>
+      </w:r>
+    </w:p>
+    <w:p>
+      <w:pPr>
+        <w:keepNext/>
+        <w:keepLines/>
+        <w:widowControl/>
+        <w:tabs>
+          <w:tab w:pos="7200" w:val="left"/>
+        </w:tabs>
+        <w:spacing w:before="0" w:after="20" w:line="380" w:lineRule="exact"/>
+      </w:pPr>
+      <w:r>
+        <w:rPr>
+          <w:rFonts w:ascii="Times New Roman" w:hAnsi="Times New Roman" w:eastAsia="宋体"/>
+          <w:b w:val="0"/>
+          <w:color w:val="000000"/>
+          <w:sz w:val="20"/>
+          <w:u w:val="single"/>
+        </w:rPr>
+        <w:tab/>
+      </w:r>
+    </w:p>
+    <w:p>
+      <w:pPr>
+        <w:keepNext w:val="0"/>
+        <w:keepLines/>
+        <w:widowControl/>
+        <w:tabs>
+          <w:tab w:pos="7200" w:val="left"/>
+        </w:tabs>
+        <w:spacing w:before="0" w:after="80" w:line="380" w:lineRule="exact"/>
+      </w:pPr>
+      <w:r>
+        <w:rPr>
+          <w:rFonts w:ascii="Times New Roman" w:hAnsi="Times New Roman" w:eastAsia="宋体"/>
+          <w:b w:val="0"/>
+          <w:color w:val="000000"/>
+          <w:sz w:val="20"/>
+          <w:u w:val="none"/>
+        </w:rPr>
+        <w:t>心得：</w:t>
+      </w:r>
+      <w:r>
+        <w:rPr>
+          <w:rFonts w:ascii="Times New Roman" w:hAnsi="Times New Roman" w:eastAsia="宋体"/>
+          <w:b w:val="0"/>
+          <w:color w:val="000000"/>
+          <w:sz w:val="20"/>
+          <w:u w:val="single"/>
+        </w:rPr>
+        <w:tab/>
+      </w:r>
+    </w:p>
+    <w:p>
+      <w:pPr>
+        <w:keepNext/>
+        <w:keepLines/>
+        <w:widowControl/>
+        <w:spacing w:before="0" w:after="40" w:line="264" w:lineRule="auto"/>
+      </w:pPr>
+      <w:r>
+        <w:rPr>
+          <w:rFonts w:ascii="Times New Roman" w:hAnsi="Times New Roman" w:eastAsia="宋体"/>
+          <w:b/>
+          <w:color w:val="000000"/>
+          <w:sz w:val="21"/>
+          <w:u w:val="none"/>
+        </w:rPr>
+        <w:t>2.</w:t>
+      </w:r>
+      <w:r>
+        <w:rPr>
+          <w:rFonts w:ascii="Times New Roman" w:hAnsi="Times New Roman" w:eastAsia="宋体"/>
+          <w:b w:val="0"/>
+          <w:color w:val="000000"/>
+          <w:sz w:val="21"/>
+          <w:u w:val="none"/>
+        </w:rPr>
+        <w:t xml:space="preserve"> When did Mr Jing have his own barbershop?</w:t>
+      </w:r>
+    </w:p>
+    <w:p>
+      <w:pPr>
+        <w:keepNext/>
+        <w:keepLines/>
+        <w:widowControl/>
+        <w:tabs>
+          <w:tab w:pos="7200" w:val="left"/>
+        </w:tabs>
+        <w:spacing w:before="0" w:after="20" w:line="380" w:lineRule="exact"/>
+      </w:pPr>
+      <w:r>
+        <w:rPr>
+          <w:rFonts w:ascii="Times New Roman" w:hAnsi="Times New Roman" w:eastAsia="宋体"/>
+          <w:b w:val="0"/>
+          <w:color w:val="000000"/>
+          <w:sz w:val="20"/>
+          <w:u w:val="none"/>
+        </w:rPr>
+        <w:t>订正：</w:t>
+      </w:r>
+      <w:r>
+        <w:rPr>
+          <w:rFonts w:ascii="Times New Roman" w:hAnsi="Times New Roman" w:eastAsia="宋体"/>
+          <w:b w:val="0"/>
+          <w:color w:val="000000"/>
+          <w:sz w:val="20"/>
+          <w:u w:val="single"/>
+        </w:rPr>
+        <w:tab/>
+      </w:r>
+    </w:p>
+    <w:p>
+      <w:pPr>
+        <w:keepNext/>
+        <w:keepLines/>
+        <w:widowControl/>
+        <w:tabs>
+          <w:tab w:pos="7200" w:val="left"/>
+        </w:tabs>
+        <w:spacing w:before="0" w:after="20" w:line="380" w:lineRule="exact"/>
+      </w:pPr>
+      <w:r>
+        <w:rPr>
+          <w:rFonts w:ascii="Times New Roman" w:hAnsi="Times New Roman" w:eastAsia="宋体"/>
+          <w:b w:val="0"/>
+          <w:color w:val="000000"/>
+          <w:sz w:val="20"/>
+          <w:u w:val="single"/>
+        </w:rPr>
+        <w:tab/>
+      </w:r>
+    </w:p>
+    <w:p>
+      <w:pPr>
+        <w:keepNext w:val="0"/>
+        <w:keepLines/>
+        <w:widowControl/>
+        <w:tabs>
+          <w:tab w:pos="7200" w:val="left"/>
+        </w:tabs>
+        <w:spacing w:before="0" w:after="80" w:line="380" w:lineRule="exact"/>
+      </w:pPr>
+      <w:r>
+        <w:rPr>
+          <w:rFonts w:ascii="Times New Roman" w:hAnsi="Times New Roman" w:eastAsia="宋体"/>
+          <w:b w:val="0"/>
+          <w:color w:val="000000"/>
+          <w:sz w:val="20"/>
+          <w:u w:val="none"/>
+        </w:rPr>
+        <w:t>心得：</w:t>
+      </w:r>
+      <w:r>
+        <w:rPr>
+          <w:rFonts w:ascii="Times New Roman" w:hAnsi="Times New Roman" w:eastAsia="宋体"/>
+          <w:b w:val="0"/>
+          <w:color w:val="000000"/>
+          <w:sz w:val="20"/>
+          <w:u w:val="single"/>
+        </w:rPr>
+        <w:tab/>
+      </w:r>
+    </w:p>
+    <w:p>
+      <w:pPr>
+        <w:keepNext/>
+        <w:keepLines/>
+        <w:widowControl/>
+        <w:spacing w:before="0" w:after="40" w:line="264" w:lineRule="auto"/>
+      </w:pPr>
+      <w:r>
+        <w:rPr>
+          <w:rFonts w:ascii="Times New Roman" w:hAnsi="Times New Roman" w:eastAsia="宋体"/>
+          <w:b/>
+          <w:color w:val="000000"/>
+          <w:sz w:val="21"/>
+          <w:u w:val="none"/>
+        </w:rPr>
+        <w:t>3.</w:t>
+      </w:r>
+      <w:r>
+        <w:rPr>
+          <w:rFonts w:ascii="Times New Roman" w:hAnsi="Times New Roman" w:eastAsia="宋体"/>
+          <w:b w:val="0"/>
+          <w:color w:val="000000"/>
+          <w:sz w:val="21"/>
+          <w:u w:val="none"/>
+        </w:rPr>
+        <w:t xml:space="preserve"> Mr Jing stopped working when he was 88, didn't he?</w:t>
+      </w:r>
+    </w:p>
+    <w:p>
+      <w:pPr>
+        <w:keepNext/>
+        <w:keepLines/>
+        <w:widowControl/>
+        <w:tabs>
+          <w:tab w:pos="7200" w:val="left"/>
+        </w:tabs>
+        <w:spacing w:before="0" w:after="20" w:line="380" w:lineRule="exact"/>
+      </w:pPr>
+      <w:r>
+        <w:rPr>
+          <w:rFonts w:ascii="Times New Roman" w:hAnsi="Times New Roman" w:eastAsia="宋体"/>
+          <w:b w:val="0"/>
+          <w:color w:val="000000"/>
+          <w:sz w:val="20"/>
+          <w:u w:val="none"/>
+        </w:rPr>
+        <w:t>订正：</w:t>
+      </w:r>
+      <w:r>
+        <w:rPr>
+          <w:rFonts w:ascii="Times New Roman" w:hAnsi="Times New Roman" w:eastAsia="宋体"/>
+          <w:b w:val="0"/>
+          <w:color w:val="000000"/>
+          <w:sz w:val="20"/>
+          <w:u w:val="single"/>
+        </w:rPr>
+        <w:tab/>
+      </w:r>
+    </w:p>
+    <w:p>
+      <w:pPr>
+        <w:keepNext/>
+        <w:keepLines/>
+        <w:widowControl/>
+        <w:tabs>
+          <w:tab w:pos="7200" w:val="left"/>
+        </w:tabs>
+        <w:spacing w:before="0" w:after="20" w:line="380" w:lineRule="exact"/>
+      </w:pPr>
+      <w:r>
+        <w:rPr>
+          <w:rFonts w:ascii="Times New Roman" w:hAnsi="Times New Roman" w:eastAsia="宋体"/>
+          <w:b w:val="0"/>
+          <w:color w:val="000000"/>
+          <w:sz w:val="20"/>
+          <w:u w:val="single"/>
+        </w:rPr>
+        <w:tab/>
+      </w:r>
+    </w:p>
+    <w:p>
+      <w:pPr>
+        <w:keepNext w:val="0"/>
+        <w:keepLines/>
+        <w:widowControl/>
+        <w:tabs>
+          <w:tab w:pos="7200" w:val="left"/>
+        </w:tabs>
+        <w:spacing w:before="0" w:after="80" w:line="380" w:lineRule="exact"/>
+      </w:pPr>
+      <w:r>
+        <w:rPr>
+          <w:rFonts w:ascii="Times New Roman" w:hAnsi="Times New Roman" w:eastAsia="宋体"/>
+          <w:b w:val="0"/>
+          <w:color w:val="000000"/>
+          <w:sz w:val="20"/>
+          <w:u w:val="none"/>
+        </w:rPr>
+        <w:t>心得：</w:t>
+      </w:r>
+      <w:r>
+        <w:rPr>
+          <w:rFonts w:ascii="Times New Roman" w:hAnsi="Times New Roman" w:eastAsia="宋体"/>
+          <w:b w:val="0"/>
+          <w:color w:val="000000"/>
+          <w:sz w:val="20"/>
+          <w:u w:val="single"/>
+        </w:rPr>
+        <w:tab/>
+      </w:r>
+    </w:p>
+    <w:p>
+      <w:pPr>
+        <w:keepNext/>
+        <w:keepLines/>
+        <w:widowControl/>
+        <w:spacing w:before="0" w:after="40" w:line="264" w:lineRule="auto"/>
+      </w:pPr>
+      <w:r>
+        <w:rPr>
+          <w:rFonts w:ascii="Times New Roman" w:hAnsi="Times New Roman" w:eastAsia="宋体"/>
+          <w:b/>
+          <w:color w:val="000000"/>
+          <w:sz w:val="21"/>
+          <w:u w:val="none"/>
+        </w:rPr>
+        <w:t>4.</w:t>
+      </w:r>
+      <w:r>
+        <w:rPr>
+          <w:rFonts w:ascii="Times New Roman" w:hAnsi="Times New Roman" w:eastAsia="宋体"/>
+          <w:b w:val="0"/>
+          <w:color w:val="000000"/>
+          <w:sz w:val="21"/>
+          <w:u w:val="none"/>
+        </w:rPr>
+        <w:t xml:space="preserve"> What did the film director think of Mr Jing's work in the film?</w:t>
+      </w:r>
+    </w:p>
+    <w:p>
+      <w:pPr>
+        <w:keepNext/>
+        <w:keepLines/>
+        <w:widowControl/>
+        <w:spacing w:before="0" w:after="20" w:line="264" w:lineRule="auto"/>
+      </w:pPr>
+      <w:r>
+        <w:rPr>
+          <w:rFonts w:ascii="Times New Roman" w:hAnsi="Times New Roman" w:eastAsia="宋体"/>
+          <w:b/>
+          <w:color w:val="000000"/>
+          <w:sz w:val="20"/>
+          <w:u w:val="none"/>
+        </w:rPr>
+        <w:t>朵朵原答案：</w:t>
+      </w:r>
+      <w:r>
+        <w:rPr>
+          <w:rFonts w:ascii="Times New Roman" w:hAnsi="Times New Roman" w:eastAsia="宋体"/>
+          <w:b w:val="0"/>
+          <w:color w:val="000000"/>
+          <w:sz w:val="20"/>
+          <w:u w:val="none"/>
+        </w:rPr>
+        <w:t xml:space="preserve"> He did better than the director in the film.</w:t>
+      </w:r>
+    </w:p>
+    <w:p>
+      <w:pPr>
+        <w:keepNext/>
+        <w:keepLines/>
+        <w:widowControl/>
+        <w:tabs>
+          <w:tab w:pos="7200" w:val="left"/>
+        </w:tabs>
+        <w:spacing w:before="0" w:after="20" w:line="380" w:lineRule="exact"/>
+      </w:pPr>
+      <w:r>
+        <w:rPr>
+          <w:rFonts w:ascii="Times New Roman" w:hAnsi="Times New Roman" w:eastAsia="宋体"/>
+          <w:b w:val="0"/>
+          <w:color w:val="000000"/>
+          <w:sz w:val="20"/>
+          <w:u w:val="none"/>
+        </w:rPr>
+        <w:t>订正：</w:t>
+      </w:r>
+      <w:r>
+        <w:rPr>
+          <w:rFonts w:ascii="Times New Roman" w:hAnsi="Times New Roman" w:eastAsia="宋体"/>
+          <w:b w:val="0"/>
+          <w:color w:val="000000"/>
+          <w:sz w:val="20"/>
+          <w:u w:val="single"/>
+        </w:rPr>
+        <w:tab/>
+      </w:r>
+    </w:p>
+    <w:p>
+      <w:pPr>
+        <w:keepNext/>
+        <w:keepLines/>
+        <w:widowControl/>
+        <w:tabs>
+          <w:tab w:pos="7200" w:val="left"/>
+        </w:tabs>
+        <w:spacing w:before="0" w:after="20" w:line="380" w:lineRule="exact"/>
+      </w:pPr>
+      <w:r>
+        <w:rPr>
+          <w:rFonts w:ascii="Times New Roman" w:hAnsi="Times New Roman" w:eastAsia="宋体"/>
+          <w:b w:val="0"/>
+          <w:color w:val="000000"/>
+          <w:sz w:val="20"/>
+          <w:u w:val="single"/>
+        </w:rPr>
+        <w:tab/>
+      </w:r>
+    </w:p>
+    <w:p>
+      <w:pPr>
+        <w:keepNext w:val="0"/>
+        <w:keepLines/>
+        <w:widowControl/>
+        <w:tabs>
+          <w:tab w:pos="7200" w:val="left"/>
+        </w:tabs>
+        <w:spacing w:before="0" w:after="80" w:line="380" w:lineRule="exact"/>
+      </w:pPr>
+      <w:r>
+        <w:rPr>
+          <w:rFonts w:ascii="Times New Roman" w:hAnsi="Times New Roman" w:eastAsia="宋体"/>
+          <w:b w:val="0"/>
+          <w:color w:val="000000"/>
+          <w:sz w:val="20"/>
+          <w:u w:val="none"/>
+        </w:rPr>
+        <w:t>心得：</w:t>
+      </w:r>
+      <w:r>
+        <w:rPr>
+          <w:rFonts w:ascii="Times New Roman" w:hAnsi="Times New Roman" w:eastAsia="宋体"/>
+          <w:b w:val="0"/>
+          <w:color w:val="000000"/>
+          <w:sz w:val="20"/>
+          <w:u w:val="single"/>
+        </w:rPr>
+        <w:tab/>
+      </w:r>
+    </w:p>
+    <w:p>
+      <w:pPr>
+        <w:keepNext/>
+        <w:keepLines/>
+        <w:widowControl/>
+        <w:spacing w:before="0" w:after="40" w:line="264" w:lineRule="auto"/>
+      </w:pPr>
+      <w:r>
+        <w:rPr>
+          <w:rFonts w:ascii="Times New Roman" w:hAnsi="Times New Roman" w:eastAsia="宋体"/>
+          <w:b/>
+          <w:color w:val="000000"/>
+          <w:sz w:val="21"/>
+          <w:u w:val="none"/>
+        </w:rPr>
+        <w:t>5.</w:t>
+      </w:r>
+      <w:r>
+        <w:rPr>
+          <w:rFonts w:ascii="Times New Roman" w:hAnsi="Times New Roman" w:eastAsia="宋体"/>
+          <w:b w:val="0"/>
+          <w:color w:val="000000"/>
+          <w:sz w:val="21"/>
+          <w:u w:val="none"/>
+        </w:rPr>
+        <w:t xml:space="preserve"> What can we learn from Mr Jing's story?</w:t>
+      </w:r>
+    </w:p>
+    <w:p>
+      <w:pPr>
+        <w:keepNext/>
+        <w:keepLines/>
+        <w:widowControl/>
+        <w:spacing w:before="0" w:after="20" w:line="264" w:lineRule="auto"/>
+      </w:pPr>
+      <w:r>
+        <w:rPr>
+          <w:rFonts w:ascii="Times New Roman" w:hAnsi="Times New Roman" w:eastAsia="宋体"/>
+          <w:b/>
+          <w:color w:val="000000"/>
+          <w:sz w:val="20"/>
+          <w:u w:val="none"/>
+        </w:rPr>
+        <w:t>朵朵原答案：</w:t>
+      </w:r>
+      <w:r>
+        <w:rPr>
+          <w:rFonts w:ascii="Times New Roman" w:hAnsi="Times New Roman" w:eastAsia="宋体"/>
+          <w:b w:val="0"/>
+          <w:color w:val="000000"/>
+          <w:sz w:val="20"/>
+          <w:u w:val="none"/>
+        </w:rPr>
+        <w:t xml:space="preserve"> I learn it's old and learn old</w:t>
+      </w:r>
+    </w:p>
+    <w:p>
+      <w:pPr>
+        <w:keepNext/>
+        <w:keepLines/>
+        <w:widowControl/>
+        <w:tabs>
+          <w:tab w:pos="7200" w:val="left"/>
+        </w:tabs>
+        <w:spacing w:before="0" w:after="20" w:line="380" w:lineRule="exact"/>
+      </w:pPr>
+      <w:r>
+        <w:rPr>
+          <w:rFonts w:ascii="Times New Roman" w:hAnsi="Times New Roman" w:eastAsia="宋体"/>
+          <w:b w:val="0"/>
+          <w:color w:val="000000"/>
+          <w:sz w:val="20"/>
+          <w:u w:val="none"/>
+        </w:rPr>
+        <w:t>订正：</w:t>
+      </w:r>
+      <w:r>
+        <w:rPr>
+          <w:rFonts w:ascii="Times New Roman" w:hAnsi="Times New Roman" w:eastAsia="宋体"/>
+          <w:b w:val="0"/>
+          <w:color w:val="000000"/>
+          <w:sz w:val="20"/>
+          <w:u w:val="single"/>
+        </w:rPr>
+        <w:tab/>
+      </w:r>
+    </w:p>
+    <w:p>
+      <w:pPr>
+        <w:keepNext/>
+        <w:keepLines/>
+        <w:widowControl/>
+        <w:tabs>
+          <w:tab w:pos="7200" w:val="left"/>
+        </w:tabs>
+        <w:spacing w:before="0" w:after="20" w:line="380" w:lineRule="exact"/>
+      </w:pPr>
+      <w:r>
+        <w:rPr>
+          <w:rFonts w:ascii="Times New Roman" w:hAnsi="Times New Roman" w:eastAsia="宋体"/>
+          <w:b w:val="0"/>
+          <w:color w:val="000000"/>
+          <w:sz w:val="20"/>
+          <w:u w:val="single"/>
+        </w:rPr>
+        <w:tab/>
+      </w:r>
+    </w:p>
+    <w:p>
+      <w:pPr>
+        <w:keepNext w:val="0"/>
+        <w:keepLines/>
+        <w:widowControl/>
+        <w:tabs>
+          <w:tab w:pos="7200" w:val="left"/>
+        </w:tabs>
+        <w:spacing w:before="0" w:after="80" w:line="380" w:lineRule="exact"/>
+      </w:pPr>
+      <w:r>
+        <w:rPr>
+          <w:rFonts w:ascii="Times New Roman" w:hAnsi="Times New Roman" w:eastAsia="宋体"/>
+          <w:b w:val="0"/>
+          <w:color w:val="000000"/>
+          <w:sz w:val="20"/>
+          <w:u w:val="none"/>
+        </w:rPr>
+        <w:t>心得：</w:t>
+      </w:r>
+      <w:r>
+        <w:rPr>
+          <w:rFonts w:ascii="Times New Roman" w:hAnsi="Times New Roman" w:eastAsia="宋体"/>
+          <w:b w:val="0"/>
+          <w:color w:val="000000"/>
+          <w:sz w:val="20"/>
+          <w:u w:val="single"/>
+        </w:rPr>
+        <w:tab/>
       </w:r>
     </w:p>
     <w:sectPr>
-      <w:pgSz w:w="12240" w:h="15840"/>
-      <w:pgMar w:top="964" w:right="1020" w:bottom="964" w:left="1020" w:header="720" w:footer="720" w:gutter="0"/>
+      <w:headerReference w:type="default" r:id="rId9"/>
+      <w:footerReference w:type="default" r:id="rId10"/>
+      <w:pgSz w:w="8391" w:h="11906"/>
+      <w:pgMar w:top="624" w:right="567" w:bottom="680" w:left="567" w:header="283" w:footer="283" w:gutter="0"/>
       <w:cols w:space="720"/>
       <w:docGrid w:linePitch="360"/>
     </w:sectPr>
   </w:body>
 </w:document>
+</file>
+
+<file path=word/footer1.xml><?xml version="1.0" encoding="utf-8"?>
+<w:ftr xmlns:m="http://schemas.openxmlformats.org/officeDocument/2006/math" xmlns:mc="http://schemas.openxmlformats.org/markup-compatibility/2006" xmlns:mo="http://schemas.microsoft.com/office/mac/office/2008/main" xmlns:mv="urn:schemas-microsoft-com:mac:vml" xmlns:o="urn:schemas-microsoft-com:office:office" xmlns:r="http://schemas.openxmlformats.org/officeDocument/2006/relationships" xmlns:v="urn:schemas-microsoft-com:vml" xmlns:w10="urn:schemas-microsoft-com:office:word" xmlns:w14="http://schemas.microsoft.com/office/word/2010/wordml" xmlns:w="http://schemas.openxmlformats.org/wordprocessingml/2006/main" xmlns:wne="http://schemas.microsoft.com/office/word/2006/wordml" xmlns:wp14="http://schemas.microsoft.com/office/word/2010/wordprocessingDrawing" xmlns:wp="http://schemas.openxmlformats.org/drawingml/2006/wordprocessingDrawing" xmlns:wpc="http://schemas.microsoft.com/office/word/2010/wordprocessingCanvas" xmlns:wpg="http://schemas.microsoft.com/office/word/2010/wordprocessingGroup" xmlns:wpi="http://schemas.microsoft.com/office/word/2010/wordprocessingInk" xmlns:wps="http://schemas.microsoft.com/office/word/2010/wordprocessingShape" mc:Ignorable="w14 wp14">
+  <w:p>
+    <w:pPr>
+      <w:pStyle w:val="Footer"/>
+      <w:jc w:val="center"/>
+    </w:pPr>
+    <w:r>
+      <w:rPr>
+        <w:rFonts w:ascii="Times New Roman" w:hAnsi="Times New Roman" w:eastAsia="宋体"/>
+        <w:b w:val="0"/>
+        <w:color w:val="000000"/>
+        <w:sz w:val="16"/>
+        <w:u w:val="none"/>
+      </w:rPr>
+      <w:t xml:space="preserve">第 </w:t>
+    </w:r>
+    <w:fldSimple w:instr="PAGE"/>
+    <w:r>
+      <w:rPr>
+        <w:rFonts w:ascii="Times New Roman" w:hAnsi="Times New Roman" w:eastAsia="宋体"/>
+        <w:b w:val="0"/>
+        <w:color w:val="000000"/>
+        <w:sz w:val="16"/>
+        <w:u w:val="none"/>
+      </w:rPr>
+      <w:t xml:space="preserve"> 页 / 共 </w:t>
+    </w:r>
+    <w:fldSimple w:instr="NUMPAGES"/>
+    <w:r>
+      <w:rPr>
+        <w:rFonts w:ascii="Times New Roman" w:hAnsi="Times New Roman" w:eastAsia="宋体"/>
+        <w:b w:val="0"/>
+        <w:color w:val="000000"/>
+        <w:sz w:val="16"/>
+        <w:u w:val="none"/>
+      </w:rPr>
+      <w:t xml:space="preserve"> 页</w:t>
+    </w:r>
+  </w:p>
+</w:ftr>
+</file>
+
+<file path=word/header1.xml><?xml version="1.0" encoding="utf-8"?>
+<w:hdr xmlns:m="http://schemas.openxmlformats.org/officeDocument/2006/math" xmlns:mc="http://schemas.openxmlformats.org/markup-compatibility/2006" xmlns:mo="http://schemas.microsoft.com/office/mac/office/2008/main" xmlns:mv="urn:schemas-microsoft-com:mac:vml" xmlns:o="urn:schemas-microsoft-com:office:office" xmlns:r="http://schemas.openxmlformats.org/officeDocument/2006/relationships" xmlns:v="urn:schemas-microsoft-com:vml" xmlns:w10="urn:schemas-microsoft-com:office:word" xmlns:w14="http://schemas.microsoft.com/office/word/2010/wordml" xmlns:w="http://schemas.openxmlformats.org/wordprocessingml/2006/main" xmlns:wne="http://schemas.microsoft.com/office/word/2006/wordml" xmlns:wp14="http://schemas.microsoft.com/office/word/2010/wordprocessingDrawing" xmlns:wp="http://schemas.openxmlformats.org/drawingml/2006/wordprocessingDrawing" xmlns:wpc="http://schemas.microsoft.com/office/word/2010/wordprocessingCanvas" xmlns:wpg="http://schemas.microsoft.com/office/word/2010/wordprocessingGroup" xmlns:wpi="http://schemas.microsoft.com/office/word/2010/wordprocessingInk" xmlns:wps="http://schemas.microsoft.com/office/word/2010/wordprocessingShape" mc:Ignorable="w14 wp14">
+  <w:p>
+    <w:pPr>
+      <w:pStyle w:val="Header"/>
+      <w:spacing w:after="0"/>
+    </w:pPr>
+    <w:r>
+      <w:rPr>
+        <w:rFonts w:ascii="Times New Roman" w:hAnsi="Times New Roman" w:eastAsia="宋体"/>
+        <w:b w:val="0"/>
+        <w:color w:val="000000"/>
+        <w:sz w:val="16"/>
+        <w:u w:val="none"/>
+      </w:rPr>
+      <w:t>朵朵英语错题订正本 · L003</w:t>
+    </w:r>
+  </w:p>
+</w:hdr>
 </file>
 
 <file path=word/numbering.xml><?xml version="1.0" encoding="utf-8"?>
@@ -1661,6 +5114,10 @@
     <w:name w:val="Normal"/>
     <w:qFormat/>
     <w:rsid w:val="00FC693F"/>
+    <w:rPr>
+      <w:rFonts w:ascii="Times New Roman" w:hAnsi="Times New Roman" w:eastAsia="宋体"/>
+      <w:sz w:val="21"/>
+    </w:rPr>
   </w:style>
   <w:style w:type="paragraph" w:styleId="Header">
     <w:name w:val="header"/>
